--- a/submission/04_Source_Code_README_Deployment_Tests.docx
+++ b/submission/04_Source_Code_README_Deployment_Tests.docx
@@ -96,7 +96,138 @@
           <w:sz w:val="22"/>
           <w:szCs w:val="22"/>
         </w:rPr>
-        <w:t>WealthPilot Team</w:t>
+        <w:t>Team Joker</w:t>
+      </w:r>
+    </w:p>
+    <w:p>
+      <w:pPr>
+        <w:spacing w:after="40"/>
+        <w:ind w:left="360"/>
+      </w:pPr>
+      <w:r>
+        <w:rPr>
+          <w:b/>
+          <w:bCs/>
+        </w:rPr>
+        <w:t>Md. Rezwanur Rahman Utshaw</w:t>
+      </w:r>
+      <w:r>
+        <w:rPr>
+          <w:color w:val="64748B"/>
+          <w:sz w:val="19"/>
+          <w:szCs w:val="19"/>
+        </w:rPr>
+        <w:t xml:space="preserve">  ·  Industrial Engineering and Management, KUET</w:t>
+      </w:r>
+    </w:p>
+    <w:p>
+      <w:pPr>
+        <w:spacing w:after="40"/>
+        <w:ind w:left="360"/>
+      </w:pPr>
+      <w:r>
+        <w:rPr>
+          <w:b/>
+          <w:bCs/>
+        </w:rPr>
+        <w:t>Gazi Faysal Jubayer</w:t>
+      </w:r>
+      <w:r>
+        <w:rPr>
+          <w:color w:val="64748B"/>
+          <w:sz w:val="19"/>
+          <w:szCs w:val="19"/>
+        </w:rPr>
+        <w:t xml:space="preserve">  ·  Mechanical Engineering, KUET</w:t>
+      </w:r>
+    </w:p>
+    <w:p>
+      <w:pPr>
+        <w:spacing w:after="40"/>
+        <w:ind w:left="360"/>
+      </w:pPr>
+      <w:r>
+        <w:rPr>
+          <w:b/>
+          <w:bCs/>
+        </w:rPr>
+        <w:t>Aseer Awsaf</w:t>
+      </w:r>
+      <w:r>
+        <w:rPr>
+          <w:color w:val="64748B"/>
+          <w:sz w:val="19"/>
+          <w:szCs w:val="19"/>
+        </w:rPr>
+        <w:t xml:space="preserve">  ·  Textile Engineering, KUET</w:t>
+      </w:r>
+    </w:p>
+    <w:p>
+      <w:pPr>
+        <w:spacing w:after="40"/>
+        <w:ind w:left="360"/>
+      </w:pPr>
+      <w:r>
+        <w:rPr>
+          <w:b/>
+          <w:bCs/>
+        </w:rPr>
+        <w:t>Salman Farshi Alam</w:t>
+      </w:r>
+      <w:r>
+        <w:rPr>
+          <w:color w:val="64748B"/>
+          <w:sz w:val="19"/>
+          <w:szCs w:val="19"/>
+        </w:rPr>
+        <w:t xml:space="preserve">  ·  Textile Engineering, KUET</w:t>
+      </w:r>
+    </w:p>
+    <w:p>
+      <w:pPr>
+        <w:spacing w:after="40"/>
+        <w:ind w:left="360"/>
+      </w:pPr>
+      <w:r>
+        <w:rPr>
+          <w:b/>
+          <w:bCs/>
+        </w:rPr>
+        <w:t>Sanjid Hasan</w:t>
+      </w:r>
+      <w:r>
+        <w:rPr>
+          <w:color w:val="64748B"/>
+          <w:sz w:val="19"/>
+          <w:szCs w:val="19"/>
+        </w:rPr>
+        <w:t xml:space="preserve">  ·  Electrical and Electronic Engineering, KUET</w:t>
+      </w:r>
+    </w:p>
+    <w:p>
+      <w:pPr>
+        <w:spacing w:after="120"/>
+        <w:ind w:left="360"/>
+      </w:pPr>
+      <w:r>
+        <w:rPr>
+          <w:i/>
+          <w:iCs/>
+          <w:color w:val="64748B"/>
+          <w:sz w:val="19"/>
+          <w:szCs w:val="19"/>
+        </w:rPr>
+        <w:t>Kh</w:t>
+      </w:r>
+      <w:r>
+        <w:rPr>
+          <w:i/>
+          <w:iCs/>
+          <w:color w:val="64748B"/>
+          <w:sz w:val="19"/>
+          <w:szCs w:val="19"/>
+        </w:rPr>
+        <w:t>ulna University of Engineering &amp; Technology (KUET), Bangladesh</w:t>
       </w:r>
     </w:p>
     <w:p>
@@ -113,13 +244,16 @@
         </w:rPr>
         <w:t xml:space="preserve">Live application  </w:t>
       </w:r>
-      <w:r>
-        <w:rPr>
-          <w:sz w:val="22"/>
-          <w:szCs w:val="22"/>
-        </w:rPr>
-        <w:t>to be added</w:t>
-      </w:r>
+      <w:hyperlink r:id="rId7" w:history="1">
+        <w:r>
+          <w:rPr>
+            <w:rStyle w:val="Hyperlink"/>
+            <w:sz w:val="22"/>
+            <w:szCs w:val="22"/>
+          </w:rPr>
+          <w:t>https://darkslategray-duck-848813.hostingersite.com/</w:t>
+        </w:r>
+      </w:hyperlink>
     </w:p>
     <w:p>
       <w:pPr>
@@ -135,7 +269,7 @@
         </w:rPr>
         <w:t xml:space="preserve">Source code  </w:t>
       </w:r>
-      <w:hyperlink r:id="rId7" w:history="1">
+      <w:hyperlink r:id="rId8" w:history="1">
         <w:r>
           <w:rPr>
             <w:rStyle w:val="Hyperlink"/>
@@ -192,13 +326,13 @@
     <w:sdt>
       <w:sdtPr>
         <w:alias w:val="Contents"/>
-        <w:id w:val="-1823728349"/>
+        <w:id w:val="1772436006"/>
       </w:sdtPr>
       <w:sdtEndPr/>
       <w:sdtContent>
         <w:p>
           <w:pPr>
-            <w:pStyle w:val="TOC1"/>
+            <w:pStyle w:val="TOC2"/>
             <w:tabs>
               <w:tab w:val="right" w:leader="dot" w:pos="9736"/>
             </w:tabs>
@@ -215,13 +349,13 @@
           <w:r>
             <w:fldChar w:fldCharType="separate"/>
           </w:r>
-          <w:hyperlink w:anchor="_Toc243397792" w:history="1">
+          <w:hyperlink w:anchor="_Toc243404721" w:history="1">
             <w:r>
               <w:rPr>
                 <w:rStyle w:val="Hyperlink"/>
                 <w:noProof/>
               </w:rPr>
-              <w:t>WealthPilot</w:t>
+              <w:t>What it does</w:t>
             </w:r>
             <w:r>
               <w:rPr>
@@ -239,7 +373,7 @@
               <w:rPr>
                 <w:noProof/>
               </w:rPr>
-              <w:instrText xml:space="preserve"> PAGEREF _Toc243397792 \h </w:instrText>
+              <w:instrText xml:space="preserve"> PAGEREF _Toc243404721 \h </w:instrText>
             </w:r>
             <w:r>
               <w:rPr>
@@ -276,13 +410,13 @@
               <w:noProof/>
             </w:rPr>
           </w:pPr>
-          <w:hyperlink w:anchor="_Toc243397793" w:history="1">
+          <w:hyperlink w:anchor="_Toc243404722" w:history="1">
             <w:r>
               <w:rPr>
                 <w:rStyle w:val="Hyperlink"/>
                 <w:noProof/>
               </w:rPr>
-              <w:t>What it does</w:t>
+              <w:t>Screenshots</w:t>
             </w:r>
             <w:r>
               <w:rPr>
@@ -300,7 +434,7 @@
               <w:rPr>
                 <w:noProof/>
               </w:rPr>
-              <w:instrText xml:space="preserve"> PAGEREF _Toc243397793 \h </w:instrText>
+              <w:instrText xml:space="preserve"> PAGEREF _Toc243404722 \h </w:instrText>
             </w:r>
             <w:r>
               <w:rPr>
@@ -317,7 +451,7 @@
               <w:rPr>
                 <w:noProof/>
               </w:rPr>
-              <w:t>3</w:t>
+              <w:t>4</w:t>
             </w:r>
             <w:r>
               <w:rPr>
@@ -337,13 +471,13 @@
               <w:noProof/>
             </w:rPr>
           </w:pPr>
-          <w:hyperlink w:anchor="_Toc243397794" w:history="1">
+          <w:hyperlink w:anchor="_Toc243404723" w:history="1">
             <w:r>
               <w:rPr>
                 <w:rStyle w:val="Hyperlink"/>
                 <w:noProof/>
               </w:rPr>
-              <w:t>Screenshots</w:t>
+              <w:t>Tech stack</w:t>
             </w:r>
             <w:r>
               <w:rPr>
@@ -361,7 +495,7 @@
               <w:rPr>
                 <w:noProof/>
               </w:rPr>
-              <w:instrText xml:space="preserve"> PAGEREF _Toc243397794 \h </w:instrText>
+              <w:instrText xml:space="preserve"> PAGEREF _Toc243404723 \h </w:instrText>
             </w:r>
             <w:r>
               <w:rPr>
@@ -378,7 +512,7 @@
               <w:rPr>
                 <w:noProof/>
               </w:rPr>
-              <w:t>3</w:t>
+              <w:t>4</w:t>
             </w:r>
             <w:r>
               <w:rPr>
@@ -398,13 +532,13 @@
               <w:noProof/>
             </w:rPr>
           </w:pPr>
-          <w:hyperlink w:anchor="_Toc243397795" w:history="1">
+          <w:hyperlink w:anchor="_Toc243404724" w:history="1">
             <w:r>
               <w:rPr>
                 <w:rStyle w:val="Hyperlink"/>
                 <w:noProof/>
               </w:rPr>
-              <w:t>Tech stack</w:t>
+              <w:t>Quick start (local)</w:t>
             </w:r>
             <w:r>
               <w:rPr>
@@ -422,7 +556,7 @@
               <w:rPr>
                 <w:noProof/>
               </w:rPr>
-              <w:instrText xml:space="preserve"> PAGEREF _Toc243397795 \h </w:instrText>
+              <w:instrText xml:space="preserve"> PAGEREF _Toc243404724 \h </w:instrText>
             </w:r>
             <w:r>
               <w:rPr>
@@ -439,7 +573,7 @@
               <w:rPr>
                 <w:noProof/>
               </w:rPr>
-              <w:t>4</w:t>
+              <w:t>5</w:t>
             </w:r>
             <w:r>
               <w:rPr>
@@ -459,13 +593,13 @@
               <w:noProof/>
             </w:rPr>
           </w:pPr>
-          <w:hyperlink w:anchor="_Toc243397796" w:history="1">
+          <w:hyperlink w:anchor="_Toc243404725" w:history="1">
             <w:r>
               <w:rPr>
                 <w:rStyle w:val="Hyperlink"/>
                 <w:noProof/>
               </w:rPr>
-              <w:t>Quick start (local)</w:t>
+              <w:t>Scripts</w:t>
             </w:r>
             <w:r>
               <w:rPr>
@@ -483,7 +617,7 @@
               <w:rPr>
                 <w:noProof/>
               </w:rPr>
-              <w:instrText xml:space="preserve"> PAGEREF _Toc243397796 \h </w:instrText>
+              <w:instrText xml:space="preserve"> PAGEREF _Toc243404725 \h </w:instrText>
             </w:r>
             <w:r>
               <w:rPr>
@@ -500,7 +634,7 @@
               <w:rPr>
                 <w:noProof/>
               </w:rPr>
-              <w:t>4</w:t>
+              <w:t>5</w:t>
             </w:r>
             <w:r>
               <w:rPr>
@@ -520,13 +654,13 @@
               <w:noProof/>
             </w:rPr>
           </w:pPr>
-          <w:hyperlink w:anchor="_Toc243397797" w:history="1">
+          <w:hyperlink w:anchor="_Toc243404726" w:history="1">
             <w:r>
               <w:rPr>
                 <w:rStyle w:val="Hyperlink"/>
                 <w:noProof/>
               </w:rPr>
-              <w:t>Scripts</w:t>
+              <w:t>Project structure</w:t>
             </w:r>
             <w:r>
               <w:rPr>
@@ -544,7 +678,7 @@
               <w:rPr>
                 <w:noProof/>
               </w:rPr>
-              <w:instrText xml:space="preserve"> PAGEREF _Toc243397797 \h </w:instrText>
+              <w:instrText xml:space="preserve"> PAGEREF _Toc243404726 \h </w:instrText>
             </w:r>
             <w:r>
               <w:rPr>
@@ -581,13 +715,13 @@
               <w:noProof/>
             </w:rPr>
           </w:pPr>
-          <w:hyperlink w:anchor="_Toc243397798" w:history="1">
+          <w:hyperlink w:anchor="_Toc243404727" w:history="1">
             <w:r>
               <w:rPr>
                 <w:rStyle w:val="Hyperlink"/>
                 <w:noProof/>
               </w:rPr>
-              <w:t>Project structure</w:t>
+              <w:t>Testing</w:t>
             </w:r>
             <w:r>
               <w:rPr>
@@ -605,7 +739,7 @@
               <w:rPr>
                 <w:noProof/>
               </w:rPr>
-              <w:instrText xml:space="preserve"> PAGEREF _Toc243397798 \h </w:instrText>
+              <w:instrText xml:space="preserve"> PAGEREF _Toc243404727 \h </w:instrText>
             </w:r>
             <w:r>
               <w:rPr>
@@ -622,7 +756,7 @@
               <w:rPr>
                 <w:noProof/>
               </w:rPr>
-              <w:t>5</w:t>
+              <w:t>6</w:t>
             </w:r>
             <w:r>
               <w:rPr>
@@ -642,13 +776,13 @@
               <w:noProof/>
             </w:rPr>
           </w:pPr>
-          <w:hyperlink w:anchor="_Toc243397799" w:history="1">
+          <w:hyperlink w:anchor="_Toc243404728" w:history="1">
             <w:r>
               <w:rPr>
                 <w:rStyle w:val="Hyperlink"/>
                 <w:noProof/>
               </w:rPr>
-              <w:t>Testing</w:t>
+              <w:t>Security summary</w:t>
             </w:r>
             <w:r>
               <w:rPr>
@@ -666,7 +800,7 @@
               <w:rPr>
                 <w:noProof/>
               </w:rPr>
-              <w:instrText xml:space="preserve"> PAGEREF _Toc243397799 \h </w:instrText>
+              <w:instrText xml:space="preserve"> PAGEREF _Toc243404728 \h </w:instrText>
             </w:r>
             <w:r>
               <w:rPr>
@@ -683,7 +817,7 @@
               <w:rPr>
                 <w:noProof/>
               </w:rPr>
-              <w:t>5</w:t>
+              <w:t>6</w:t>
             </w:r>
             <w:r>
               <w:rPr>
@@ -703,13 +837,13 @@
               <w:noProof/>
             </w:rPr>
           </w:pPr>
-          <w:hyperlink w:anchor="_Toc243397800" w:history="1">
+          <w:hyperlink w:anchor="_Toc243404729" w:history="1">
             <w:r>
               <w:rPr>
                 <w:rStyle w:val="Hyperlink"/>
                 <w:noProof/>
               </w:rPr>
-              <w:t>Security summary</w:t>
+              <w:t>License</w:t>
             </w:r>
             <w:r>
               <w:rPr>
@@ -727,7 +861,7 @@
               <w:rPr>
                 <w:noProof/>
               </w:rPr>
-              <w:instrText xml:space="preserve"> PAGEREF _Toc243397800 \h </w:instrText>
+              <w:instrText xml:space="preserve"> PAGEREF _Toc243404729 \h </w:instrText>
             </w:r>
             <w:r>
               <w:rPr>
@@ -744,7 +878,7 @@
               <w:rPr>
                 <w:noProof/>
               </w:rPr>
-              <w:t>5</w:t>
+              <w:t>6</w:t>
             </w:r>
             <w:r>
               <w:rPr>
@@ -764,13 +898,13 @@
               <w:noProof/>
             </w:rPr>
           </w:pPr>
-          <w:hyperlink w:anchor="_Toc243397801" w:history="1">
+          <w:hyperlink w:anchor="_Toc243404730" w:history="1">
             <w:r>
               <w:rPr>
                 <w:rStyle w:val="Hyperlink"/>
                 <w:noProof/>
               </w:rPr>
-              <w:t>License</w:t>
+              <w:t>Team Joker</w:t>
             </w:r>
             <w:r>
               <w:rPr>
@@ -788,7 +922,7 @@
               <w:rPr>
                 <w:noProof/>
               </w:rPr>
-              <w:instrText xml:space="preserve"> PAGEREF _Toc243397801 \h </w:instrText>
+              <w:instrText xml:space="preserve"> PAGEREF _Toc243404730 \h </w:instrText>
             </w:r>
             <w:r>
               <w:rPr>
@@ -825,7 +959,7 @@
               <w:noProof/>
             </w:rPr>
           </w:pPr>
-          <w:hyperlink w:anchor="_Toc243397802" w:history="1">
+          <w:hyperlink w:anchor="_Toc243404731" w:history="1">
             <w:r>
               <w:rPr>
                 <w:rStyle w:val="Hyperlink"/>
@@ -849,7 +983,7 @@
               <w:rPr>
                 <w:noProof/>
               </w:rPr>
-              <w:instrText xml:space="preserve"> PAGEREF _Toc243397802 \h </w:instrText>
+              <w:instrText xml:space="preserve"> PAGEREF _Toc243404731 \h </w:instrText>
             </w:r>
             <w:r>
               <w:rPr>
@@ -886,7 +1020,7 @@
               <w:noProof/>
             </w:rPr>
           </w:pPr>
-          <w:hyperlink w:anchor="_Toc243397803" w:history="1">
+          <w:hyperlink w:anchor="_Toc243404732" w:history="1">
             <w:r>
               <w:rPr>
                 <w:rStyle w:val="Hyperlink"/>
@@ -910,7 +1044,7 @@
               <w:rPr>
                 <w:noProof/>
               </w:rPr>
-              <w:instrText xml:space="preserve"> PAGEREF _Toc243397803 \h </w:instrText>
+              <w:instrText xml:space="preserve"> PAGEREF _Toc243404732 \h </w:instrText>
             </w:r>
             <w:r>
               <w:rPr>
@@ -947,7 +1081,7 @@
               <w:noProof/>
             </w:rPr>
           </w:pPr>
-          <w:hyperlink w:anchor="_Toc243397804" w:history="1">
+          <w:hyperlink w:anchor="_Toc243404733" w:history="1">
             <w:r>
               <w:rPr>
                 <w:rStyle w:val="Hyperlink"/>
@@ -971,7 +1105,7 @@
               <w:rPr>
                 <w:noProof/>
               </w:rPr>
-              <w:instrText xml:space="preserve"> PAGEREF _Toc243397804 \h </w:instrText>
+              <w:instrText xml:space="preserve"> PAGEREF _Toc243404733 \h </w:instrText>
             </w:r>
             <w:r>
               <w:rPr>
@@ -988,7 +1122,7 @@
               <w:rPr>
                 <w:noProof/>
               </w:rPr>
-              <w:t>6</w:t>
+              <w:t>7</w:t>
             </w:r>
             <w:r>
               <w:rPr>
@@ -1008,7 +1142,7 @@
               <w:noProof/>
             </w:rPr>
           </w:pPr>
-          <w:hyperlink w:anchor="_Toc243397805" w:history="1">
+          <w:hyperlink w:anchor="_Toc243404734" w:history="1">
             <w:r>
               <w:rPr>
                 <w:rStyle w:val="Hyperlink"/>
@@ -1032,7 +1166,7 @@
               <w:rPr>
                 <w:noProof/>
               </w:rPr>
-              <w:instrText xml:space="preserve"> PAGEREF _Toc243397805 \h </w:instrText>
+              <w:instrText xml:space="preserve"> PAGEREF _Toc243404734 \h </w:instrText>
             </w:r>
             <w:r>
               <w:rPr>
@@ -1049,7 +1183,7 @@
               <w:rPr>
                 <w:noProof/>
               </w:rPr>
-              <w:t>6</w:t>
+              <w:t>7</w:t>
             </w:r>
             <w:r>
               <w:rPr>
@@ -1069,7 +1203,7 @@
               <w:noProof/>
             </w:rPr>
           </w:pPr>
-          <w:hyperlink w:anchor="_Toc243397806" w:history="1">
+          <w:hyperlink w:anchor="_Toc243404735" w:history="1">
             <w:r>
               <w:rPr>
                 <w:rStyle w:val="Hyperlink"/>
@@ -1093,7 +1227,7 @@
               <w:rPr>
                 <w:noProof/>
               </w:rPr>
-              <w:instrText xml:space="preserve"> PAGEREF _Toc243397806 \h </w:instrText>
+              <w:instrText xml:space="preserve"> PAGEREF _Toc243404735 \h </w:instrText>
             </w:r>
             <w:r>
               <w:rPr>
@@ -1130,7 +1264,7 @@
               <w:noProof/>
             </w:rPr>
           </w:pPr>
-          <w:hyperlink w:anchor="_Toc243397807" w:history="1">
+          <w:hyperlink w:anchor="_Toc243404736" w:history="1">
             <w:r>
               <w:rPr>
                 <w:rStyle w:val="Hyperlink"/>
@@ -1154,7 +1288,7 @@
               <w:rPr>
                 <w:noProof/>
               </w:rPr>
-              <w:instrText xml:space="preserve"> PAGEREF _Toc243397807 \h </w:instrText>
+              <w:instrText xml:space="preserve"> PAGEREF _Toc243404736 \h </w:instrText>
             </w:r>
             <w:r>
               <w:rPr>
@@ -1171,7 +1305,7 @@
               <w:rPr>
                 <w:noProof/>
               </w:rPr>
-              <w:t>7</w:t>
+              <w:t>8</w:t>
             </w:r>
             <w:r>
               <w:rPr>
@@ -1191,7 +1325,7 @@
               <w:noProof/>
             </w:rPr>
           </w:pPr>
-          <w:hyperlink w:anchor="_Toc243397808" w:history="1">
+          <w:hyperlink w:anchor="_Toc243404737" w:history="1">
             <w:r>
               <w:rPr>
                 <w:rStyle w:val="Hyperlink"/>
@@ -1215,7 +1349,7 @@
               <w:rPr>
                 <w:noProof/>
               </w:rPr>
-              <w:instrText xml:space="preserve"> PAGEREF _Toc243397808 \h </w:instrText>
+              <w:instrText xml:space="preserve"> PAGEREF _Toc243404737 \h </w:instrText>
             </w:r>
             <w:r>
               <w:rPr>
@@ -1232,7 +1366,7 @@
               <w:rPr>
                 <w:noProof/>
               </w:rPr>
-              <w:t>7</w:t>
+              <w:t>8</w:t>
             </w:r>
             <w:r>
               <w:rPr>
@@ -1252,7 +1386,7 @@
               <w:noProof/>
             </w:rPr>
           </w:pPr>
-          <w:hyperlink w:anchor="_Toc243397809" w:history="1">
+          <w:hyperlink w:anchor="_Toc243404738" w:history="1">
             <w:r>
               <w:rPr>
                 <w:rStyle w:val="Hyperlink"/>
@@ -1276,7 +1410,7 @@
               <w:rPr>
                 <w:noProof/>
               </w:rPr>
-              <w:instrText xml:space="preserve"> PAGEREF _Toc243397809 \h </w:instrText>
+              <w:instrText xml:space="preserve"> PAGEREF _Toc243404738 \h </w:instrText>
             </w:r>
             <w:r>
               <w:rPr>
@@ -1293,7 +1427,7 @@
               <w:rPr>
                 <w:noProof/>
               </w:rPr>
-              <w:t>7</w:t>
+              <w:t>8</w:t>
             </w:r>
             <w:r>
               <w:rPr>
@@ -1313,7 +1447,7 @@
               <w:noProof/>
             </w:rPr>
           </w:pPr>
-          <w:hyperlink w:anchor="_Toc243397810" w:history="1">
+          <w:hyperlink w:anchor="_Toc243404739" w:history="1">
             <w:r>
               <w:rPr>
                 <w:rStyle w:val="Hyperlink"/>
@@ -1337,7 +1471,7 @@
               <w:rPr>
                 <w:noProof/>
               </w:rPr>
-              <w:instrText xml:space="preserve"> PAGEREF _Toc243397810 \h </w:instrText>
+              <w:instrText xml:space="preserve"> PAGEREF _Toc243404739 \h </w:instrText>
             </w:r>
             <w:r>
               <w:rPr>
@@ -1354,7 +1488,7 @@
               <w:rPr>
                 <w:noProof/>
               </w:rPr>
-              <w:t>7</w:t>
+              <w:t>8</w:t>
             </w:r>
             <w:r>
               <w:rPr>
@@ -1374,7 +1508,7 @@
               <w:noProof/>
             </w:rPr>
           </w:pPr>
-          <w:hyperlink w:anchor="_Toc243397811" w:history="1">
+          <w:hyperlink w:anchor="_Toc243404740" w:history="1">
             <w:r>
               <w:rPr>
                 <w:rStyle w:val="Hyperlink"/>
@@ -1398,7 +1532,7 @@
               <w:rPr>
                 <w:noProof/>
               </w:rPr>
-              <w:instrText xml:space="preserve"> PAGEREF _Toc243397811 \h </w:instrText>
+              <w:instrText xml:space="preserve"> PAGEREF _Toc243404740 \h </w:instrText>
             </w:r>
             <w:r>
               <w:rPr>
@@ -1435,7 +1569,7 @@
               <w:noProof/>
             </w:rPr>
           </w:pPr>
-          <w:hyperlink w:anchor="_Toc243397812" w:history="1">
+          <w:hyperlink w:anchor="_Toc243404741" w:history="1">
             <w:r>
               <w:rPr>
                 <w:rStyle w:val="Hyperlink"/>
@@ -1459,7 +1593,7 @@
               <w:rPr>
                 <w:noProof/>
               </w:rPr>
-              <w:instrText xml:space="preserve"> PAGEREF _Toc243397812 \h </w:instrText>
+              <w:instrText xml:space="preserve"> PAGEREF _Toc243404741 \h </w:instrText>
             </w:r>
             <w:r>
               <w:rPr>
@@ -1496,7 +1630,7 @@
               <w:noProof/>
             </w:rPr>
           </w:pPr>
-          <w:hyperlink w:anchor="_Toc243397813" w:history="1">
+          <w:hyperlink w:anchor="_Toc243404742" w:history="1">
             <w:r>
               <w:rPr>
                 <w:rStyle w:val="Hyperlink"/>
@@ -1520,7 +1654,7 @@
               <w:rPr>
                 <w:noProof/>
               </w:rPr>
-              <w:instrText xml:space="preserve"> PAGEREF _Toc243397813 \h </w:instrText>
+              <w:instrText xml:space="preserve"> PAGEREF _Toc243404742 \h </w:instrText>
             </w:r>
             <w:r>
               <w:rPr>
@@ -1537,7 +1671,7 @@
               <w:rPr>
                 <w:noProof/>
               </w:rPr>
-              <w:t>8</w:t>
+              <w:t>9</w:t>
             </w:r>
             <w:r>
               <w:rPr>
@@ -1557,7 +1691,7 @@
               <w:noProof/>
             </w:rPr>
           </w:pPr>
-          <w:hyperlink w:anchor="_Toc243397814" w:history="1">
+          <w:hyperlink w:anchor="_Toc243404743" w:history="1">
             <w:r>
               <w:rPr>
                 <w:rStyle w:val="Hyperlink"/>
@@ -1581,7 +1715,7 @@
               <w:rPr>
                 <w:noProof/>
               </w:rPr>
-              <w:instrText xml:space="preserve"> PAGEREF _Toc243397814 \h </w:instrText>
+              <w:instrText xml:space="preserve"> PAGEREF _Toc243404743 \h </w:instrText>
             </w:r>
             <w:r>
               <w:rPr>
@@ -1598,7 +1732,7 @@
               <w:rPr>
                 <w:noProof/>
               </w:rPr>
-              <w:t>8</w:t>
+              <w:t>9</w:t>
             </w:r>
             <w:r>
               <w:rPr>
@@ -1618,7 +1752,7 @@
               <w:noProof/>
             </w:rPr>
           </w:pPr>
-          <w:hyperlink w:anchor="_Toc243397815" w:history="1">
+          <w:hyperlink w:anchor="_Toc243404744" w:history="1">
             <w:r>
               <w:rPr>
                 <w:rStyle w:val="Hyperlink"/>
@@ -1642,7 +1776,7 @@
               <w:rPr>
                 <w:noProof/>
               </w:rPr>
-              <w:instrText xml:space="preserve"> PAGEREF _Toc243397815 \h </w:instrText>
+              <w:instrText xml:space="preserve"> PAGEREF _Toc243404744 \h </w:instrText>
             </w:r>
             <w:r>
               <w:rPr>
@@ -1679,7 +1813,7 @@
               <w:noProof/>
             </w:rPr>
           </w:pPr>
-          <w:hyperlink w:anchor="_Toc243397816" w:history="1">
+          <w:hyperlink w:anchor="_Toc243404745" w:history="1">
             <w:r>
               <w:rPr>
                 <w:rStyle w:val="Hyperlink"/>
@@ -1703,7 +1837,7 @@
               <w:rPr>
                 <w:noProof/>
               </w:rPr>
-              <w:instrText xml:space="preserve"> PAGEREF _Toc243397816 \h </w:instrText>
+              <w:instrText xml:space="preserve"> PAGEREF _Toc243404745 \h </w:instrText>
             </w:r>
             <w:r>
               <w:rPr>
@@ -1749,7 +1883,17 @@
           <w:sz w:val="16"/>
           <w:szCs w:val="16"/>
         </w:rPr>
-        <w:t>If the contents list is empty, right-click it and choose Update Field.</w:t>
+        <w:t>If the contents list is empty, right-click it and choose Upd</w:t>
+      </w:r>
+      <w:r>
+        <w:rPr>
+          <w:i/>
+          <w:iCs/>
+          <w:color w:val="64748B"/>
+          <w:sz w:val="16"/>
+          <w:szCs w:val="16"/>
+        </w:rPr>
+        <w:t>ate Field.</w:t>
       </w:r>
     </w:p>
     <w:p>
@@ -1759,35 +1903,49 @@
     </w:p>
     <w:p>
       <w:pPr>
-        <w:pStyle w:val="Heading1"/>
+        <w:spacing w:after="120" w:line="276" w:lineRule="auto"/>
       </w:pPr>
-      <w:bookmarkStart w:id="1" w:name="_Toc243397792"/>
       <w:r>
         <w:lastRenderedPageBreak/>
-        <w:t>WealthPilot</w:t>
+        <w:t>&lt;p align="center"&gt; &lt;img src="public/favicon.png" alt="WealthPilot Logo" width="180"&gt; &lt;/p&gt;</w:t>
       </w:r>
-      <w:bookmarkEnd w:id="1"/>
     </w:p>
     <w:p>
       <w:pPr>
         <w:spacing w:after="120" w:line="276" w:lineRule="auto"/>
       </w:pPr>
       <w:r>
-        <w:rPr>
-          <w:b/>
-          <w:bCs/>
-        </w:rPr>
-        <w:t>A personal finance workspace with exact money, a grounded AI copilot, a debt and weal</w:t>
+        <w:t>&lt;h1 align="center"&gt;WealthPilot&lt;/h1&gt;</w:t>
+      </w:r>
+    </w:p>
+    <w:p>
+      <w:pPr>
+        <w:spacing w:after="120" w:line="276" w:lineRule="auto"/>
+      </w:pPr>
+      <w:r>
+        <w:t>&lt;p align="center"&gt; A personal finance workspace with exact money, a grounded AI copilot, a debt and wealth planner, a</w:t>
       </w:r>
       <w:r>
-        <w:rPr>
-          <w:b/>
-          <w:bCs/>
-        </w:rPr>
-        <w:t>th planner, and location-aware partner offers.</w:t>
+        <w:t>nd location-aware partner offers. &lt;/p&gt;</w:t>
+      </w:r>
+    </w:p>
+    <w:p>
+      <w:pPr>
+        <w:spacing w:after="120" w:line="276" w:lineRule="auto"/>
+      </w:pPr>
+      <w:r>
+        <w:t>&lt;p align="center"&gt; Built for the Shenzhen International FinTech Competition 2026. &lt;/p&gt;</w:t>
+      </w:r>
+    </w:p>
+    <w:p>
+      <w:pPr>
+        <w:spacing w:after="120" w:line="276" w:lineRule="auto"/>
+      </w:pPr>
+      <w:r>
+        <w:t>&lt;p align="center"&gt; &lt;a href="https://darkslategray-duck-848813.hostingersite.com/"&gt; &lt;img src="https://img.shields.io/badge/Live_Website-Visit-1677FF?style=flat" alt="Live Website"&gt; &lt;/a&gt; &lt;a href="https://github.com/aseerawsaf45-dev/WealthPilot"&gt; &lt;img src="ht</w:t>
       </w:r>
       <w:r>
-        <w:t xml:space="preserve"> Built for the Shenzhen International FinTech Competition 2026.</w:t>
+        <w:t>tps://img.shields.io/badge/GitHub-Source_Code-24292F?style=flat&amp;logo=github" alt="GitHub Repository"&gt; &lt;/a&gt; &lt;/p&gt;</w:t>
       </w:r>
     </w:p>
     <w:tbl>
@@ -1824,7 +1982,17 @@
               <w:right w:w="90" w:type="dxa"/>
             </w:tcMar>
           </w:tcPr>
-          <w:p/>
+          <w:p>
+            <w:r>
+              <w:rPr>
+                <w:b/>
+                <w:bCs/>
+                <w:sz w:val="17"/>
+                <w:szCs w:val="17"/>
+              </w:rPr>
+              <w:t>Spec</w:t>
+            </w:r>
+          </w:p>
         </w:tc>
         <w:tc>
           <w:tcPr>
@@ -1837,7 +2005,17 @@
               <w:right w:w="90" w:type="dxa"/>
             </w:tcMar>
           </w:tcPr>
-          <w:p/>
+          <w:p>
+            <w:r>
+              <w:rPr>
+                <w:b/>
+                <w:bCs/>
+                <w:sz w:val="17"/>
+                <w:szCs w:val="17"/>
+              </w:rPr>
+              <w:t>Link</w:t>
+            </w:r>
+          </w:p>
         </w:tc>
       </w:tr>
       <w:tr>
@@ -1880,7 +2058,7 @@
                 <w:sz w:val="17"/>
                 <w:szCs w:val="17"/>
               </w:rPr>
-              <w:t>to be added</w:t>
+              <w:t>https://darkslategray-duck-848813.hostingersite.com/</w:t>
             </w:r>
           </w:p>
         </w:tc>
@@ -1965,13 +2143,16 @@
             </w:tcMar>
           </w:tcPr>
           <w:p>
-            <w:r>
-              <w:rPr>
-                <w:sz w:val="17"/>
-                <w:szCs w:val="17"/>
-              </w:rPr>
-              <w:t>WealthPilot Team</w:t>
-            </w:r>
+            <w:hyperlink r:id="rId9" w:anchor="team-joker" w:history="1">
+              <w:r>
+                <w:rPr>
+                  <w:rStyle w:val="Hyperlink"/>
+                  <w:sz w:val="17"/>
+                  <w:szCs w:val="17"/>
+                </w:rPr>
+                <w:t>Team Joker</w:t>
+              </w:r>
+            </w:hyperlink>
           </w:p>
         </w:tc>
       </w:tr>
@@ -2047,6 +2228,36 @@
                 <w:szCs w:val="17"/>
               </w:rPr>
               <w:t>Test cases</w:t>
+            </w:r>
+            <w:r>
+              <w:rPr>
+                <w:sz w:val="17"/>
+                <w:szCs w:val="17"/>
+              </w:rPr>
+              <w:t xml:space="preserve"> · </w:t>
+            </w:r>
+            <w:r>
+              <w:rPr>
+                <w:color w:val="1E3A8A"/>
+                <w:sz w:val="17"/>
+                <w:szCs w:val="17"/>
+              </w:rPr>
+              <w:t>Test report</w:t>
+            </w:r>
+            <w:r>
+              <w:rPr>
+                <w:sz w:val="17"/>
+                <w:szCs w:val="17"/>
+              </w:rPr>
+              <w:t xml:space="preserve"> · </w:t>
+            </w:r>
+            <w:r>
+              <w:rPr>
+                <w:color w:val="1E3A8A"/>
+                <w:sz w:val="17"/>
+                <w:szCs w:val="17"/>
+              </w:rPr>
+              <w:t>Security self-assessment</w:t>
             </w:r>
             <w:r>
               <w:rPr>
@@ -2122,11 +2333,11 @@
       <w:pPr>
         <w:pStyle w:val="Heading2"/>
       </w:pPr>
-      <w:bookmarkStart w:id="2" w:name="_Toc243397793"/>
+      <w:bookmarkStart w:id="1" w:name="_Toc243404721"/>
       <w:r>
         <w:t>What it does</w:t>
       </w:r>
-      <w:bookmarkEnd w:id="2"/>
+      <w:bookmarkEnd w:id="1"/>
     </w:p>
     <w:p>
       <w:pPr>
@@ -2145,10 +2356,7 @@
         <w:t>Ledger in any currency.</w:t>
       </w:r>
       <w:r>
-        <w:t xml:space="preserve"> Accounts in every ISO-4217 currency, transactions with splits, budgets, goals, bills and debts. Amounts are integ</w:t>
-      </w:r>
-      <w:r>
-        <w:t>er minor units; balances are derived from the ledger, never stored.</w:t>
+        <w:t xml:space="preserve"> Accounts in every ISO-4217 currency, transactions with splits, budgets, goals, bills and debts. Amounts are integer minor units; balances are derived from the ledger, never stored.</w:t>
       </w:r>
     </w:p>
     <w:p>
@@ -2168,7 +2376,10 @@
         <w:t>Import without uploading.</w:t>
       </w:r>
       <w:r>
-        <w:t xml:space="preserve"> CSV, Excel, PDF statements and photographed receipts are read </w:t>
+        <w:t xml:space="preserve"> CSV, Excel</w:t>
+      </w:r>
+      <w:r>
+        <w:t xml:space="preserve">, PDF statements and photographed receipts are read </w:t>
       </w:r>
       <w:r>
         <w:rPr>
@@ -2178,10 +2389,7 @@
         <w:t>on the device</w:t>
       </w:r>
       <w:r>
-        <w:t xml:space="preserve"> (pdf.js, tesseract.js OCR). You review and edit every row before it is saved; imports </w:t>
-      </w:r>
-      <w:r>
-        <w:t>are idempotent and can be undone.</w:t>
+        <w:t xml:space="preserve"> (pdf.js, tesseract.js OCR). You review and edit every row before it is saved; imports are idempotent and can be undone.</w:t>
       </w:r>
     </w:p>
     <w:p>
@@ -2201,10 +2409,13 @@
         <w:t>AI copilot that cannot invent numbers.</w:t>
       </w:r>
       <w:r>
-        <w:t xml:space="preserve"> Questions are answered from server-computed facts. The model (opt-in) only words the answer through placeholders and never sees amounts or personal data. Commands ("pay Netflix", "app</w:t>
+        <w:t xml:space="preserve"> Questions are answered from ser</w:t>
       </w:r>
       <w:r>
-        <w:t>ly the growth mix to Kids education", "take the Sonali Bank loan") become proposals that run only after you confirm.</w:t>
+        <w:t xml:space="preserve">ver-computed facts. The model (opt-in) only words the answer through placeholders and never sees amounts or personal data. Commands ("pay Netflix", "apply the growth mix to Kids education", "take the Sonali Bank loan") become proposals that run only after </w:t>
+      </w:r>
+      <w:r>
+        <w:t>you confirm.</w:t>
       </w:r>
     </w:p>
     <w:p>
@@ -2224,10 +2435,7 @@
         <w:t>Explainable insights.</w:t>
       </w:r>
       <w:r>
-        <w:t xml:space="preserve"> Recurring-payment detection, unusual-spending alerts (modified z-score), a 30/60/90-day cash forecast with a P10–P90 </w:t>
-      </w:r>
-      <w:r>
-        <w:t>band, budget pacing, and goal ETAs. Each says how it was computed.</w:t>
+        <w:t xml:space="preserve"> Recurring-payment detection, unusual-spending alerts (modified z-score), a 30/60/90-day cash forecast with a P10–P90 band, budget pacing, and goal ETAs. Each says how it was computed.</w:t>
       </w:r>
     </w:p>
     <w:p>
@@ -2283,7 +2491,10 @@
         <w:spacing w:after="60" w:line="264" w:lineRule="auto"/>
       </w:pPr>
       <w:r>
-        <w:t>Investment plans by country, using World Bank data and political stability, with stress tests for war, sanctions, oil shocks or a currency crash.</w:t>
+        <w:t>Investment plans by country, using World Bank data and political stability, with stress tests for war, s</w:t>
+      </w:r>
+      <w:r>
+        <w:t>anctions, oil shocks or a currency crash.</w:t>
       </w:r>
     </w:p>
     <w:p>
@@ -2326,20 +2537,13 @@
           <w:b/>
           <w:bCs/>
         </w:rPr>
-        <w:t>Par</w:t>
+        <w:t>Partner offers near you.</w:t>
       </w:r>
       <w:r>
-        <w:rPr>
-          <w:b/>
-          <w:bCs/>
-        </w:rPr>
-        <w:t>tner offers near you.</w:t>
+        <w:t xml:space="preserve"> Discounts and investment opportunities from organisations that partner with, spons</w:t>
       </w:r>
       <w:r>
-        <w:t xml:space="preserve"> Discounts and investment opportunities from organisations that partner with, sponsor or advertise on WealthPilot. They are sorted by distance computed in your browser; your location never leaves the device. Every card states the relat</w:t>
-      </w:r>
-      <w:r>
-        <w:t>ionship.</w:t>
+        <w:t>or or advertise on WealthPilot. They are sorted by distance computed in your browser; your location never leaves the device. Every card states the relationship.</w:t>
       </w:r>
     </w:p>
     <w:p>
@@ -2369,7 +2573,10 @@
         <w:spacing w:after="60" w:line="264" w:lineRule="auto"/>
       </w:pPr>
       <w:r>
-        <w:t>Revocable server sessions, CSRF checks, and every query scoped to the signed-in user.</w:t>
+        <w:t xml:space="preserve">Revocable server sessions, CSRF checks, and every query scoped </w:t>
+      </w:r>
+      <w:r>
+        <w:t>to the signed-in user.</w:t>
       </w:r>
     </w:p>
     <w:p>
@@ -2408,6 +2615,7 @@
         <w:spacing w:after="60" w:line="264" w:lineRule="auto"/>
       </w:pPr>
       <w:r>
+        <w:lastRenderedPageBreak/>
         <w:t>GDPR export and full erasure.</w:t>
       </w:r>
     </w:p>
@@ -2415,11 +2623,11 @@
       <w:pPr>
         <w:pStyle w:val="Heading2"/>
       </w:pPr>
-      <w:bookmarkStart w:id="3" w:name="_Toc243397794"/>
+      <w:bookmarkStart w:id="2" w:name="_Toc243404722"/>
       <w:r>
         <w:t>Screenshots</w:t>
       </w:r>
-      <w:bookmarkEnd w:id="3"/>
+      <w:bookmarkEnd w:id="2"/>
     </w:p>
     <w:tbl>
       <w:tblPr>
@@ -2463,17 +2671,7 @@
                 <w:sz w:val="17"/>
                 <w:szCs w:val="17"/>
               </w:rPr>
-              <w:lastRenderedPageBreak/>
-              <w:t>Overview with explainab</w:t>
-            </w:r>
-            <w:r>
-              <w:rPr>
-                <w:b/>
-                <w:bCs/>
-                <w:sz w:val="17"/>
-                <w:szCs w:val="17"/>
-              </w:rPr>
-              <w:t>le insights</w:t>
+              <w:t>Overview with explainable insights</w:t>
             </w:r>
           </w:p>
         </w:tc>
@@ -2525,172 +2723,6 @@
                   <wp:extent cx="2971800" cy="1857375"/>
                   <wp:effectExtent l="0" t="0" r="0" b="0"/>
                   <wp:docPr id="4" name="Picture 4"/>
-                  <wp:cNvGraphicFramePr>
-                    <a:graphicFrameLocks xmlns:a="http://schemas.openxmlformats.org/drawingml/2006/main" noChangeAspect="1"/>
-                  </wp:cNvGraphicFramePr>
-                  <a:graphic xmlns:a="http://schemas.openxmlformats.org/drawingml/2006/main">
-                    <a:graphicData uri="http://schemas.openxmlformats.org/drawingml/2006/picture">
-                      <pic:pic xmlns:pic="http://schemas.openxmlformats.org/drawingml/2006/picture">
-                        <pic:nvPicPr>
-                          <pic:cNvPr id="0" name=""/>
-                          <pic:cNvPicPr>
-                            <a:picLocks noChangeAspect="1" noChangeArrowheads="1"/>
-                          </pic:cNvPicPr>
-                        </pic:nvPicPr>
-                        <pic:blipFill>
-                          <a:blip r:embed="rId8"/>
-                          <a:srcRect/>
-                          <a:stretch>
-                            <a:fillRect/>
-                          </a:stretch>
-                        </pic:blipFill>
-                        <pic:spPr bwMode="auto">
-                          <a:xfrm>
-                            <a:off x="0" y="0"/>
-                            <a:ext cx="2971800" cy="1857375"/>
-                          </a:xfrm>
-                          <a:prstGeom prst="rect">
-                            <a:avLst/>
-                          </a:prstGeom>
-                        </pic:spPr>
-                      </pic:pic>
-                    </a:graphicData>
-                  </a:graphic>
-                </wp:inline>
-              </w:drawing>
-            </w:r>
-          </w:p>
-        </w:tc>
-        <w:tc>
-          <w:tcPr>
-            <w:tcW w:w="4873" w:type="dxa"/>
-            <w:tcMar>
-              <w:top w:w="50" w:type="dxa"/>
-              <w:left w:w="90" w:type="dxa"/>
-              <w:bottom w:w="50" w:type="dxa"/>
-              <w:right w:w="90" w:type="dxa"/>
-            </w:tcMar>
-          </w:tcPr>
-          <w:p>
-            <w:r>
-              <w:rPr>
-                <w:noProof/>
-              </w:rPr>
-              <w:drawing>
-                <wp:inline distT="0" distB="0" distL="0" distR="0">
-                  <wp:extent cx="2971800" cy="1857375"/>
-                  <wp:effectExtent l="0" t="0" r="0" b="0"/>
-                  <wp:docPr id="5" name="Picture 5"/>
-                  <wp:cNvGraphicFramePr>
-                    <a:graphicFrameLocks xmlns:a="http://schemas.openxmlformats.org/drawingml/2006/main" noChangeAspect="1"/>
-                  </wp:cNvGraphicFramePr>
-                  <a:graphic xmlns:a="http://schemas.openxmlformats.org/drawingml/2006/main">
-                    <a:graphicData uri="http://schemas.openxmlformats.org/drawingml/2006/picture">
-                      <pic:pic xmlns:pic="http://schemas.openxmlformats.org/drawingml/2006/picture">
-                        <pic:nvPicPr>
-                          <pic:cNvPr id="0" name=""/>
-                          <pic:cNvPicPr>
-                            <a:picLocks noChangeAspect="1" noChangeArrowheads="1"/>
-                          </pic:cNvPicPr>
-                        </pic:nvPicPr>
-                        <pic:blipFill>
-                          <a:blip r:embed="rId9"/>
-                          <a:srcRect/>
-                          <a:stretch>
-                            <a:fillRect/>
-                          </a:stretch>
-                        </pic:blipFill>
-                        <pic:spPr bwMode="auto">
-                          <a:xfrm>
-                            <a:off x="0" y="0"/>
-                            <a:ext cx="2971800" cy="1857375"/>
-                          </a:xfrm>
-                          <a:prstGeom prst="rect">
-                            <a:avLst/>
-                          </a:prstGeom>
-                        </pic:spPr>
-                      </pic:pic>
-                    </a:graphicData>
-                  </a:graphic>
-                </wp:inline>
-              </w:drawing>
-            </w:r>
-          </w:p>
-        </w:tc>
-      </w:tr>
-      <w:tr>
-        <w:trPr>
-          <w:cantSplit/>
-        </w:trPr>
-        <w:tc>
-          <w:tcPr>
-            <w:tcW w:w="4873" w:type="dxa"/>
-            <w:tcMar>
-              <w:top w:w="50" w:type="dxa"/>
-              <w:left w:w="90" w:type="dxa"/>
-              <w:bottom w:w="50" w:type="dxa"/>
-              <w:right w:w="90" w:type="dxa"/>
-            </w:tcMar>
-          </w:tcPr>
-          <w:p>
-            <w:r>
-              <w:rPr>
-                <w:b/>
-                <w:bCs/>
-                <w:sz w:val="17"/>
-                <w:szCs w:val="17"/>
-              </w:rPr>
-              <w:t>Loan offers compared</w:t>
-            </w:r>
-          </w:p>
-        </w:tc>
-        <w:tc>
-          <w:tcPr>
-            <w:tcW w:w="4873" w:type="dxa"/>
-            <w:tcMar>
-              <w:top w:w="50" w:type="dxa"/>
-              <w:left w:w="90" w:type="dxa"/>
-              <w:bottom w:w="50" w:type="dxa"/>
-              <w:right w:w="90" w:type="dxa"/>
-            </w:tcMar>
-          </w:tcPr>
-          <w:p>
-            <w:r>
-              <w:rPr>
-                <w:b/>
-                <w:bCs/>
-                <w:sz w:val="17"/>
-                <w:szCs w:val="17"/>
-              </w:rPr>
-              <w:t>Partner offers near you</w:t>
-            </w:r>
-          </w:p>
-        </w:tc>
-      </w:tr>
-      <w:tr>
-        <w:trPr>
-          <w:cantSplit/>
-        </w:trPr>
-        <w:tc>
-          <w:tcPr>
-            <w:tcW w:w="4873" w:type="dxa"/>
-            <w:tcMar>
-              <w:top w:w="50" w:type="dxa"/>
-              <w:left w:w="90" w:type="dxa"/>
-              <w:bottom w:w="50" w:type="dxa"/>
-              <w:right w:w="90" w:type="dxa"/>
-            </w:tcMar>
-          </w:tcPr>
-          <w:p>
-            <w:r>
-              <w:rPr>
-                <w:noProof/>
-              </w:rPr>
-              <w:drawing>
-                <wp:inline distT="0" distB="0" distL="0" distR="0">
-                  <wp:extent cx="2971800" cy="1857375"/>
-                  <wp:effectExtent l="0" t="0" r="0" b="0"/>
-                  <wp:docPr id="6" name="Picture 6"/>
                   <wp:cNvGraphicFramePr>
                     <a:graphicFrameLocks xmlns:a="http://schemas.openxmlformats.org/drawingml/2006/main" noChangeAspect="1"/>
                   </wp:cNvGraphicFramePr>
@@ -2746,7 +2778,7 @@
                 <wp:inline distT="0" distB="0" distL="0" distR="0">
                   <wp:extent cx="2971800" cy="1857375"/>
                   <wp:effectExtent l="0" t="0" r="0" b="0"/>
-                  <wp:docPr id="7" name="Picture 7"/>
+                  <wp:docPr id="5" name="Picture 5"/>
                   <wp:cNvGraphicFramePr>
                     <a:graphicFrameLocks xmlns:a="http://schemas.openxmlformats.org/drawingml/2006/main" noChangeAspect="1"/>
                   </wp:cNvGraphicFramePr>
@@ -2784,6 +2816,284 @@
           </w:p>
         </w:tc>
       </w:tr>
+      <w:tr>
+        <w:trPr>
+          <w:cantSplit/>
+        </w:trPr>
+        <w:tc>
+          <w:tcPr>
+            <w:tcW w:w="4873" w:type="dxa"/>
+            <w:tcMar>
+              <w:top w:w="50" w:type="dxa"/>
+              <w:left w:w="90" w:type="dxa"/>
+              <w:bottom w:w="50" w:type="dxa"/>
+              <w:right w:w="90" w:type="dxa"/>
+            </w:tcMar>
+          </w:tcPr>
+          <w:p>
+            <w:r>
+              <w:rPr>
+                <w:b/>
+                <w:bCs/>
+                <w:sz w:val="17"/>
+                <w:szCs w:val="17"/>
+              </w:rPr>
+              <w:t>Loan offers compared</w:t>
+            </w:r>
+          </w:p>
+        </w:tc>
+        <w:tc>
+          <w:tcPr>
+            <w:tcW w:w="4873" w:type="dxa"/>
+            <w:tcMar>
+              <w:top w:w="50" w:type="dxa"/>
+              <w:left w:w="90" w:type="dxa"/>
+              <w:bottom w:w="50" w:type="dxa"/>
+              <w:right w:w="90" w:type="dxa"/>
+            </w:tcMar>
+          </w:tcPr>
+          <w:p>
+            <w:r>
+              <w:rPr>
+                <w:b/>
+                <w:bCs/>
+                <w:sz w:val="17"/>
+                <w:szCs w:val="17"/>
+              </w:rPr>
+              <w:t>Partner offers near you</w:t>
+            </w:r>
+          </w:p>
+        </w:tc>
+      </w:tr>
+      <w:tr>
+        <w:trPr>
+          <w:cantSplit/>
+        </w:trPr>
+        <w:tc>
+          <w:tcPr>
+            <w:tcW w:w="4873" w:type="dxa"/>
+            <w:tcMar>
+              <w:top w:w="50" w:type="dxa"/>
+              <w:left w:w="90" w:type="dxa"/>
+              <w:bottom w:w="50" w:type="dxa"/>
+              <w:right w:w="90" w:type="dxa"/>
+            </w:tcMar>
+          </w:tcPr>
+          <w:p>
+            <w:r>
+              <w:rPr>
+                <w:noProof/>
+              </w:rPr>
+              <w:drawing>
+                <wp:inline distT="0" distB="0" distL="0" distR="0">
+                  <wp:extent cx="2971800" cy="1857375"/>
+                  <wp:effectExtent l="0" t="0" r="0" b="0"/>
+                  <wp:docPr id="6" name="Picture 6"/>
+                  <wp:cNvGraphicFramePr>
+                    <a:graphicFrameLocks xmlns:a="http://schemas.openxmlformats.org/drawingml/2006/main" noChangeAspect="1"/>
+                  </wp:cNvGraphicFramePr>
+                  <a:graphic xmlns:a="http://schemas.openxmlformats.org/drawingml/2006/main">
+                    <a:graphicData uri="http://schemas.openxmlformats.org/drawingml/2006/picture">
+                      <pic:pic xmlns:pic="http://schemas.openxmlformats.org/drawingml/2006/picture">
+                        <pic:nvPicPr>
+                          <pic:cNvPr id="0" name=""/>
+                          <pic:cNvPicPr>
+                            <a:picLocks noChangeAspect="1" noChangeArrowheads="1"/>
+                          </pic:cNvPicPr>
+                        </pic:nvPicPr>
+                        <pic:blipFill>
+                          <a:blip r:embed="rId12"/>
+                          <a:srcRect/>
+                          <a:stretch>
+                            <a:fillRect/>
+                          </a:stretch>
+                        </pic:blipFill>
+                        <pic:spPr bwMode="auto">
+                          <a:xfrm>
+                            <a:off x="0" y="0"/>
+                            <a:ext cx="2971800" cy="1857375"/>
+                          </a:xfrm>
+                          <a:prstGeom prst="rect">
+                            <a:avLst/>
+                          </a:prstGeom>
+                        </pic:spPr>
+                      </pic:pic>
+                    </a:graphicData>
+                  </a:graphic>
+                </wp:inline>
+              </w:drawing>
+            </w:r>
+          </w:p>
+        </w:tc>
+        <w:tc>
+          <w:tcPr>
+            <w:tcW w:w="4873" w:type="dxa"/>
+            <w:tcMar>
+              <w:top w:w="50" w:type="dxa"/>
+              <w:left w:w="90" w:type="dxa"/>
+              <w:bottom w:w="50" w:type="dxa"/>
+              <w:right w:w="90" w:type="dxa"/>
+            </w:tcMar>
+          </w:tcPr>
+          <w:p>
+            <w:r>
+              <w:rPr>
+                <w:noProof/>
+              </w:rPr>
+              <w:drawing>
+                <wp:inline distT="0" distB="0" distL="0" distR="0">
+                  <wp:extent cx="2971800" cy="1857375"/>
+                  <wp:effectExtent l="0" t="0" r="0" b="0"/>
+                  <wp:docPr id="7" name="Picture 7"/>
+                  <wp:cNvGraphicFramePr>
+                    <a:graphicFrameLocks xmlns:a="http://schemas.openxmlformats.org/drawingml/2006/main" noChangeAspect="1"/>
+                  </wp:cNvGraphicFramePr>
+                  <a:graphic xmlns:a="http://schemas.openxmlformats.org/drawingml/2006/main">
+                    <a:graphicData uri="http://schemas.openxmlformats.org/drawingml/2006/picture">
+                      <pic:pic xmlns:pic="http://schemas.openxmlformats.org/drawingml/2006/picture">
+                        <pic:nvPicPr>
+                          <pic:cNvPr id="0" name=""/>
+                          <pic:cNvPicPr>
+                            <a:picLocks noChangeAspect="1" noChangeArrowheads="1"/>
+                          </pic:cNvPicPr>
+                        </pic:nvPicPr>
+                        <pic:blipFill>
+                          <a:blip r:embed="rId13"/>
+                          <a:srcRect/>
+                          <a:stretch>
+                            <a:fillRect/>
+                          </a:stretch>
+                        </pic:blipFill>
+                        <pic:spPr bwMode="auto">
+                          <a:xfrm>
+                            <a:off x="0" y="0"/>
+                            <a:ext cx="2971800" cy="1857375"/>
+                          </a:xfrm>
+                          <a:prstGeom prst="rect">
+                            <a:avLst/>
+                          </a:prstGeom>
+                        </pic:spPr>
+                      </pic:pic>
+                    </a:graphicData>
+                  </a:graphic>
+                </wp:inline>
+              </w:drawing>
+            </w:r>
+          </w:p>
+        </w:tc>
+      </w:tr>
+      <w:tr>
+        <w:trPr>
+          <w:cantSplit/>
+        </w:trPr>
+        <w:tc>
+          <w:tcPr>
+            <w:tcW w:w="4873" w:type="dxa"/>
+            <w:tcMar>
+              <w:top w:w="50" w:type="dxa"/>
+              <w:left w:w="90" w:type="dxa"/>
+              <w:bottom w:w="50" w:type="dxa"/>
+              <w:right w:w="90" w:type="dxa"/>
+            </w:tcMar>
+          </w:tcPr>
+          <w:p>
+            <w:r>
+              <w:rPr>
+                <w:b/>
+                <w:bCs/>
+                <w:sz w:val="17"/>
+                <w:szCs w:val="17"/>
+              </w:rPr>
+              <w:t>Learn Finance Concepts</w:t>
+            </w:r>
+          </w:p>
+        </w:tc>
+        <w:tc>
+          <w:tcPr>
+            <w:tcW w:w="4873" w:type="dxa"/>
+            <w:tcMar>
+              <w:top w:w="50" w:type="dxa"/>
+              <w:left w:w="90" w:type="dxa"/>
+              <w:bottom w:w="50" w:type="dxa"/>
+              <w:right w:w="90" w:type="dxa"/>
+            </w:tcMar>
+          </w:tcPr>
+          <w:p/>
+        </w:tc>
+      </w:tr>
+      <w:tr>
+        <w:trPr>
+          <w:cantSplit/>
+        </w:trPr>
+        <w:tc>
+          <w:tcPr>
+            <w:tcW w:w="4873" w:type="dxa"/>
+            <w:tcMar>
+              <w:top w:w="50" w:type="dxa"/>
+              <w:left w:w="90" w:type="dxa"/>
+              <w:bottom w:w="50" w:type="dxa"/>
+              <w:right w:w="90" w:type="dxa"/>
+            </w:tcMar>
+          </w:tcPr>
+          <w:p>
+            <w:r>
+              <w:rPr>
+                <w:noProof/>
+              </w:rPr>
+              <w:drawing>
+                <wp:inline distT="0" distB="0" distL="0" distR="0">
+                  <wp:extent cx="2971800" cy="1685925"/>
+                  <wp:effectExtent l="0" t="0" r="0" b="0"/>
+                  <wp:docPr id="8" name="Picture 8"/>
+                  <wp:cNvGraphicFramePr>
+                    <a:graphicFrameLocks xmlns:a="http://schemas.openxmlformats.org/drawingml/2006/main" noChangeAspect="1"/>
+                  </wp:cNvGraphicFramePr>
+                  <a:graphic xmlns:a="http://schemas.openxmlformats.org/drawingml/2006/main">
+                    <a:graphicData uri="http://schemas.openxmlformats.org/drawingml/2006/picture">
+                      <pic:pic xmlns:pic="http://schemas.openxmlformats.org/drawingml/2006/picture">
+                        <pic:nvPicPr>
+                          <pic:cNvPr id="0" name=""/>
+                          <pic:cNvPicPr>
+                            <a:picLocks noChangeAspect="1" noChangeArrowheads="1"/>
+                          </pic:cNvPicPr>
+                        </pic:nvPicPr>
+                        <pic:blipFill>
+                          <a:blip r:embed="rId14"/>
+                          <a:srcRect/>
+                          <a:stretch>
+                            <a:fillRect/>
+                          </a:stretch>
+                        </pic:blipFill>
+                        <pic:spPr bwMode="auto">
+                          <a:xfrm>
+                            <a:off x="0" y="0"/>
+                            <a:ext cx="2971800" cy="1685925"/>
+                          </a:xfrm>
+                          <a:prstGeom prst="rect">
+                            <a:avLst/>
+                          </a:prstGeom>
+                        </pic:spPr>
+                      </pic:pic>
+                    </a:graphicData>
+                  </a:graphic>
+                </wp:inline>
+              </w:drawing>
+            </w:r>
+          </w:p>
+        </w:tc>
+        <w:tc>
+          <w:tcPr>
+            <w:tcW w:w="4873" w:type="dxa"/>
+            <w:tcMar>
+              <w:top w:w="50" w:type="dxa"/>
+              <w:left w:w="90" w:type="dxa"/>
+              <w:bottom w:w="50" w:type="dxa"/>
+              <w:right w:w="90" w:type="dxa"/>
+            </w:tcMar>
+          </w:tcPr>
+          <w:p/>
+        </w:tc>
+      </w:tr>
     </w:tbl>
     <w:p>
       <w:pPr>
@@ -2794,11 +3104,11 @@
       <w:pPr>
         <w:pStyle w:val="Heading2"/>
       </w:pPr>
-      <w:bookmarkStart w:id="4" w:name="_Toc243397795"/>
+      <w:bookmarkStart w:id="3" w:name="_Toc243404723"/>
       <w:r>
         <w:t>Tech stack</w:t>
       </w:r>
-      <w:bookmarkEnd w:id="4"/>
+      <w:bookmarkEnd w:id="3"/>
     </w:p>
     <w:tbl>
       <w:tblPr>
@@ -3212,7 +3522,14 @@
                 <w:sz w:val="17"/>
                 <w:szCs w:val="17"/>
               </w:rPr>
-              <w:t>World Bank, Wikidata, GDELT, Yahoo Finance chart history, open.er-api FX</w:t>
+              <w:t>World Bank, Wikidata, GDELT, Yahoo Finance chart history, o</w:t>
+            </w:r>
+            <w:r>
+              <w:rPr>
+                <w:sz w:val="17"/>
+                <w:szCs w:val="17"/>
+              </w:rPr>
+              <w:t>pen.er-api FX</w:t>
             </w:r>
           </w:p>
         </w:tc>
@@ -3237,6 +3554,7 @@
                 <w:sz w:val="17"/>
                 <w:szCs w:val="17"/>
               </w:rPr>
+              <w:lastRenderedPageBreak/>
               <w:t>UI</w:t>
             </w:r>
           </w:p>
@@ -3272,11 +3590,11 @@
       <w:pPr>
         <w:pStyle w:val="Heading2"/>
       </w:pPr>
-      <w:bookmarkStart w:id="5" w:name="_Toc243397796"/>
+      <w:bookmarkStart w:id="4" w:name="_Toc243404724"/>
       <w:r>
         <w:t>Quick start (local)</w:t>
       </w:r>
-      <w:bookmarkEnd w:id="5"/>
+      <w:bookmarkEnd w:id="4"/>
     </w:p>
     <w:p>
       <w:pPr>
@@ -3349,15 +3667,7 @@
           <w:sz w:val="17"/>
           <w:szCs w:val="17"/>
         </w:rPr>
-        <w:t>cp .env.example .env              # then fill DATABASE_URL, DATABA</w:t>
-      </w:r>
-      <w:r>
-        <w:rPr>
-          <w:rFonts w:ascii="Consolas" w:eastAsia="Consolas" w:hAnsi="Consolas" w:cs="Consolas"/>
-          <w:sz w:val="17"/>
-          <w:szCs w:val="17"/>
-        </w:rPr>
-        <w:t>SE_URL_UNPOOLED, SESSION_SECRET, AUDIT_PEPPER, APP_URL</w:t>
+        <w:t>cp .env.example .env              # then fill DATABASE_URL, DATABASE_URL_UNPOOLED, SESSION_SECRET, AUDIT_PEPPER, APP_URL</w:t>
       </w:r>
     </w:p>
     <w:p>
@@ -3371,7 +3681,15 @@
           <w:sz w:val="17"/>
           <w:szCs w:val="17"/>
         </w:rPr>
-        <w:t>npx prisma migrate deploy         # creates the 24 tables</w:t>
+        <w:t>npx pri</w:t>
+      </w:r>
+      <w:r>
+        <w:rPr>
+          <w:rFonts w:ascii="Consolas" w:eastAsia="Consolas" w:hAnsi="Consolas" w:cs="Consolas"/>
+          <w:sz w:val="17"/>
+          <w:szCs w:val="17"/>
+        </w:rPr>
+        <w:t>sma migrate deploy         # creates the 24 tables</w:t>
       </w:r>
     </w:p>
     <w:p>
@@ -3409,15 +3727,7 @@
           <w:sz w:val="17"/>
           <w:szCs w:val="17"/>
         </w:rPr>
-        <w:t>node -e "console.log(require('crypto').randomBytes(32)</w:t>
-      </w:r>
-      <w:r>
-        <w:rPr>
-          <w:rFonts w:ascii="Consolas" w:eastAsia="Consolas" w:hAnsi="Consolas" w:cs="Consolas"/>
-          <w:sz w:val="17"/>
-          <w:szCs w:val="17"/>
-        </w:rPr>
-        <w:t>.toString('base64url'))"</w:t>
+        <w:t>node -e "console.log(require('crypto').randomBytes(32).toString('base64url'))"</w:t>
       </w:r>
     </w:p>
     <w:p>
@@ -3425,7 +3735,6 @@
         <w:spacing w:after="120" w:line="276" w:lineRule="auto"/>
       </w:pPr>
       <w:r>
-        <w:lastRenderedPageBreak/>
         <w:t>AI keys (</w:t>
       </w:r>
       <w:r>
@@ -3466,11 +3775,11 @@
       <w:pPr>
         <w:pStyle w:val="Heading2"/>
       </w:pPr>
-      <w:bookmarkStart w:id="6" w:name="_Toc243397797"/>
+      <w:bookmarkStart w:id="5" w:name="_Toc243404725"/>
       <w:r>
         <w:t>Scripts</w:t>
       </w:r>
-      <w:bookmarkEnd w:id="6"/>
+      <w:bookmarkEnd w:id="5"/>
     </w:p>
     <w:tbl>
       <w:tblPr>
@@ -3487,8 +3796,8 @@
         <w:tblLook w:val="04A0" w:firstRow="1" w:lastRow="0" w:firstColumn="1" w:lastColumn="0" w:noHBand="0" w:noVBand="1"/>
       </w:tblPr>
       <w:tblGrid>
-        <w:gridCol w:w="3898"/>
-        <w:gridCol w:w="5848"/>
+        <w:gridCol w:w="3779"/>
+        <w:gridCol w:w="5967"/>
       </w:tblGrid>
       <w:tr>
         <w:trPr>
@@ -3497,7 +3806,7 @@
         </w:trPr>
         <w:tc>
           <w:tcPr>
-            <w:tcW w:w="3898" w:type="dxa"/>
+            <w:tcW w:w="3779" w:type="dxa"/>
             <w:shd w:val="clear" w:color="auto" w:fill="E2E8F0"/>
             <w:tcMar>
               <w:top w:w="50" w:type="dxa"/>
@@ -3520,7 +3829,7 @@
         </w:tc>
         <w:tc>
           <w:tcPr>
-            <w:tcW w:w="5848" w:type="dxa"/>
+            <w:tcW w:w="5967" w:type="dxa"/>
             <w:shd w:val="clear" w:color="auto" w:fill="E2E8F0"/>
             <w:tcMar>
               <w:top w:w="50" w:type="dxa"/>
@@ -3548,7 +3857,7 @@
         </w:trPr>
         <w:tc>
           <w:tcPr>
-            <w:tcW w:w="3898" w:type="dxa"/>
+            <w:tcW w:w="3779" w:type="dxa"/>
             <w:tcMar>
               <w:top w:w="50" w:type="dxa"/>
               <w:left w:w="90" w:type="dxa"/>
@@ -3570,7 +3879,7 @@
         </w:tc>
         <w:tc>
           <w:tcPr>
-            <w:tcW w:w="5848" w:type="dxa"/>
+            <w:tcW w:w="5967" w:type="dxa"/>
             <w:tcMar>
               <w:top w:w="50" w:type="dxa"/>
               <w:left w:w="90" w:type="dxa"/>
@@ -3595,7 +3904,7 @@
         </w:trPr>
         <w:tc>
           <w:tcPr>
-            <w:tcW w:w="3898" w:type="dxa"/>
+            <w:tcW w:w="3779" w:type="dxa"/>
             <w:tcMar>
               <w:top w:w="50" w:type="dxa"/>
               <w:left w:w="90" w:type="dxa"/>
@@ -3633,7 +3942,7 @@
         </w:tc>
         <w:tc>
           <w:tcPr>
-            <w:tcW w:w="5848" w:type="dxa"/>
+            <w:tcW w:w="5967" w:type="dxa"/>
             <w:tcMar>
               <w:top w:w="50" w:type="dxa"/>
               <w:left w:w="90" w:type="dxa"/>
@@ -3690,7 +3999,7 @@
         </w:trPr>
         <w:tc>
           <w:tcPr>
-            <w:tcW w:w="3898" w:type="dxa"/>
+            <w:tcW w:w="3779" w:type="dxa"/>
             <w:tcMar>
               <w:top w:w="50" w:type="dxa"/>
               <w:left w:w="90" w:type="dxa"/>
@@ -3712,7 +4021,7 @@
         </w:tc>
         <w:tc>
           <w:tcPr>
-            <w:tcW w:w="5848" w:type="dxa"/>
+            <w:tcW w:w="5967" w:type="dxa"/>
             <w:tcMar>
               <w:top w:w="50" w:type="dxa"/>
               <w:left w:w="90" w:type="dxa"/>
@@ -3737,7 +4046,7 @@
         </w:trPr>
         <w:tc>
           <w:tcPr>
-            <w:tcW w:w="3898" w:type="dxa"/>
+            <w:tcW w:w="3779" w:type="dxa"/>
             <w:tcMar>
               <w:top w:w="50" w:type="dxa"/>
               <w:left w:w="90" w:type="dxa"/>
@@ -3759,7 +4068,7 @@
         </w:tc>
         <w:tc>
           <w:tcPr>
-            <w:tcW w:w="5848" w:type="dxa"/>
+            <w:tcW w:w="5967" w:type="dxa"/>
             <w:tcMar>
               <w:top w:w="50" w:type="dxa"/>
               <w:left w:w="90" w:type="dxa"/>
@@ -3816,7 +4125,7 @@
         </w:trPr>
         <w:tc>
           <w:tcPr>
-            <w:tcW w:w="3898" w:type="dxa"/>
+            <w:tcW w:w="3779" w:type="dxa"/>
             <w:tcMar>
               <w:top w:w="50" w:type="dxa"/>
               <w:left w:w="90" w:type="dxa"/>
@@ -3838,7 +4147,7 @@
         </w:tc>
         <w:tc>
           <w:tcPr>
-            <w:tcW w:w="5848" w:type="dxa"/>
+            <w:tcW w:w="5967" w:type="dxa"/>
             <w:tcMar>
               <w:top w:w="50" w:type="dxa"/>
               <w:left w:w="90" w:type="dxa"/>
@@ -3863,7 +4172,7 @@
         </w:trPr>
         <w:tc>
           <w:tcPr>
-            <w:tcW w:w="3898" w:type="dxa"/>
+            <w:tcW w:w="3779" w:type="dxa"/>
             <w:tcMar>
               <w:top w:w="50" w:type="dxa"/>
               <w:left w:w="90" w:type="dxa"/>
@@ -3885,7 +4194,7 @@
         </w:tc>
         <w:tc>
           <w:tcPr>
-            <w:tcW w:w="5848" w:type="dxa"/>
+            <w:tcW w:w="5967" w:type="dxa"/>
             <w:tcMar>
               <w:top w:w="50" w:type="dxa"/>
               <w:left w:w="90" w:type="dxa"/>
@@ -3910,7 +4219,7 @@
         </w:trPr>
         <w:tc>
           <w:tcPr>
-            <w:tcW w:w="3898" w:type="dxa"/>
+            <w:tcW w:w="3779" w:type="dxa"/>
             <w:tcMar>
               <w:top w:w="50" w:type="dxa"/>
               <w:left w:w="90" w:type="dxa"/>
@@ -3932,7 +4241,7 @@
         </w:tc>
         <w:tc>
           <w:tcPr>
-            <w:tcW w:w="5848" w:type="dxa"/>
+            <w:tcW w:w="5967" w:type="dxa"/>
             <w:tcMar>
               <w:top w:w="50" w:type="dxa"/>
               <w:left w:w="90" w:type="dxa"/>
@@ -3957,7 +4266,7 @@
         </w:trPr>
         <w:tc>
           <w:tcPr>
-            <w:tcW w:w="3898" w:type="dxa"/>
+            <w:tcW w:w="3779" w:type="dxa"/>
             <w:tcMar>
               <w:top w:w="50" w:type="dxa"/>
               <w:left w:w="90" w:type="dxa"/>
@@ -3979,21 +4288,28 @@
         </w:tc>
         <w:tc>
           <w:tcPr>
-            <w:tcW w:w="5848" w:type="dxa"/>
-            <w:tcMar>
-              <w:top w:w="50" w:type="dxa"/>
-              <w:left w:w="90" w:type="dxa"/>
-              <w:bottom w:w="50" w:type="dxa"/>
-              <w:right w:w="90" w:type="dxa"/>
-            </w:tcMar>
-          </w:tcPr>
-          <w:p>
-            <w:r>
-              <w:rPr>
-                <w:sz w:val="17"/>
-                <w:szCs w:val="17"/>
-              </w:rPr>
-              <w:t xml:space="preserve">Regenerates </w:t>
+            <w:tcW w:w="5967" w:type="dxa"/>
+            <w:tcMar>
+              <w:top w:w="50" w:type="dxa"/>
+              <w:left w:w="90" w:type="dxa"/>
+              <w:bottom w:w="50" w:type="dxa"/>
+              <w:right w:w="90" w:type="dxa"/>
+            </w:tcMar>
+          </w:tcPr>
+          <w:p>
+            <w:r>
+              <w:rPr>
+                <w:sz w:val="17"/>
+                <w:szCs w:val="17"/>
+              </w:rPr>
+              <w:t>Regener</w:t>
+            </w:r>
+            <w:r>
+              <w:rPr>
+                <w:sz w:val="17"/>
+                <w:szCs w:val="17"/>
+              </w:rPr>
+              <w:t xml:space="preserve">ates </w:t>
             </w:r>
             <w:r>
               <w:rPr>
@@ -4020,7 +4336,7 @@
         </w:trPr>
         <w:tc>
           <w:tcPr>
-            <w:tcW w:w="3898" w:type="dxa"/>
+            <w:tcW w:w="3779" w:type="dxa"/>
             <w:tcMar>
               <w:top w:w="50" w:type="dxa"/>
               <w:left w:w="90" w:type="dxa"/>
@@ -4042,7 +4358,7 @@
         </w:tc>
         <w:tc>
           <w:tcPr>
-            <w:tcW w:w="5848" w:type="dxa"/>
+            <w:tcW w:w="5967" w:type="dxa"/>
             <w:tcMar>
               <w:top w:w="50" w:type="dxa"/>
               <w:left w:w="90" w:type="dxa"/>
@@ -4076,7 +4392,7 @@
         </w:trPr>
         <w:tc>
           <w:tcPr>
-            <w:tcW w:w="3898" w:type="dxa"/>
+            <w:tcW w:w="3779" w:type="dxa"/>
             <w:tcMar>
               <w:top w:w="50" w:type="dxa"/>
               <w:left w:w="90" w:type="dxa"/>
@@ -4098,7 +4414,7 @@
         </w:tc>
         <w:tc>
           <w:tcPr>
-            <w:tcW w:w="5848" w:type="dxa"/>
+            <w:tcW w:w="5967" w:type="dxa"/>
             <w:tcMar>
               <w:top w:w="50" w:type="dxa"/>
               <w:left w:w="90" w:type="dxa"/>
@@ -4123,7 +4439,7 @@
         </w:trPr>
         <w:tc>
           <w:tcPr>
-            <w:tcW w:w="3898" w:type="dxa"/>
+            <w:tcW w:w="3779" w:type="dxa"/>
             <w:tcMar>
               <w:top w:w="50" w:type="dxa"/>
               <w:left w:w="90" w:type="dxa"/>
@@ -4145,7 +4461,7 @@
         </w:tc>
         <w:tc>
           <w:tcPr>
-            <w:tcW w:w="5848" w:type="dxa"/>
+            <w:tcW w:w="5967" w:type="dxa"/>
             <w:tcMar>
               <w:top w:w="50" w:type="dxa"/>
               <w:left w:w="90" w:type="dxa"/>
@@ -4190,11 +4506,11 @@
       <w:pPr>
         <w:pStyle w:val="Heading2"/>
       </w:pPr>
-      <w:bookmarkStart w:id="7" w:name="_Toc243397798"/>
+      <w:bookmarkStart w:id="6" w:name="_Toc243404726"/>
       <w:r>
         <w:t>Project structure</w:t>
       </w:r>
-      <w:bookmarkEnd w:id="7"/>
+      <w:bookmarkEnd w:id="6"/>
     </w:p>
     <w:p>
       <w:pPr>
@@ -4249,7 +4565,15 @@
           <w:sz w:val="17"/>
           <w:szCs w:val="17"/>
         </w:rPr>
-        <w:t xml:space="preserve">  context/              FinanceContext (client state that mirrors the server)</w:t>
+        <w:t xml:space="preserve">  context/</w:t>
+      </w:r>
+      <w:r>
+        <w:rPr>
+          <w:rFonts w:ascii="Consolas" w:eastAsia="Consolas" w:hAnsi="Consolas" w:cs="Consolas"/>
+          <w:sz w:val="17"/>
+          <w:szCs w:val="17"/>
+        </w:rPr>
+        <w:t xml:space="preserve">              FinanceContext (client state that mirrors the server)</w:t>
       </w:r>
     </w:p>
     <w:p>
@@ -4291,15 +4615,7 @@
           <w:sz w:val="17"/>
           <w:szCs w:val="17"/>
         </w:rPr>
-        <w:t xml:space="preserve">   </w:t>
-      </w:r>
-      <w:r>
-        <w:rPr>
-          <w:rFonts w:ascii="Consolas" w:eastAsia="Consolas" w:hAnsi="Consolas" w:cs="Consolas"/>
-          <w:sz w:val="17"/>
-          <w:szCs w:val="17"/>
-        </w:rPr>
-        <w:t xml:space="preserve"> http.ts             Envelopes, CSRF check, sessions, admin guard</w:t>
+        <w:t xml:space="preserve">    http.ts             Envelopes, CSRF check, sessions, admin guard</w:t>
       </w:r>
     </w:p>
     <w:p>
@@ -4313,7 +4629,15 @@
           <w:sz w:val="17"/>
           <w:szCs w:val="17"/>
         </w:rPr>
-        <w:t xml:space="preserve">    schemas.ts          Zod trust boundary</w:t>
+        <w:t xml:space="preserve">    schemas.ts   </w:t>
+      </w:r>
+      <w:r>
+        <w:rPr>
+          <w:rFonts w:ascii="Consolas" w:eastAsia="Consolas" w:hAnsi="Consolas" w:cs="Consolas"/>
+          <w:sz w:val="17"/>
+          <w:szCs w:val="17"/>
+        </w:rPr>
+        <w:t xml:space="preserve">       Zod trust boundary</w:t>
       </w:r>
     </w:p>
     <w:p>
@@ -4397,15 +4721,7 @@
           <w:sz w:val="17"/>
           <w:szCs w:val="17"/>
         </w:rPr>
-        <w:t xml:space="preserve">scripts/                Tests, evals, </w:t>
-      </w:r>
-      <w:r>
-        <w:rPr>
-          <w:rFonts w:ascii="Consolas" w:eastAsia="Consolas" w:hAnsi="Consolas" w:cs="Consolas"/>
-          <w:sz w:val="17"/>
-          <w:szCs w:val="17"/>
-        </w:rPr>
-        <w:t>sandbox run, docs build, data refresh, build helpers</w:t>
+        <w:t>scripts/                Tests, evals, sandbox run, docs build, data refresh, build helpers</w:t>
       </w:r>
     </w:p>
     <w:p>
@@ -4419,7 +4735,15 @@
           <w:sz w:val="17"/>
           <w:szCs w:val="17"/>
         </w:rPr>
-        <w:t>docs/                   Technical documentation, deployment, test cases, sandbox log, diagrams</w:t>
+        <w:t xml:space="preserve">docs/              </w:t>
+      </w:r>
+      <w:r>
+        <w:rPr>
+          <w:rFonts w:ascii="Consolas" w:eastAsia="Consolas" w:hAnsi="Consolas" w:cs="Consolas"/>
+          <w:sz w:val="17"/>
+          <w:szCs w:val="17"/>
+        </w:rPr>
+        <w:t xml:space="preserve">     Technical documentation, deployment, test cases, sandbox log, diagrams</w:t>
       </w:r>
     </w:p>
     <w:p>
@@ -4441,11 +4765,12 @@
       <w:pPr>
         <w:pStyle w:val="Heading2"/>
       </w:pPr>
-      <w:bookmarkStart w:id="8" w:name="_Toc243397799"/>
+      <w:bookmarkStart w:id="7" w:name="_Toc243404727"/>
       <w:r>
+        <w:lastRenderedPageBreak/>
         <w:t>Testing</w:t>
       </w:r>
-      <w:bookmarkEnd w:id="8"/>
+      <w:bookmarkEnd w:id="7"/>
     </w:p>
     <w:p>
       <w:pPr>
@@ -4459,15 +4784,7 @@
           <w:sz w:val="17"/>
           <w:szCs w:val="17"/>
         </w:rPr>
-        <w:t xml:space="preserve">npm test &amp;&amp; npm run eval:ai &amp;&amp; </w:t>
-      </w:r>
-      <w:r>
-        <w:rPr>
-          <w:rFonts w:ascii="Consolas" w:eastAsia="Consolas" w:hAnsi="Consolas" w:cs="Consolas"/>
-          <w:sz w:val="17"/>
-          <w:szCs w:val="17"/>
-        </w:rPr>
-        <w:t>npx tsc --noEmit &amp;&amp; npm run check:security</w:t>
+        <w:t>npm test &amp;&amp; npm run eval:ai &amp;&amp; npx tsc --noEmit &amp;&amp; npm run check:security</w:t>
       </w:r>
     </w:p>
     <w:p>
@@ -4484,7 +4801,16 @@
           <w:sz w:val="18"/>
           <w:szCs w:val="18"/>
         </w:rPr>
-        <w:t>docs/TEST_CASES.md</w:t>
+        <w:t>docs/TEST_CAS</w:t>
+      </w:r>
+      <w:r>
+        <w:rPr>
+          <w:rFonts w:ascii="Consolas" w:eastAsia="Consolas" w:hAnsi="Consolas" w:cs="Consolas"/>
+          <w:color w:val="9A3412"/>
+          <w:sz w:val="18"/>
+          <w:szCs w:val="18"/>
+        </w:rPr>
+        <w:t>ES.md</w:t>
       </w:r>
       <w:r>
         <w:t xml:space="preserve">): </w:t>
@@ -4534,11 +4860,11 @@
       <w:pPr>
         <w:pStyle w:val="Heading2"/>
       </w:pPr>
-      <w:bookmarkStart w:id="9" w:name="_Toc243397800"/>
+      <w:bookmarkStart w:id="8" w:name="_Toc243404728"/>
       <w:r>
         <w:t>Security summary</w:t>
       </w:r>
-      <w:bookmarkEnd w:id="9"/>
+      <w:bookmarkEnd w:id="8"/>
     </w:p>
     <w:p>
       <w:pPr>
@@ -4557,7 +4883,10 @@
         <w:t>Sessions:</w:t>
       </w:r>
       <w:r>
-        <w:t xml:space="preserve"> server-side, revocable sessions; CSRF origin checks; Zod validation; per-user rate limits.</w:t>
+        <w:t xml:space="preserve"> server-side, r</w:t>
+      </w:r>
+      <w:r>
+        <w:t>evocable sessions; CSRF origin checks; Zod validation; per-user rate limits.</w:t>
       </w:r>
     </w:p>
     <w:p>
@@ -4577,10 +4906,7 @@
         <w:t>Isolation:</w:t>
       </w:r>
       <w:r>
-        <w:t xml:space="preserve"> every query is scoped to the session user, and another us</w:t>
-      </w:r>
-      <w:r>
-        <w:t>er's ids return 404.</w:t>
+        <w:t xml:space="preserve"> every query is scoped to the session user, and another user's ids return 404.</w:t>
       </w:r>
     </w:p>
     <w:p>
@@ -4620,7 +4946,10 @@
         <w:t>Audit:</w:t>
       </w:r>
       <w:r>
-        <w:t xml:space="preserve"> a hash-chained audit log written in the same transaction as each change.</w:t>
+        <w:t xml:space="preserve"> a hash-chained au</w:t>
+      </w:r>
+      <w:r>
+        <w:t>dit log written in the same transaction as each change.</w:t>
       </w:r>
     </w:p>
     <w:p>
@@ -4640,10 +4969,7 @@
         <w:t>AI privacy:</w:t>
       </w:r>
       <w:r>
-        <w:t xml:space="preserve"> the AI never sees amounts, rows or personal data, every number in an answer i</w:t>
-      </w:r>
-      <w:r>
-        <w:t>s computed by the server, and AI is opt-in with versioned consent.</w:t>
+        <w:t xml:space="preserve"> the AI never sees amounts, rows or personal data, every number in an answer is computed by the server, and AI is opt-in with versioned consent.</w:t>
       </w:r>
     </w:p>
     <w:p>
@@ -4663,7 +4989,10 @@
         <w:t>Device privacy:</w:t>
       </w:r>
       <w:r>
-        <w:t xml:space="preserve"> files and location stay on the device.</w:t>
+        <w:t xml:space="preserve"> files and location stay on t</w:t>
+      </w:r>
+      <w:r>
+        <w:t>he device.</w:t>
       </w:r>
     </w:p>
     <w:p>
@@ -4680,7 +5009,6 @@
           <w:b/>
           <w:bCs/>
         </w:rPr>
-        <w:lastRenderedPageBreak/>
         <w:t>Data rights:</w:t>
       </w:r>
       <w:r>
@@ -4708,9 +5036,27 @@
       <w:pPr>
         <w:pStyle w:val="Heading2"/>
       </w:pPr>
-      <w:bookmarkStart w:id="10" w:name="_Toc243397801"/>
+      <w:bookmarkStart w:id="9" w:name="_Toc243404729"/>
       <w:r>
         <w:t>License</w:t>
+      </w:r>
+      <w:bookmarkEnd w:id="9"/>
+    </w:p>
+    <w:p>
+      <w:pPr>
+        <w:spacing w:after="120" w:line="276" w:lineRule="auto"/>
+      </w:pPr>
+      <w:r>
+        <w:t>Competition submission. All rights reserved by the team unless stated otherwise.</w:t>
+      </w:r>
+    </w:p>
+    <w:p>
+      <w:pPr>
+        <w:pStyle w:val="Heading2"/>
+      </w:pPr>
+      <w:bookmarkStart w:id="10" w:name="_Toc243404730"/>
+      <w:r>
+        <w:t>Team Joker</w:t>
       </w:r>
       <w:bookmarkEnd w:id="10"/>
     </w:p>
@@ -4719,17 +5065,145 @@
         <w:spacing w:after="120" w:line="276" w:lineRule="auto"/>
       </w:pPr>
       <w:r>
-        <w:t>Competit</w:t>
+        <w:rPr>
+          <w:b/>
+          <w:bCs/>
+        </w:rPr>
+        <w:t>Md. Rezwanur Rahman Utshaw</w:t>
       </w:r>
       <w:r>
-        <w:t>ion submission. All rights reserved by the team unless stated otherwise.</w:t>
+        <w:t xml:space="preserve"> </w:t>
+      </w:r>
+      <w:r>
+        <w:rPr>
+          <w:i/>
+          <w:iCs/>
+        </w:rPr>
+        <w:t>Department of Industrial Engineering and Management</w:t>
+      </w:r>
+      <w:r>
+        <w:t xml:space="preserve"> Khulna University of Engineering &amp; Technology (KUET), Bangladesh</w:t>
+      </w:r>
+    </w:p>
+    <w:p>
+      <w:pPr>
+        <w:spacing w:after="120" w:line="276" w:lineRule="auto"/>
+      </w:pPr>
+      <w:r>
+        <w:rPr>
+          <w:b/>
+          <w:bCs/>
+        </w:rPr>
+        <w:t>Gazi Faysal Jubayer</w:t>
+      </w:r>
+      <w:r>
+        <w:t xml:space="preserve"> </w:t>
+      </w:r>
+      <w:r>
+        <w:rPr>
+          <w:i/>
+          <w:iCs/>
+        </w:rPr>
+        <w:t>Department of Mechanical Engineering</w:t>
+      </w:r>
+      <w:r>
+        <w:t xml:space="preserve"> Khulna University of Engineering &amp; Technology (KUET), Bangladesh</w:t>
+      </w:r>
+    </w:p>
+    <w:p>
+      <w:pPr>
+        <w:spacing w:after="120" w:line="276" w:lineRule="auto"/>
+      </w:pPr>
+      <w:r>
+        <w:rPr>
+          <w:b/>
+          <w:bCs/>
+        </w:rPr>
+        <w:t>Aseer Awsaf</w:t>
+      </w:r>
+      <w:r>
+        <w:t xml:space="preserve"> </w:t>
+      </w:r>
+      <w:r>
+        <w:rPr>
+          <w:i/>
+          <w:iCs/>
+        </w:rPr>
+        <w:t>Depar</w:t>
+      </w:r>
+      <w:r>
+        <w:rPr>
+          <w:i/>
+          <w:iCs/>
+        </w:rPr>
+        <w:t>tment of Textile Engineering</w:t>
+      </w:r>
+      <w:r>
+        <w:t xml:space="preserve"> Khulna University of Engineering &amp; Technology (KUET), Bangladesh</w:t>
+      </w:r>
+    </w:p>
+    <w:p>
+      <w:pPr>
+        <w:spacing w:after="120" w:line="276" w:lineRule="auto"/>
+      </w:pPr>
+      <w:r>
+        <w:rPr>
+          <w:b/>
+          <w:bCs/>
+        </w:rPr>
+        <w:t>Salman Farshi Alam</w:t>
+      </w:r>
+      <w:r>
+        <w:t xml:space="preserve"> </w:t>
+      </w:r>
+      <w:r>
+        <w:rPr>
+          <w:i/>
+          <w:iCs/>
+        </w:rPr>
+        <w:t>Department of Textile Engineering</w:t>
+      </w:r>
+      <w:r>
+        <w:t xml:space="preserve"> Khulna University of Engineering &amp; Technology (KUET), Bangladesh</w:t>
+      </w:r>
+    </w:p>
+    <w:p>
+      <w:pPr>
+        <w:spacing w:after="120" w:line="276" w:lineRule="auto"/>
+      </w:pPr>
+      <w:r>
+        <w:rPr>
+          <w:b/>
+          <w:bCs/>
+        </w:rPr>
+        <w:t>Sanjid Hasan</w:t>
+      </w:r>
+      <w:r>
+        <w:t xml:space="preserve"> </w:t>
+      </w:r>
+      <w:r>
+        <w:rPr>
+          <w:i/>
+          <w:iCs/>
+        </w:rPr>
+        <w:t>Department of Electrical and El</w:t>
+      </w:r>
+      <w:r>
+        <w:rPr>
+          <w:i/>
+          <w:iCs/>
+        </w:rPr>
+        <w:t>ectronic Engineering</w:t>
+      </w:r>
+      <w:r>
+        <w:t xml:space="preserve"> Khulna University of Engineering &amp; Technology (KUET), Bangladesh</w:t>
       </w:r>
     </w:p>
     <w:p>
       <w:pPr>
         <w:pStyle w:val="Heading1"/>
       </w:pPr>
-      <w:bookmarkStart w:id="11" w:name="_Toc243397802"/>
+      <w:bookmarkStart w:id="11" w:name="_Toc243404731"/>
       <w:r>
         <w:t>Deployment Guide</w:t>
       </w:r>
@@ -4767,7 +5241,7 @@
       <w:pPr>
         <w:pStyle w:val="Heading2"/>
       </w:pPr>
-      <w:bookmarkStart w:id="12" w:name="_Toc243397803"/>
+      <w:bookmarkStart w:id="12" w:name="_Toc243404732"/>
       <w:r>
         <w:t>1. Prerequisites</w:t>
       </w:r>
@@ -5093,6 +5567,7 @@
                 <w:sz w:val="17"/>
                 <w:szCs w:val="17"/>
               </w:rPr>
+              <w:lastRenderedPageBreak/>
               <w:t>Optional: Gemini API key</w:t>
             </w:r>
           </w:p>
@@ -5128,7 +5603,7 @@
       <w:pPr>
         <w:pStyle w:val="Heading2"/>
       </w:pPr>
-      <w:bookmarkStart w:id="13" w:name="_Toc243397804"/>
+      <w:bookmarkStart w:id="13" w:name="_Toc243404733"/>
       <w:r>
         <w:t>2. Environment variables</w:t>
       </w:r>
@@ -5139,10 +5614,7 @@
         <w:spacing w:after="120" w:line="276" w:lineRule="auto"/>
       </w:pPr>
       <w:r>
-        <w:t xml:space="preserve">Set these </w:t>
-      </w:r>
-      <w:r>
-        <w:t xml:space="preserve">in the host's environment settings, </w:t>
+        <w:t xml:space="preserve">Set these in the host's environment settings, </w:t>
       </w:r>
       <w:r>
         <w:rPr>
@@ -5182,9 +5654,9 @@
         <w:tblLook w:val="04A0" w:firstRow="1" w:lastRow="0" w:firstColumn="1" w:lastColumn="0" w:noHBand="0" w:noVBand="1"/>
       </w:tblPr>
       <w:tblGrid>
-        <w:gridCol w:w="2861"/>
-        <w:gridCol w:w="1520"/>
-        <w:gridCol w:w="5365"/>
+        <w:gridCol w:w="2598"/>
+        <w:gridCol w:w="1577"/>
+        <w:gridCol w:w="5571"/>
       </w:tblGrid>
       <w:tr>
         <w:trPr>
@@ -5193,7 +5665,7 @@
         </w:trPr>
         <w:tc>
           <w:tcPr>
-            <w:tcW w:w="2861" w:type="dxa"/>
+            <w:tcW w:w="2598" w:type="dxa"/>
             <w:shd w:val="clear" w:color="auto" w:fill="E2E8F0"/>
             <w:tcMar>
               <w:top w:w="50" w:type="dxa"/>
@@ -5216,7 +5688,7 @@
         </w:tc>
         <w:tc>
           <w:tcPr>
-            <w:tcW w:w="1520" w:type="dxa"/>
+            <w:tcW w:w="1577" w:type="dxa"/>
             <w:shd w:val="clear" w:color="auto" w:fill="E2E8F0"/>
             <w:tcMar>
               <w:top w:w="50" w:type="dxa"/>
@@ -5239,7 +5711,7 @@
         </w:tc>
         <w:tc>
           <w:tcPr>
-            <w:tcW w:w="5365" w:type="dxa"/>
+            <w:tcW w:w="5571" w:type="dxa"/>
             <w:shd w:val="clear" w:color="auto" w:fill="E2E8F0"/>
             <w:tcMar>
               <w:top w:w="50" w:type="dxa"/>
@@ -5267,7 +5739,7 @@
         </w:trPr>
         <w:tc>
           <w:tcPr>
-            <w:tcW w:w="2861" w:type="dxa"/>
+            <w:tcW w:w="2598" w:type="dxa"/>
             <w:tcMar>
               <w:top w:w="50" w:type="dxa"/>
               <w:left w:w="90" w:type="dxa"/>
@@ -5289,7 +5761,7 @@
         </w:tc>
         <w:tc>
           <w:tcPr>
-            <w:tcW w:w="1520" w:type="dxa"/>
+            <w:tcW w:w="1577" w:type="dxa"/>
             <w:tcMar>
               <w:top w:w="50" w:type="dxa"/>
               <w:left w:w="90" w:type="dxa"/>
@@ -5309,7 +5781,7 @@
         </w:tc>
         <w:tc>
           <w:tcPr>
-            <w:tcW w:w="5365" w:type="dxa"/>
+            <w:tcW w:w="5571" w:type="dxa"/>
             <w:tcMar>
               <w:top w:w="50" w:type="dxa"/>
               <w:left w:w="90" w:type="dxa"/>
@@ -5350,7 +5822,7 @@
         </w:trPr>
         <w:tc>
           <w:tcPr>
-            <w:tcW w:w="2861" w:type="dxa"/>
+            <w:tcW w:w="2598" w:type="dxa"/>
             <w:tcMar>
               <w:top w:w="50" w:type="dxa"/>
               <w:left w:w="90" w:type="dxa"/>
@@ -5372,7 +5844,7 @@
         </w:tc>
         <w:tc>
           <w:tcPr>
-            <w:tcW w:w="1520" w:type="dxa"/>
+            <w:tcW w:w="1577" w:type="dxa"/>
             <w:tcMar>
               <w:top w:w="50" w:type="dxa"/>
               <w:left w:w="90" w:type="dxa"/>
@@ -5392,7 +5864,7 @@
         </w:tc>
         <w:tc>
           <w:tcPr>
-            <w:tcW w:w="5365" w:type="dxa"/>
+            <w:tcW w:w="5571" w:type="dxa"/>
             <w:tcMar>
               <w:top w:w="50" w:type="dxa"/>
               <w:left w:w="90" w:type="dxa"/>
@@ -5433,7 +5905,7 @@
         </w:trPr>
         <w:tc>
           <w:tcPr>
-            <w:tcW w:w="2861" w:type="dxa"/>
+            <w:tcW w:w="2598" w:type="dxa"/>
             <w:tcMar>
               <w:top w:w="50" w:type="dxa"/>
               <w:left w:w="90" w:type="dxa"/>
@@ -5455,7 +5927,7 @@
         </w:tc>
         <w:tc>
           <w:tcPr>
-            <w:tcW w:w="1520" w:type="dxa"/>
+            <w:tcW w:w="1577" w:type="dxa"/>
             <w:tcMar>
               <w:top w:w="50" w:type="dxa"/>
               <w:left w:w="90" w:type="dxa"/>
@@ -5475,7 +5947,7 @@
         </w:tc>
         <w:tc>
           <w:tcPr>
-            <w:tcW w:w="5365" w:type="dxa"/>
+            <w:tcW w:w="5571" w:type="dxa"/>
             <w:tcMar>
               <w:top w:w="50" w:type="dxa"/>
               <w:left w:w="90" w:type="dxa"/>
@@ -5500,7 +5972,7 @@
         </w:trPr>
         <w:tc>
           <w:tcPr>
-            <w:tcW w:w="2861" w:type="dxa"/>
+            <w:tcW w:w="2598" w:type="dxa"/>
             <w:tcMar>
               <w:top w:w="50" w:type="dxa"/>
               <w:left w:w="90" w:type="dxa"/>
@@ -5522,7 +5994,7 @@
         </w:tc>
         <w:tc>
           <w:tcPr>
-            <w:tcW w:w="1520" w:type="dxa"/>
+            <w:tcW w:w="1577" w:type="dxa"/>
             <w:tcMar>
               <w:top w:w="50" w:type="dxa"/>
               <w:left w:w="90" w:type="dxa"/>
@@ -5542,7 +6014,7 @@
         </w:tc>
         <w:tc>
           <w:tcPr>
-            <w:tcW w:w="5365" w:type="dxa"/>
+            <w:tcW w:w="5571" w:type="dxa"/>
             <w:tcMar>
               <w:top w:w="50" w:type="dxa"/>
               <w:left w:w="90" w:type="dxa"/>
@@ -5567,7 +6039,7 @@
         </w:trPr>
         <w:tc>
           <w:tcPr>
-            <w:tcW w:w="2861" w:type="dxa"/>
+            <w:tcW w:w="2598" w:type="dxa"/>
             <w:tcMar>
               <w:top w:w="50" w:type="dxa"/>
               <w:left w:w="90" w:type="dxa"/>
@@ -5589,7 +6061,7 @@
         </w:tc>
         <w:tc>
           <w:tcPr>
-            <w:tcW w:w="1520" w:type="dxa"/>
+            <w:tcW w:w="1577" w:type="dxa"/>
             <w:tcMar>
               <w:top w:w="50" w:type="dxa"/>
               <w:left w:w="90" w:type="dxa"/>
@@ -5609,7 +6081,7 @@
         </w:tc>
         <w:tc>
           <w:tcPr>
-            <w:tcW w:w="5365" w:type="dxa"/>
+            <w:tcW w:w="5571" w:type="dxa"/>
             <w:tcMar>
               <w:top w:w="50" w:type="dxa"/>
               <w:left w:w="90" w:type="dxa"/>
@@ -5639,14 +6111,14 @@
                 <w:sz w:val="17"/>
                 <w:szCs w:val="17"/>
               </w:rPr>
-              <w:t>; used by the CSRF</w:t>
-            </w:r>
-            <w:r>
-              <w:rPr>
-                <w:sz w:val="17"/>
-                <w:szCs w:val="17"/>
-              </w:rPr>
-              <w:t xml:space="preserve"> origin check</w:t>
+              <w:t>; used by the CS</w:t>
+            </w:r>
+            <w:r>
+              <w:rPr>
+                <w:sz w:val="17"/>
+                <w:szCs w:val="17"/>
+              </w:rPr>
+              <w:t>RF origin check</w:t>
             </w:r>
           </w:p>
         </w:tc>
@@ -5657,7 +6129,7 @@
         </w:trPr>
         <w:tc>
           <w:tcPr>
-            <w:tcW w:w="2861" w:type="dxa"/>
+            <w:tcW w:w="2598" w:type="dxa"/>
             <w:tcMar>
               <w:top w:w="50" w:type="dxa"/>
               <w:left w:w="90" w:type="dxa"/>
@@ -5679,7 +6151,7 @@
         </w:tc>
         <w:tc>
           <w:tcPr>
-            <w:tcW w:w="1520" w:type="dxa"/>
+            <w:tcW w:w="1577" w:type="dxa"/>
             <w:tcMar>
               <w:top w:w="50" w:type="dxa"/>
               <w:left w:w="90" w:type="dxa"/>
@@ -5699,7 +6171,7 @@
         </w:tc>
         <w:tc>
           <w:tcPr>
-            <w:tcW w:w="5365" w:type="dxa"/>
+            <w:tcW w:w="5571" w:type="dxa"/>
             <w:tcMar>
               <w:top w:w="50" w:type="dxa"/>
               <w:left w:w="90" w:type="dxa"/>
@@ -5724,7 +6196,7 @@
         </w:trPr>
         <w:tc>
           <w:tcPr>
-            <w:tcW w:w="2861" w:type="dxa"/>
+            <w:tcW w:w="2598" w:type="dxa"/>
             <w:tcMar>
               <w:top w:w="50" w:type="dxa"/>
               <w:left w:w="90" w:type="dxa"/>
@@ -5762,7 +6234,7 @@
         </w:tc>
         <w:tc>
           <w:tcPr>
-            <w:tcW w:w="1520" w:type="dxa"/>
+            <w:tcW w:w="1577" w:type="dxa"/>
             <w:tcMar>
               <w:top w:w="50" w:type="dxa"/>
               <w:left w:w="90" w:type="dxa"/>
@@ -5782,7 +6254,7 @@
         </w:tc>
         <w:tc>
           <w:tcPr>
-            <w:tcW w:w="5365" w:type="dxa"/>
+            <w:tcW w:w="5571" w:type="dxa"/>
             <w:tcMar>
               <w:top w:w="50" w:type="dxa"/>
               <w:left w:w="90" w:type="dxa"/>
@@ -5807,7 +6279,7 @@
         </w:trPr>
         <w:tc>
           <w:tcPr>
-            <w:tcW w:w="2861" w:type="dxa"/>
+            <w:tcW w:w="2598" w:type="dxa"/>
             <w:tcMar>
               <w:top w:w="50" w:type="dxa"/>
               <w:left w:w="90" w:type="dxa"/>
@@ -5845,7 +6317,7 @@
         </w:tc>
         <w:tc>
           <w:tcPr>
-            <w:tcW w:w="1520" w:type="dxa"/>
+            <w:tcW w:w="1577" w:type="dxa"/>
             <w:tcMar>
               <w:top w:w="50" w:type="dxa"/>
               <w:left w:w="90" w:type="dxa"/>
@@ -5865,7 +6337,7 @@
         </w:tc>
         <w:tc>
           <w:tcPr>
-            <w:tcW w:w="5365" w:type="dxa"/>
+            <w:tcW w:w="5571" w:type="dxa"/>
             <w:tcMar>
               <w:top w:w="50" w:type="dxa"/>
               <w:left w:w="90" w:type="dxa"/>
@@ -5890,7 +6362,7 @@
         </w:trPr>
         <w:tc>
           <w:tcPr>
-            <w:tcW w:w="2861" w:type="dxa"/>
+            <w:tcW w:w="2598" w:type="dxa"/>
             <w:tcMar>
               <w:top w:w="50" w:type="dxa"/>
               <w:left w:w="90" w:type="dxa"/>
@@ -5912,7 +6384,7 @@
         </w:tc>
         <w:tc>
           <w:tcPr>
-            <w:tcW w:w="1520" w:type="dxa"/>
+            <w:tcW w:w="1577" w:type="dxa"/>
             <w:tcMar>
               <w:top w:w="50" w:type="dxa"/>
               <w:left w:w="90" w:type="dxa"/>
@@ -5932,7 +6404,7 @@
         </w:tc>
         <w:tc>
           <w:tcPr>
-            <w:tcW w:w="5365" w:type="dxa"/>
+            <w:tcW w:w="5571" w:type="dxa"/>
             <w:tcMar>
               <w:top w:w="50" w:type="dxa"/>
               <w:left w:w="90" w:type="dxa"/>
@@ -5957,7 +6429,7 @@
         </w:trPr>
         <w:tc>
           <w:tcPr>
-            <w:tcW w:w="2861" w:type="dxa"/>
+            <w:tcW w:w="2598" w:type="dxa"/>
             <w:tcMar>
               <w:top w:w="50" w:type="dxa"/>
               <w:left w:w="90" w:type="dxa"/>
@@ -5979,7 +6451,7 @@
         </w:tc>
         <w:tc>
           <w:tcPr>
-            <w:tcW w:w="1520" w:type="dxa"/>
+            <w:tcW w:w="1577" w:type="dxa"/>
             <w:tcMar>
               <w:top w:w="50" w:type="dxa"/>
               <w:left w:w="90" w:type="dxa"/>
@@ -5999,7 +6471,7 @@
         </w:tc>
         <w:tc>
           <w:tcPr>
-            <w:tcW w:w="5365" w:type="dxa"/>
+            <w:tcW w:w="5571" w:type="dxa"/>
             <w:tcMar>
               <w:top w:w="50" w:type="dxa"/>
               <w:left w:w="90" w:type="dxa"/>
@@ -6120,7 +6592,7 @@
       <w:pPr>
         <w:pStyle w:val="Heading2"/>
       </w:pPr>
-      <w:bookmarkStart w:id="14" w:name="_Toc243397805"/>
+      <w:bookmarkStart w:id="14" w:name="_Toc243404734"/>
       <w:r>
         <w:t>3. Database</w:t>
       </w:r>
@@ -6207,7 +6679,6 @@
           <w:sz w:val="17"/>
           <w:szCs w:val="17"/>
         </w:rPr>
-        <w:lastRenderedPageBreak/>
         <w:t>npx prisma migrate deploy</w:t>
       </w:r>
     </w:p>
@@ -6292,7 +6763,7 @@
       <w:pPr>
         <w:pStyle w:val="Heading2"/>
       </w:pPr>
-      <w:bookmarkStart w:id="15" w:name="_Toc243397806"/>
+      <w:bookmarkStart w:id="15" w:name="_Toc243404735"/>
       <w:r>
         <w:t>4. Deploy on Hostinger</w:t>
       </w:r>
@@ -6496,6 +6967,7 @@
         <w:spacing w:after="60" w:line="264" w:lineRule="auto"/>
       </w:pPr>
       <w:r>
+        <w:lastRenderedPageBreak/>
         <w:t>Fonts are self-hosted, so builds need no network access to Google Fonts.</w:t>
       </w:r>
     </w:p>
@@ -6564,7 +7036,7 @@
       <w:pPr>
         <w:pStyle w:val="Heading2"/>
       </w:pPr>
-      <w:bookmarkStart w:id="16" w:name="_Toc243397807"/>
+      <w:bookmarkStart w:id="16" w:name="_Toc243404736"/>
       <w:r>
         <w:t>5. Optional content</w:t>
       </w:r>
@@ -6884,7 +7356,7 @@
       <w:pPr>
         <w:pStyle w:val="Heading2"/>
       </w:pPr>
-      <w:bookmarkStart w:id="17" w:name="_Toc243397808"/>
+      <w:bookmarkStart w:id="17" w:name="_Toc243404737"/>
       <w:r>
         <w:t>6. Verify a deployment</w:t>
       </w:r>
@@ -6944,7 +7416,7 @@
       <w:pPr>
         <w:pStyle w:val="Heading2"/>
       </w:pPr>
-      <w:bookmarkStart w:id="18" w:name="_Toc243397809"/>
+      <w:bookmarkStart w:id="18" w:name="_Toc243404738"/>
       <w:r>
         <w:t>7. Rollback</w:t>
       </w:r>
@@ -6994,7 +7466,7 @@
       <w:pPr>
         <w:pStyle w:val="Heading2"/>
       </w:pPr>
-      <w:bookmarkStart w:id="19" w:name="_Toc243397810"/>
+      <w:bookmarkStart w:id="19" w:name="_Toc243404739"/>
       <w:r>
         <w:t>8. Troubleshooting</w:t>
       </w:r>
@@ -7042,7 +7514,6 @@
                 <w:sz w:val="17"/>
                 <w:szCs w:val="17"/>
               </w:rPr>
-              <w:lastRenderedPageBreak/>
               <w:t>Symptom</w:t>
             </w:r>
           </w:p>
@@ -7496,14 +7967,9 @@
     </w:tbl>
     <w:p>
       <w:pPr>
-        <w:spacing w:after="120"/>
-      </w:pPr>
-    </w:p>
-    <w:p>
-      <w:pPr>
         <w:pStyle w:val="Heading1"/>
       </w:pPr>
-      <w:bookmarkStart w:id="20" w:name="_Toc243397811"/>
+      <w:bookmarkStart w:id="20" w:name="_Toc243404740"/>
       <w:r>
         <w:t>Test Cases and Results</w:t>
       </w:r>
@@ -7533,7 +7999,7 @@
       <w:pPr>
         <w:pStyle w:val="Heading2"/>
       </w:pPr>
-      <w:bookmarkStart w:id="21" w:name="_Toc243397812"/>
+      <w:bookmarkStart w:id="21" w:name="_Toc243404741"/>
       <w:r>
         <w:t>1. Summary</w:t>
       </w:r>
@@ -7554,10 +8020,10 @@
         <w:tblLook w:val="04A0" w:firstRow="1" w:lastRow="0" w:firstColumn="1" w:lastColumn="0" w:noHBand="0" w:noVBand="1"/>
       </w:tblPr>
       <w:tblGrid>
-        <w:gridCol w:w="1456"/>
-        <w:gridCol w:w="2744"/>
-        <w:gridCol w:w="3360"/>
-        <w:gridCol w:w="2186"/>
+        <w:gridCol w:w="1545"/>
+        <w:gridCol w:w="2555"/>
+        <w:gridCol w:w="3565"/>
+        <w:gridCol w:w="2081"/>
       </w:tblGrid>
       <w:tr>
         <w:trPr>
@@ -7566,7 +8032,7 @@
         </w:trPr>
         <w:tc>
           <w:tcPr>
-            <w:tcW w:w="1456" w:type="dxa"/>
+            <w:tcW w:w="1545" w:type="dxa"/>
             <w:shd w:val="clear" w:color="auto" w:fill="E2E8F0"/>
             <w:tcMar>
               <w:top w:w="50" w:type="dxa"/>
@@ -7589,7 +8055,7 @@
         </w:tc>
         <w:tc>
           <w:tcPr>
-            <w:tcW w:w="2744" w:type="dxa"/>
+            <w:tcW w:w="2555" w:type="dxa"/>
             <w:shd w:val="clear" w:color="auto" w:fill="E2E8F0"/>
             <w:tcMar>
               <w:top w:w="50" w:type="dxa"/>
@@ -7612,7 +8078,7 @@
         </w:tc>
         <w:tc>
           <w:tcPr>
-            <w:tcW w:w="3360" w:type="dxa"/>
+            <w:tcW w:w="3565" w:type="dxa"/>
             <w:shd w:val="clear" w:color="auto" w:fill="E2E8F0"/>
             <w:tcMar>
               <w:top w:w="50" w:type="dxa"/>
@@ -7635,7 +8101,7 @@
         </w:tc>
         <w:tc>
           <w:tcPr>
-            <w:tcW w:w="2186" w:type="dxa"/>
+            <w:tcW w:w="2081" w:type="dxa"/>
             <w:shd w:val="clear" w:color="auto" w:fill="E2E8F0"/>
             <w:tcMar>
               <w:top w:w="50" w:type="dxa"/>
@@ -7663,7 +8129,7 @@
         </w:trPr>
         <w:tc>
           <w:tcPr>
-            <w:tcW w:w="1456" w:type="dxa"/>
+            <w:tcW w:w="1545" w:type="dxa"/>
             <w:tcMar>
               <w:top w:w="50" w:type="dxa"/>
               <w:left w:w="90" w:type="dxa"/>
@@ -7683,7 +8149,7 @@
         </w:tc>
         <w:tc>
           <w:tcPr>
-            <w:tcW w:w="2744" w:type="dxa"/>
+            <w:tcW w:w="2555" w:type="dxa"/>
             <w:tcMar>
               <w:top w:w="50" w:type="dxa"/>
               <w:left w:w="90" w:type="dxa"/>
@@ -7705,7 +8171,7 @@
         </w:tc>
         <w:tc>
           <w:tcPr>
-            <w:tcW w:w="3360" w:type="dxa"/>
+            <w:tcW w:w="3565" w:type="dxa"/>
             <w:tcMar>
               <w:top w:w="50" w:type="dxa"/>
               <w:left w:w="90" w:type="dxa"/>
@@ -7725,7 +8191,7 @@
         </w:tc>
         <w:tc>
           <w:tcPr>
-            <w:tcW w:w="2186" w:type="dxa"/>
+            <w:tcW w:w="2081" w:type="dxa"/>
             <w:tcMar>
               <w:top w:w="50" w:type="dxa"/>
               <w:left w:w="90" w:type="dxa"/>
@@ -7748,7 +8214,7 @@
                 <w:sz w:val="17"/>
                 <w:szCs w:val="17"/>
               </w:rPr>
-              <w:t xml:space="preserve"> (36 suites, 2.9 s)</w:t>
+              <w:t xml:space="preserve"> (36 suites, 5.6 s)</w:t>
             </w:r>
           </w:p>
         </w:tc>
@@ -7759,27 +8225,28 @@
         </w:trPr>
         <w:tc>
           <w:tcPr>
-            <w:tcW w:w="1456" w:type="dxa"/>
-            <w:tcMar>
-              <w:top w:w="50" w:type="dxa"/>
-              <w:left w:w="90" w:type="dxa"/>
-              <w:bottom w:w="50" w:type="dxa"/>
-              <w:right w:w="90" w:type="dxa"/>
-            </w:tcMar>
-          </w:tcPr>
-          <w:p>
-            <w:r>
-              <w:rPr>
-                <w:sz w:val="17"/>
-                <w:szCs w:val="17"/>
-              </w:rPr>
+            <w:tcW w:w="1545" w:type="dxa"/>
+            <w:tcMar>
+              <w:top w:w="50" w:type="dxa"/>
+              <w:left w:w="90" w:type="dxa"/>
+              <w:bottom w:w="50" w:type="dxa"/>
+              <w:right w:w="90" w:type="dxa"/>
+            </w:tcMar>
+          </w:tcPr>
+          <w:p>
+            <w:r>
+              <w:rPr>
+                <w:sz w:val="17"/>
+                <w:szCs w:val="17"/>
+              </w:rPr>
+              <w:lastRenderedPageBreak/>
               <w:t>Database integration tests</w:t>
             </w:r>
           </w:p>
         </w:tc>
         <w:tc>
           <w:tcPr>
-            <w:tcW w:w="2744" w:type="dxa"/>
+            <w:tcW w:w="2555" w:type="dxa"/>
             <w:tcMar>
               <w:top w:w="50" w:type="dxa"/>
               <w:left w:w="90" w:type="dxa"/>
@@ -7824,7 +8291,7 @@
         </w:tc>
         <w:tc>
           <w:tcPr>
-            <w:tcW w:w="3360" w:type="dxa"/>
+            <w:tcW w:w="3565" w:type="dxa"/>
             <w:tcMar>
               <w:top w:w="50" w:type="dxa"/>
               <w:left w:w="90" w:type="dxa"/>
@@ -7844,7 +8311,7 @@
         </w:tc>
         <w:tc>
           <w:tcPr>
-            <w:tcW w:w="2186" w:type="dxa"/>
+            <w:tcW w:w="2081" w:type="dxa"/>
             <w:tcMar>
               <w:top w:w="50" w:type="dxa"/>
               <w:left w:w="90" w:type="dxa"/>
@@ -7871,7 +8338,7 @@
         </w:trPr>
         <w:tc>
           <w:tcPr>
-            <w:tcW w:w="1456" w:type="dxa"/>
+            <w:tcW w:w="1545" w:type="dxa"/>
             <w:tcMar>
               <w:top w:w="50" w:type="dxa"/>
               <w:left w:w="90" w:type="dxa"/>
@@ -7891,7 +8358,7 @@
         </w:tc>
         <w:tc>
           <w:tcPr>
-            <w:tcW w:w="2744" w:type="dxa"/>
+            <w:tcW w:w="2555" w:type="dxa"/>
             <w:tcMar>
               <w:top w:w="50" w:type="dxa"/>
               <w:left w:w="90" w:type="dxa"/>
@@ -7922,7 +8389,7 @@
         </w:tc>
         <w:tc>
           <w:tcPr>
-            <w:tcW w:w="3360" w:type="dxa"/>
+            <w:tcW w:w="3565" w:type="dxa"/>
             <w:tcMar>
               <w:top w:w="50" w:type="dxa"/>
               <w:left w:w="90" w:type="dxa"/>
@@ -7942,7 +8409,7 @@
         </w:tc>
         <w:tc>
           <w:tcPr>
-            <w:tcW w:w="2186" w:type="dxa"/>
+            <w:tcW w:w="2081" w:type="dxa"/>
             <w:tcMar>
               <w:top w:w="50" w:type="dxa"/>
               <w:left w:w="90" w:type="dxa"/>
@@ -7969,7 +8436,7 @@
         </w:trPr>
         <w:tc>
           <w:tcPr>
-            <w:tcW w:w="1456" w:type="dxa"/>
+            <w:tcW w:w="1545" w:type="dxa"/>
             <w:tcMar>
               <w:top w:w="50" w:type="dxa"/>
               <w:left w:w="90" w:type="dxa"/>
@@ -7989,7 +8456,7 @@
         </w:tc>
         <w:tc>
           <w:tcPr>
-            <w:tcW w:w="2744" w:type="dxa"/>
+            <w:tcW w:w="2555" w:type="dxa"/>
             <w:tcMar>
               <w:top w:w="50" w:type="dxa"/>
               <w:left w:w="90" w:type="dxa"/>
@@ -8011,7 +8478,7 @@
         </w:tc>
         <w:tc>
           <w:tcPr>
-            <w:tcW w:w="3360" w:type="dxa"/>
+            <w:tcW w:w="3565" w:type="dxa"/>
             <w:tcMar>
               <w:top w:w="50" w:type="dxa"/>
               <w:left w:w="90" w:type="dxa"/>
@@ -8031,7 +8498,7 @@
         </w:tc>
         <w:tc>
           <w:tcPr>
-            <w:tcW w:w="2186" w:type="dxa"/>
+            <w:tcW w:w="2081" w:type="dxa"/>
             <w:tcMar>
               <w:top w:w="50" w:type="dxa"/>
               <w:left w:w="90" w:type="dxa"/>
@@ -8058,7 +8525,7 @@
         </w:trPr>
         <w:tc>
           <w:tcPr>
-            <w:tcW w:w="1456" w:type="dxa"/>
+            <w:tcW w:w="1545" w:type="dxa"/>
             <w:tcMar>
               <w:top w:w="50" w:type="dxa"/>
               <w:left w:w="90" w:type="dxa"/>
@@ -8078,7 +8545,7 @@
         </w:tc>
         <w:tc>
           <w:tcPr>
-            <w:tcW w:w="2744" w:type="dxa"/>
+            <w:tcW w:w="2555" w:type="dxa"/>
             <w:tcMar>
               <w:top w:w="50" w:type="dxa"/>
               <w:left w:w="90" w:type="dxa"/>
@@ -8100,7 +8567,7 @@
         </w:tc>
         <w:tc>
           <w:tcPr>
-            <w:tcW w:w="3360" w:type="dxa"/>
+            <w:tcW w:w="3565" w:type="dxa"/>
             <w:tcMar>
               <w:top w:w="50" w:type="dxa"/>
               <w:left w:w="90" w:type="dxa"/>
@@ -8120,7 +8587,7 @@
         </w:tc>
         <w:tc>
           <w:tcPr>
-            <w:tcW w:w="2186" w:type="dxa"/>
+            <w:tcW w:w="2081" w:type="dxa"/>
             <w:tcMar>
               <w:top w:w="50" w:type="dxa"/>
               <w:left w:w="90" w:type="dxa"/>
@@ -8147,7 +8614,7 @@
         </w:trPr>
         <w:tc>
           <w:tcPr>
-            <w:tcW w:w="1456" w:type="dxa"/>
+            <w:tcW w:w="1545" w:type="dxa"/>
             <w:tcMar>
               <w:top w:w="50" w:type="dxa"/>
               <w:left w:w="90" w:type="dxa"/>
@@ -8167,7 +8634,7 @@
         </w:tc>
         <w:tc>
           <w:tcPr>
-            <w:tcW w:w="2744" w:type="dxa"/>
+            <w:tcW w:w="2555" w:type="dxa"/>
             <w:tcMar>
               <w:top w:w="50" w:type="dxa"/>
               <w:left w:w="90" w:type="dxa"/>
@@ -8189,7 +8656,7 @@
         </w:tc>
         <w:tc>
           <w:tcPr>
-            <w:tcW w:w="3360" w:type="dxa"/>
+            <w:tcW w:w="3565" w:type="dxa"/>
             <w:tcMar>
               <w:top w:w="50" w:type="dxa"/>
               <w:left w:w="90" w:type="dxa"/>
@@ -8209,7 +8676,7 @@
         </w:tc>
         <w:tc>
           <w:tcPr>
-            <w:tcW w:w="2186" w:type="dxa"/>
+            <w:tcW w:w="2081" w:type="dxa"/>
             <w:tcMar>
               <w:top w:w="50" w:type="dxa"/>
               <w:left w:w="90" w:type="dxa"/>
@@ -8258,7 +8725,7 @@
       <w:pPr>
         <w:pStyle w:val="Heading2"/>
       </w:pPr>
-      <w:bookmarkStart w:id="22" w:name="_Toc243397813"/>
+      <w:bookmarkStart w:id="22" w:name="_Toc243404742"/>
       <w:r>
         <w:t>2. How to run</w:t>
       </w:r>
@@ -8361,7 +8828,7 @@
       <w:pPr>
         <w:pStyle w:val="Heading2"/>
       </w:pPr>
-      <w:bookmarkStart w:id="23" w:name="_Toc243397814"/>
+      <w:bookmarkStart w:id="23" w:name="_Toc243404743"/>
       <w:r>
         <w:t>3. Unit and logic tests (115)</w:t>
       </w:r>
@@ -8574,7 +9041,7 @@
                 <w:sz w:val="17"/>
                 <w:szCs w:val="17"/>
               </w:rPr>
-              <w:t>0.9</w:t>
+              <w:t>1.3</w:t>
             </w:r>
           </w:p>
         </w:tc>
@@ -8660,7 +9127,7 @@
                 <w:sz w:val="17"/>
                 <w:szCs w:val="17"/>
               </w:rPr>
-              <w:t>14.7</w:t>
+              <w:t>20.0</w:t>
             </w:r>
           </w:p>
         </w:tc>
@@ -8685,7 +9152,6 @@
                 <w:sz w:val="17"/>
                 <w:szCs w:val="17"/>
               </w:rPr>
-              <w:lastRenderedPageBreak/>
               <w:t>3</w:t>
             </w:r>
           </w:p>
@@ -9051,7 +9517,7 @@
                 <w:sz w:val="17"/>
                 <w:szCs w:val="17"/>
               </w:rPr>
-              <w:t>0.2</w:t>
+              <w:t>0.3</w:t>
             </w:r>
           </w:p>
         </w:tc>
@@ -9269,7 +9735,7 @@
                 <w:sz w:val="17"/>
                 <w:szCs w:val="17"/>
               </w:rPr>
-              <w:t>0.2</w:t>
+              <w:t>0.3</w:t>
             </w:r>
           </w:p>
         </w:tc>
@@ -9487,7 +9953,7 @@
                 <w:sz w:val="17"/>
                 <w:szCs w:val="17"/>
               </w:rPr>
-              <w:t>0.4</w:t>
+              <w:t>0.3</w:t>
             </w:r>
           </w:p>
         </w:tc>
@@ -9550,6 +10016,7 @@
                 <w:sz w:val="17"/>
                 <w:szCs w:val="17"/>
               </w:rPr>
+              <w:lastRenderedPageBreak/>
               <w:t>#</w:t>
             </w:r>
           </w:p>
@@ -9705,7 +10172,7 @@
                 <w:sz w:val="17"/>
                 <w:szCs w:val="17"/>
               </w:rPr>
-              <w:t>0.7</w:t>
+              <w:t>0.6</w:t>
             </w:r>
           </w:p>
         </w:tc>
@@ -9923,7 +10390,7 @@
                 <w:sz w:val="17"/>
                 <w:szCs w:val="17"/>
               </w:rPr>
-              <w:t>1.3</w:t>
+              <w:t>1.2</w:t>
             </w:r>
           </w:p>
         </w:tc>
@@ -10009,7 +10476,7 @@
                 <w:sz w:val="17"/>
                 <w:szCs w:val="17"/>
               </w:rPr>
-              <w:t>0.9</w:t>
+              <w:t>1.2</w:t>
             </w:r>
           </w:p>
         </w:tc>
@@ -10227,7 +10694,7 @@
                 <w:sz w:val="17"/>
                 <w:szCs w:val="17"/>
               </w:rPr>
-              <w:t>0.3</w:t>
+              <w:t>0.5</w:t>
             </w:r>
           </w:p>
         </w:tc>
@@ -10445,7 +10912,7 @@
                 <w:sz w:val="17"/>
                 <w:szCs w:val="17"/>
               </w:rPr>
-              <w:t>0.2</w:t>
+              <w:t>0.3</w:t>
             </w:r>
           </w:p>
         </w:tc>
@@ -10531,7 +10998,7 @@
                 <w:sz w:val="17"/>
                 <w:szCs w:val="17"/>
               </w:rPr>
-              <w:t>0.4</w:t>
+              <w:t>0.7</w:t>
             </w:r>
           </w:p>
         </w:tc>
@@ -10749,7 +11216,7 @@
                 <w:sz w:val="17"/>
                 <w:szCs w:val="17"/>
               </w:rPr>
-              <w:t>0.3</w:t>
+              <w:t>0.5</w:t>
             </w:r>
           </w:p>
         </w:tc>
@@ -10835,7 +11302,7 @@
                 <w:sz w:val="17"/>
                 <w:szCs w:val="17"/>
               </w:rPr>
-              <w:t>0.1</w:t>
+              <w:t>0.2</w:t>
             </w:r>
           </w:p>
         </w:tc>
@@ -10937,7 +11404,6 @@
         <w:pStyle w:val="Heading3"/>
       </w:pPr>
       <w:r>
-        <w:lastRenderedPageBreak/>
         <w:t>Sarbanes-Oxley Act (SOX Section 302 &amp; 404) Compliance</w:t>
       </w:r>
     </w:p>
@@ -11140,7 +11606,7 @@
                 <w:sz w:val="17"/>
                 <w:szCs w:val="17"/>
               </w:rPr>
-              <w:t>0.2</w:t>
+              <w:t>0.3</w:t>
             </w:r>
           </w:p>
         </w:tc>
@@ -11226,7 +11692,7 @@
                 <w:sz w:val="17"/>
                 <w:szCs w:val="17"/>
               </w:rPr>
-              <w:t>0.2</w:t>
+              <w:t>0.3</w:t>
             </w:r>
           </w:p>
         </w:tc>
@@ -11530,7 +11996,7 @@
                 <w:sz w:val="17"/>
                 <w:szCs w:val="17"/>
               </w:rPr>
-              <w:t>0.2</w:t>
+              <w:t>0.4</w:t>
             </w:r>
           </w:p>
         </w:tc>
@@ -11616,7 +12082,7 @@
                 <w:sz w:val="17"/>
                 <w:szCs w:val="17"/>
               </w:rPr>
-              <w:t>0.4</w:t>
+              <w:t>0.8</w:t>
             </w:r>
           </w:p>
         </w:tc>
@@ -11834,7 +12300,7 @@
                 <w:sz w:val="17"/>
                 <w:szCs w:val="17"/>
               </w:rPr>
-              <w:t>0.1</w:t>
+              <w:t>0.4</w:t>
             </w:r>
           </w:p>
         </w:tc>
@@ -11920,7 +12386,7 @@
                 <w:sz w:val="17"/>
                 <w:szCs w:val="17"/>
               </w:rPr>
-              <w:t>0.4</w:t>
+              <w:t>0.8</w:t>
             </w:r>
           </w:p>
         </w:tc>
@@ -11983,6 +12449,7 @@
                 <w:sz w:val="17"/>
                 <w:szCs w:val="17"/>
               </w:rPr>
+              <w:lastRenderedPageBreak/>
               <w:t>#</w:t>
             </w:r>
           </w:p>
@@ -12138,7 +12605,7 @@
                 <w:sz w:val="17"/>
                 <w:szCs w:val="17"/>
               </w:rPr>
-              <w:t>0.7</w:t>
+              <w:t>1.5</w:t>
             </w:r>
           </w:p>
         </w:tc>
@@ -12224,7 +12691,7 @@
                 <w:sz w:val="17"/>
                 <w:szCs w:val="17"/>
               </w:rPr>
-              <w:t>0.5</w:t>
+              <w:t>0.8</w:t>
             </w:r>
           </w:p>
         </w:tc>
@@ -12310,7 +12777,7 @@
                 <w:sz w:val="17"/>
                 <w:szCs w:val="17"/>
               </w:rPr>
-              <w:t>0.7</w:t>
+              <w:t>0.9</w:t>
             </w:r>
           </w:p>
         </w:tc>
@@ -12396,7 +12863,7 @@
                 <w:sz w:val="17"/>
                 <w:szCs w:val="17"/>
               </w:rPr>
-              <w:t>36.9</w:t>
+              <w:t>53.4</w:t>
             </w:r>
           </w:p>
         </w:tc>
@@ -12614,7 +13081,7 @@
                 <w:sz w:val="17"/>
                 <w:szCs w:val="17"/>
               </w:rPr>
-              <w:t>276.9</w:t>
+              <w:t>539.4</w:t>
             </w:r>
           </w:p>
         </w:tc>
@@ -12700,7 +13167,7 @@
                 <w:sz w:val="17"/>
                 <w:szCs w:val="17"/>
               </w:rPr>
-              <w:t>793.4</w:t>
+              <w:t>1365.9</w:t>
             </w:r>
           </w:p>
         </w:tc>
@@ -12786,7 +13253,7 @@
                 <w:sz w:val="17"/>
                 <w:szCs w:val="17"/>
               </w:rPr>
-              <w:t>8.4</w:t>
+              <w:t>13.1</w:t>
             </w:r>
           </w:p>
         </w:tc>
@@ -12872,7 +13339,7 @@
                 <w:sz w:val="17"/>
                 <w:szCs w:val="17"/>
               </w:rPr>
-              <w:t>0.7</w:t>
+              <w:t>0.6</w:t>
             </w:r>
           </w:p>
         </w:tc>
@@ -12958,7 +13425,7 @@
                 <w:sz w:val="17"/>
                 <w:szCs w:val="17"/>
               </w:rPr>
-              <w:t>0.8</w:t>
+              <w:t>1.0</w:t>
             </w:r>
           </w:p>
         </w:tc>
@@ -13176,7 +13643,7 @@
                 <w:sz w:val="17"/>
                 <w:szCs w:val="17"/>
               </w:rPr>
-              <w:t>3.6</w:t>
+              <w:t>5.9</w:t>
             </w:r>
           </w:p>
         </w:tc>
@@ -13262,7 +13729,7 @@
                 <w:sz w:val="17"/>
                 <w:szCs w:val="17"/>
               </w:rPr>
-              <w:t>4.2</w:t>
+              <w:t>10.5</w:t>
             </w:r>
           </w:p>
         </w:tc>
@@ -13348,7 +13815,7 @@
                 <w:sz w:val="17"/>
                 <w:szCs w:val="17"/>
               </w:rPr>
-              <w:t>0.4</w:t>
+              <w:t>0.9</w:t>
             </w:r>
           </w:p>
         </w:tc>
@@ -13434,7 +13901,7 @@
                 <w:sz w:val="17"/>
                 <w:szCs w:val="17"/>
               </w:rPr>
-              <w:t>101.3</w:t>
+              <w:t>176.6</w:t>
             </w:r>
           </w:p>
         </w:tc>
@@ -13520,7 +13987,7 @@
                 <w:sz w:val="17"/>
                 <w:szCs w:val="17"/>
               </w:rPr>
-              <w:t>2.8</w:t>
+              <w:t>3.7</w:t>
             </w:r>
           </w:p>
         </w:tc>
@@ -13583,7 +14050,6 @@
                 <w:sz w:val="17"/>
                 <w:szCs w:val="17"/>
               </w:rPr>
-              <w:lastRenderedPageBreak/>
               <w:t>#</w:t>
             </w:r>
           </w:p>
@@ -13739,7 +14205,7 @@
                 <w:sz w:val="17"/>
                 <w:szCs w:val="17"/>
               </w:rPr>
-              <w:t>1.2</w:t>
+              <w:t>1.6</w:t>
             </w:r>
           </w:p>
         </w:tc>
@@ -13825,7 +14291,7 @@
                 <w:sz w:val="17"/>
                 <w:szCs w:val="17"/>
               </w:rPr>
-              <w:t>0.4</w:t>
+              <w:t>3.9</w:t>
             </w:r>
           </w:p>
         </w:tc>
@@ -13911,7 +14377,7 @@
                 <w:sz w:val="17"/>
                 <w:szCs w:val="17"/>
               </w:rPr>
-              <w:t>0.4</w:t>
+              <w:t>0.9</w:t>
             </w:r>
           </w:p>
         </w:tc>
@@ -13997,7 +14463,7 @@
                 <w:sz w:val="17"/>
                 <w:szCs w:val="17"/>
               </w:rPr>
-              <w:t>0.9</w:t>
+              <w:t>1.6</w:t>
             </w:r>
           </w:p>
         </w:tc>
@@ -14083,7 +14549,7 @@
                 <w:sz w:val="17"/>
                 <w:szCs w:val="17"/>
               </w:rPr>
-              <w:t>0.5</w:t>
+              <w:t>0.8</w:t>
             </w:r>
           </w:p>
         </w:tc>
@@ -14169,7 +14635,7 @@
                 <w:sz w:val="17"/>
                 <w:szCs w:val="17"/>
               </w:rPr>
-              <w:t>0.3</w:t>
+              <w:t>0.5</w:t>
             </w:r>
           </w:p>
         </w:tc>
@@ -14255,7 +14721,7 @@
                 <w:sz w:val="17"/>
                 <w:szCs w:val="17"/>
               </w:rPr>
-              <w:t>0.3</w:t>
+              <w:t>0.6</w:t>
             </w:r>
           </w:p>
         </w:tc>
@@ -14341,7 +14807,7 @@
                 <w:sz w:val="17"/>
                 <w:szCs w:val="17"/>
               </w:rPr>
-              <w:t>0.3</w:t>
+              <w:t>0.4</w:t>
             </w:r>
           </w:p>
         </w:tc>
@@ -14427,7 +14893,7 @@
                 <w:sz w:val="17"/>
                 <w:szCs w:val="17"/>
               </w:rPr>
-              <w:t>0.2</w:t>
+              <w:t>0.3</w:t>
             </w:r>
           </w:p>
         </w:tc>
@@ -14645,7 +15111,7 @@
                 <w:sz w:val="17"/>
                 <w:szCs w:val="17"/>
               </w:rPr>
-              <w:t>3.1</w:t>
+              <w:t>4.6</w:t>
             </w:r>
           </w:p>
         </w:tc>
@@ -14863,7 +15329,7 @@
                 <w:sz w:val="17"/>
                 <w:szCs w:val="17"/>
               </w:rPr>
-              <w:t>14.1</w:t>
+              <w:t>24.8</w:t>
             </w:r>
           </w:p>
         </w:tc>
@@ -14879,6 +15345,7 @@
         <w:pStyle w:val="Heading3"/>
       </w:pPr>
       <w:r>
+        <w:lastRenderedPageBreak/>
         <w:t>AI privacy gateway</w:t>
       </w:r>
     </w:p>
@@ -15081,7 +15548,7 @@
                 <w:sz w:val="17"/>
                 <w:szCs w:val="17"/>
               </w:rPr>
-              <w:t>0.5</w:t>
+              <w:t>1.7</w:t>
             </w:r>
           </w:p>
         </w:tc>
@@ -15167,7 +15634,7 @@
                 <w:sz w:val="17"/>
                 <w:szCs w:val="17"/>
               </w:rPr>
-              <w:t>5.5</w:t>
+              <w:t>14.8</w:t>
             </w:r>
           </w:p>
         </w:tc>
@@ -15385,7 +15852,7 @@
                 <w:sz w:val="17"/>
                 <w:szCs w:val="17"/>
               </w:rPr>
-              <w:t>2.0</w:t>
+              <w:t>3.0</w:t>
             </w:r>
           </w:p>
         </w:tc>
@@ -15471,7 +15938,7 @@
                 <w:sz w:val="17"/>
                 <w:szCs w:val="17"/>
               </w:rPr>
-              <w:t>4.0</w:t>
+              <w:t>6.1</w:t>
             </w:r>
           </w:p>
         </w:tc>
@@ -15557,7 +16024,7 @@
                 <w:sz w:val="17"/>
                 <w:szCs w:val="17"/>
               </w:rPr>
-              <w:t>0.9</w:t>
+              <w:t>1.9</w:t>
             </w:r>
           </w:p>
         </w:tc>
@@ -15643,7 +16110,7 @@
                 <w:sz w:val="17"/>
                 <w:szCs w:val="17"/>
               </w:rPr>
-              <w:t>1.0</w:t>
+              <w:t>2.3</w:t>
             </w:r>
           </w:p>
         </w:tc>
@@ -15729,7 +16196,7 @@
                 <w:sz w:val="17"/>
                 <w:szCs w:val="17"/>
               </w:rPr>
-              <w:t>0.8</w:t>
+              <w:t>1.9</w:t>
             </w:r>
           </w:p>
         </w:tc>
@@ -15815,7 +16282,7 @@
                 <w:sz w:val="17"/>
                 <w:szCs w:val="17"/>
               </w:rPr>
-              <w:t>6.9</w:t>
+              <w:t>18.5</w:t>
             </w:r>
           </w:p>
         </w:tc>
@@ -15901,7 +16368,7 @@
                 <w:sz w:val="17"/>
                 <w:szCs w:val="17"/>
               </w:rPr>
-              <w:t>7.1</w:t>
+              <w:t>9.4</w:t>
             </w:r>
           </w:p>
         </w:tc>
@@ -15987,7 +16454,7 @@
                 <w:sz w:val="17"/>
                 <w:szCs w:val="17"/>
               </w:rPr>
-              <w:t>6.0</w:t>
+              <w:t>8.3</w:t>
             </w:r>
           </w:p>
         </w:tc>
@@ -16073,7 +16540,7 @@
                 <w:sz w:val="17"/>
                 <w:szCs w:val="17"/>
               </w:rPr>
-              <w:t>7.3</w:t>
+              <w:t>11.2</w:t>
             </w:r>
           </w:p>
         </w:tc>
@@ -16159,7 +16626,7 @@
                 <w:sz w:val="17"/>
                 <w:szCs w:val="17"/>
               </w:rPr>
-              <w:t>2.5</w:t>
+              <w:t>3.1</w:t>
             </w:r>
           </w:p>
         </w:tc>
@@ -16204,14 +16671,14 @@
                 <w:sz w:val="17"/>
                 <w:szCs w:val="17"/>
               </w:rPr>
-              <w:t>the copilo</w:t>
-            </w:r>
-            <w:r>
-              <w:rPr>
-                <w:sz w:val="17"/>
-                <w:szCs w:val="17"/>
-              </w:rPr>
-              <w:t>t route rejects an unknown /segment</w:t>
+              <w:t>the copil</w:t>
+            </w:r>
+            <w:r>
+              <w:rPr>
+                <w:sz w:val="17"/>
+                <w:szCs w:val="17"/>
+              </w:rPr>
+              <w:t>ot route rejects an unknown /segment</w:t>
             </w:r>
           </w:p>
         </w:tc>
@@ -16252,7 +16719,7 @@
                 <w:sz w:val="17"/>
                 <w:szCs w:val="17"/>
               </w:rPr>
-              <w:t>70.7</w:t>
+              <w:t>154.6</w:t>
             </w:r>
           </w:p>
         </w:tc>
@@ -16338,7 +16805,7 @@
                 <w:sz w:val="17"/>
                 <w:szCs w:val="17"/>
               </w:rPr>
-              <w:t>2.9</w:t>
+              <w:t>6.3</w:t>
             </w:r>
           </w:p>
         </w:tc>
@@ -16556,7 +17023,7 @@
                 <w:sz w:val="17"/>
                 <w:szCs w:val="17"/>
               </w:rPr>
-              <w:t>6.5</w:t>
+              <w:t>18.6</w:t>
             </w:r>
           </w:p>
         </w:tc>
@@ -16774,7 +17241,7 @@
                 <w:sz w:val="17"/>
                 <w:szCs w:val="17"/>
               </w:rPr>
-              <w:t>1.8</w:t>
+              <w:t>5.2</w:t>
             </w:r>
           </w:p>
         </w:tc>
@@ -16992,7 +17459,7 @@
                 <w:sz w:val="17"/>
                 <w:szCs w:val="17"/>
               </w:rPr>
-              <w:t>1.2</w:t>
+              <w:t>2.8</w:t>
             </w:r>
           </w:p>
         </w:tc>
@@ -17078,7 +17545,7 @@
                 <w:sz w:val="17"/>
                 <w:szCs w:val="17"/>
               </w:rPr>
-              <w:t>0.3</w:t>
+              <w:t>0.7</w:t>
             </w:r>
           </w:p>
         </w:tc>
@@ -17296,7 +17763,7 @@
                 <w:sz w:val="17"/>
                 <w:szCs w:val="17"/>
               </w:rPr>
-              <w:t>0.1</w:t>
+              <w:t>0.3</w:t>
             </w:r>
           </w:p>
         </w:tc>
@@ -17382,7 +17849,7 @@
                 <w:sz w:val="17"/>
                 <w:szCs w:val="17"/>
               </w:rPr>
-              <w:t>0.8</w:t>
+              <w:t>2.2</w:t>
             </w:r>
           </w:p>
         </w:tc>
@@ -17468,7 +17935,7 @@
                 <w:sz w:val="17"/>
                 <w:szCs w:val="17"/>
               </w:rPr>
-              <w:t>0.2</w:t>
+              <w:t>0.7</w:t>
             </w:r>
           </w:p>
         </w:tc>
@@ -17554,7 +18021,7 @@
                 <w:sz w:val="17"/>
                 <w:szCs w:val="17"/>
               </w:rPr>
-              <w:t>0.3</w:t>
+              <w:t>1.3</w:t>
             </w:r>
           </w:p>
         </w:tc>
@@ -17640,7 +18107,7 @@
                 <w:sz w:val="17"/>
                 <w:szCs w:val="17"/>
               </w:rPr>
-              <w:t>0.2</w:t>
+              <w:t>0.6</w:t>
             </w:r>
           </w:p>
         </w:tc>
@@ -17703,6 +18170,7 @@
                 <w:sz w:val="17"/>
                 <w:szCs w:val="17"/>
               </w:rPr>
+              <w:lastRenderedPageBreak/>
               <w:t>#</w:t>
             </w:r>
           </w:p>
@@ -17858,7 +18326,7 @@
                 <w:sz w:val="17"/>
                 <w:szCs w:val="17"/>
               </w:rPr>
-              <w:t>1.7</w:t>
+              <w:t>5.7</w:t>
             </w:r>
           </w:p>
         </w:tc>
@@ -17944,7 +18412,7 @@
                 <w:sz w:val="17"/>
                 <w:szCs w:val="17"/>
               </w:rPr>
-              <w:t>0.1</w:t>
+              <w:t>0.4</w:t>
             </w:r>
           </w:p>
         </w:tc>
@@ -18030,7 +18498,7 @@
                 <w:sz w:val="17"/>
                 <w:szCs w:val="17"/>
               </w:rPr>
-              <w:t>0.5</w:t>
+              <w:t>1.9</w:t>
             </w:r>
           </w:p>
         </w:tc>
@@ -18116,7 +18584,7 @@
                 <w:sz w:val="17"/>
                 <w:szCs w:val="17"/>
               </w:rPr>
-              <w:t>14.1</w:t>
+              <w:t>31.9</w:t>
             </w:r>
           </w:p>
         </w:tc>
@@ -18202,7 +18670,7 @@
                 <w:sz w:val="17"/>
                 <w:szCs w:val="17"/>
               </w:rPr>
-              <w:t>0.4</w:t>
+              <w:t>0.6</w:t>
             </w:r>
           </w:p>
         </w:tc>
@@ -18288,7 +18756,7 @@
                 <w:sz w:val="17"/>
                 <w:szCs w:val="17"/>
               </w:rPr>
-              <w:t>1.7</w:t>
+              <w:t>4.3</w:t>
             </w:r>
           </w:p>
         </w:tc>
@@ -18374,7 +18842,7 @@
                 <w:sz w:val="17"/>
                 <w:szCs w:val="17"/>
               </w:rPr>
-              <w:t>15.8</w:t>
+              <w:t>32.2</w:t>
             </w:r>
           </w:p>
         </w:tc>
@@ -18592,7 +19060,7 @@
                 <w:sz w:val="17"/>
                 <w:szCs w:val="17"/>
               </w:rPr>
-              <w:t>0.4</w:t>
+              <w:t>0.5</w:t>
             </w:r>
           </w:p>
         </w:tc>
@@ -18678,7 +19146,7 @@
                 <w:sz w:val="17"/>
                 <w:szCs w:val="17"/>
               </w:rPr>
-              <w:t>0.7</w:t>
+              <w:t>0.9</w:t>
             </w:r>
           </w:p>
         </w:tc>
@@ -18764,7 +19232,7 @@
                 <w:sz w:val="17"/>
                 <w:szCs w:val="17"/>
               </w:rPr>
-              <w:t>1.7</w:t>
+              <w:t>2.0</w:t>
             </w:r>
           </w:p>
         </w:tc>
@@ -18850,7 +19318,7 @@
                 <w:sz w:val="17"/>
                 <w:szCs w:val="17"/>
               </w:rPr>
-              <w:t>0.6</w:t>
+              <w:t>0.7</w:t>
             </w:r>
           </w:p>
         </w:tc>
@@ -18936,7 +19404,7 @@
                 <w:sz w:val="17"/>
                 <w:szCs w:val="17"/>
               </w:rPr>
-              <w:t>2.5</w:t>
+              <w:t>3.0</w:t>
             </w:r>
           </w:p>
         </w:tc>
@@ -19022,7 +19490,7 @@
                 <w:sz w:val="17"/>
                 <w:szCs w:val="17"/>
               </w:rPr>
-              <w:t>0.9</w:t>
+              <w:t>1.1</w:t>
             </w:r>
           </w:p>
         </w:tc>
@@ -19108,7 +19576,7 @@
                 <w:sz w:val="17"/>
                 <w:szCs w:val="17"/>
               </w:rPr>
-              <w:t>1.2</w:t>
+              <w:t>1.4</w:t>
             </w:r>
           </w:p>
         </w:tc>
@@ -19257,7 +19725,6 @@
                 <w:sz w:val="17"/>
                 <w:szCs w:val="17"/>
               </w:rPr>
-              <w:lastRenderedPageBreak/>
               <w:t>#</w:t>
             </w:r>
           </w:p>
@@ -19413,7 +19880,7 @@
                 <w:sz w:val="17"/>
                 <w:szCs w:val="17"/>
               </w:rPr>
-              <w:t>0.1</w:t>
+              <w:t>0.2</w:t>
             </w:r>
           </w:p>
         </w:tc>
@@ -19631,7 +20098,7 @@
                 <w:sz w:val="17"/>
                 <w:szCs w:val="17"/>
               </w:rPr>
-              <w:t>0.2</w:t>
+              <w:t>0.3</w:t>
             </w:r>
           </w:p>
         </w:tc>
@@ -19803,7 +20270,7 @@
                 <w:sz w:val="17"/>
                 <w:szCs w:val="17"/>
               </w:rPr>
-              <w:t>0.2</w:t>
+              <w:t>0.3</w:t>
             </w:r>
           </w:p>
         </w:tc>
@@ -19889,7 +20356,7 @@
                 <w:sz w:val="17"/>
                 <w:szCs w:val="17"/>
               </w:rPr>
-              <w:t>0.3</w:t>
+              <w:t>0.4</w:t>
             </w:r>
           </w:p>
         </w:tc>
@@ -19975,7 +20442,7 @@
                 <w:sz w:val="17"/>
                 <w:szCs w:val="17"/>
               </w:rPr>
-              <w:t>0.2</w:t>
+              <w:t>0.3</w:t>
             </w:r>
           </w:p>
         </w:tc>
@@ -20061,7 +20528,7 @@
                 <w:sz w:val="17"/>
                 <w:szCs w:val="17"/>
               </w:rPr>
-              <w:t>0.4</w:t>
+              <w:t>0.5</w:t>
             </w:r>
           </w:p>
         </w:tc>
@@ -20147,7 +20614,7 @@
                 <w:sz w:val="17"/>
                 <w:szCs w:val="17"/>
               </w:rPr>
-              <w:t>0.2</w:t>
+              <w:t>0.3</w:t>
             </w:r>
           </w:p>
         </w:tc>
@@ -20365,7 +20832,7 @@
                 <w:sz w:val="17"/>
                 <w:szCs w:val="17"/>
               </w:rPr>
-              <w:t>0.2</w:t>
+              <w:t>0.6</w:t>
             </w:r>
           </w:p>
         </w:tc>
@@ -20583,7 +21050,7 @@
                 <w:sz w:val="17"/>
                 <w:szCs w:val="17"/>
               </w:rPr>
-              <w:t>0.3</w:t>
+              <w:t>0.4</w:t>
             </w:r>
           </w:p>
         </w:tc>
@@ -20669,7 +21136,7 @@
                 <w:sz w:val="17"/>
                 <w:szCs w:val="17"/>
               </w:rPr>
-              <w:t>0.4</w:t>
+              <w:t>0.6</w:t>
             </w:r>
           </w:p>
         </w:tc>
@@ -20694,6 +21161,7 @@
                 <w:sz w:val="17"/>
                 <w:szCs w:val="17"/>
               </w:rPr>
+              <w:lastRenderedPageBreak/>
               <w:t>3</w:t>
             </w:r>
           </w:p>
@@ -20755,7 +21223,7 @@
                 <w:sz w:val="17"/>
                 <w:szCs w:val="17"/>
               </w:rPr>
-              <w:t>0.4</w:t>
+              <w:t>0.7</w:t>
             </w:r>
           </w:p>
         </w:tc>
@@ -20841,7 +21309,7 @@
                 <w:sz w:val="17"/>
                 <w:szCs w:val="17"/>
               </w:rPr>
-              <w:t>1.0</w:t>
+              <w:t>1.8</w:t>
             </w:r>
           </w:p>
         </w:tc>
@@ -21495,7 +21963,7 @@
                 <w:sz w:val="17"/>
                 <w:szCs w:val="17"/>
               </w:rPr>
-              <w:t>0.3</w:t>
+              <w:t>0.4</w:t>
             </w:r>
           </w:p>
         </w:tc>
@@ -21885,7 +22353,7 @@
                 <w:sz w:val="17"/>
                 <w:szCs w:val="17"/>
               </w:rPr>
-              <w:t>1.4</w:t>
+              <w:t>1.7</w:t>
             </w:r>
           </w:p>
         </w:tc>
@@ -21910,7 +22378,6 @@
                 <w:sz w:val="17"/>
                 <w:szCs w:val="17"/>
               </w:rPr>
-              <w:lastRenderedPageBreak/>
               <w:t>2</w:t>
             </w:r>
           </w:p>
@@ -21972,7 +22439,7 @@
                 <w:sz w:val="17"/>
                 <w:szCs w:val="17"/>
               </w:rPr>
-              <w:t>0.2</w:t>
+              <w:t>0.3</w:t>
             </w:r>
           </w:p>
         </w:tc>
@@ -22058,7 +22525,7 @@
                 <w:sz w:val="17"/>
                 <w:szCs w:val="17"/>
               </w:rPr>
-              <w:t>3.0</w:t>
+              <w:t>2.2</w:t>
             </w:r>
           </w:p>
         </w:tc>
@@ -22362,7 +22829,7 @@
                 <w:sz w:val="17"/>
                 <w:szCs w:val="17"/>
               </w:rPr>
-              <w:t>0.1</w:t>
+              <w:t>0.2</w:t>
             </w:r>
           </w:p>
         </w:tc>
@@ -22448,7 +22915,7 @@
                 <w:sz w:val="17"/>
                 <w:szCs w:val="17"/>
               </w:rPr>
-              <w:t>0.4</w:t>
+              <w:t>0.5</w:t>
             </w:r>
           </w:p>
         </w:tc>
@@ -22534,7 +23001,7 @@
                 <w:sz w:val="17"/>
                 <w:szCs w:val="17"/>
               </w:rPr>
-              <w:t>7.3</w:t>
+              <w:t>14.2</w:t>
             </w:r>
           </w:p>
         </w:tc>
@@ -22620,7 +23087,7 @@
                 <w:sz w:val="17"/>
                 <w:szCs w:val="17"/>
               </w:rPr>
-              <w:t>4.6</w:t>
+              <w:t>8.3</w:t>
             </w:r>
           </w:p>
         </w:tc>
@@ -22838,7 +23305,7 @@
                 <w:sz w:val="17"/>
                 <w:szCs w:val="17"/>
               </w:rPr>
-              <w:t>2.0</w:t>
+              <w:t>10.2</w:t>
             </w:r>
           </w:p>
         </w:tc>
@@ -22924,7 +23391,7 @@
                 <w:sz w:val="17"/>
                 <w:szCs w:val="17"/>
               </w:rPr>
-              <w:t>0.2</w:t>
+              <w:t>0.6</w:t>
             </w:r>
           </w:p>
         </w:tc>
@@ -23010,7 +23477,7 @@
                 <w:sz w:val="17"/>
                 <w:szCs w:val="17"/>
               </w:rPr>
-              <w:t>0.2</w:t>
+              <w:t>0.7</w:t>
             </w:r>
           </w:p>
         </w:tc>
@@ -23025,7 +23492,7 @@
       <w:pPr>
         <w:pStyle w:val="Heading2"/>
       </w:pPr>
-      <w:bookmarkStart w:id="24" w:name="_Toc243397815"/>
+      <w:bookmarkStart w:id="24" w:name="_Toc243404744"/>
       <w:r>
         <w:t>4. Database integration tests (15)</w:t>
       </w:r>
@@ -23083,6 +23550,7 @@
                 <w:sz w:val="17"/>
                 <w:szCs w:val="17"/>
               </w:rPr>
+              <w:lastRenderedPageBreak/>
               <w:t>#</w:t>
             </w:r>
           </w:p>
@@ -23238,7 +23706,7 @@
                 <w:sz w:val="17"/>
                 <w:szCs w:val="17"/>
               </w:rPr>
-              <w:t>12340.0</w:t>
+              <w:t>13769.2</w:t>
             </w:r>
           </w:p>
         </w:tc>
@@ -23324,7 +23792,7 @@
                 <w:sz w:val="17"/>
                 <w:szCs w:val="17"/>
               </w:rPr>
-              <w:t>14633.6</w:t>
+              <w:t>14360.1</w:t>
             </w:r>
           </w:p>
         </w:tc>
@@ -23542,7 +24010,7 @@
                 <w:sz w:val="17"/>
                 <w:szCs w:val="17"/>
               </w:rPr>
-              <w:t>15091.1</w:t>
+              <w:t>15436.1</w:t>
             </w:r>
           </w:p>
         </w:tc>
@@ -23760,7 +24228,7 @@
                 <w:sz w:val="17"/>
                 <w:szCs w:val="17"/>
               </w:rPr>
-              <w:t>14842.1</w:t>
+              <w:t>15154.6</w:t>
             </w:r>
           </w:p>
         </w:tc>
@@ -23978,7 +24446,7 @@
                 <w:sz w:val="17"/>
                 <w:szCs w:val="17"/>
               </w:rPr>
-              <w:t>11249.3</w:t>
+              <w:t>13180.4</w:t>
             </w:r>
           </w:p>
         </w:tc>
@@ -24064,7 +24532,7 @@
                 <w:sz w:val="17"/>
                 <w:szCs w:val="17"/>
               </w:rPr>
-              <w:t>8883.9</w:t>
+              <w:t>9860.0</w:t>
             </w:r>
           </w:p>
         </w:tc>
@@ -24150,7 +24618,7 @@
                 <w:sz w:val="17"/>
                 <w:szCs w:val="17"/>
               </w:rPr>
-              <w:t>13352.1</w:t>
+              <w:t>13821.5</w:t>
             </w:r>
           </w:p>
         </w:tc>
@@ -24236,7 +24704,7 @@
                 <w:sz w:val="17"/>
                 <w:szCs w:val="17"/>
               </w:rPr>
-              <w:t>9967.9</w:t>
+              <w:t>10342.3</w:t>
             </w:r>
           </w:p>
         </w:tc>
@@ -24322,7 +24790,7 @@
                 <w:sz w:val="17"/>
                 <w:szCs w:val="17"/>
               </w:rPr>
-              <w:t>6452.1</w:t>
+              <w:t>6349.2</w:t>
             </w:r>
           </w:p>
         </w:tc>
@@ -24408,7 +24876,7 @@
                 <w:sz w:val="17"/>
                 <w:szCs w:val="17"/>
               </w:rPr>
-              <w:t>10567.8</w:t>
+              <w:t>11251.3</w:t>
             </w:r>
           </w:p>
         </w:tc>
@@ -24626,7 +25094,7 @@
                 <w:sz w:val="17"/>
                 <w:szCs w:val="17"/>
               </w:rPr>
-              <w:t>2347.5</w:t>
+              <w:t>2137.6</w:t>
             </w:r>
           </w:p>
         </w:tc>
@@ -24712,7 +25180,7 @@
                 <w:sz w:val="17"/>
                 <w:szCs w:val="17"/>
               </w:rPr>
-              <w:t>588.0</w:t>
+              <w:t>735.3</w:t>
             </w:r>
           </w:p>
         </w:tc>
@@ -24798,7 +25266,7 @@
                 <w:sz w:val="17"/>
                 <w:szCs w:val="17"/>
               </w:rPr>
-              <w:t>2643.1</w:t>
+              <w:t>3697.6</w:t>
             </w:r>
           </w:p>
         </w:tc>
@@ -25016,7 +25484,7 @@
                 <w:sz w:val="17"/>
                 <w:szCs w:val="17"/>
               </w:rPr>
-              <w:t>25680.9</w:t>
+              <w:t>27438.0</w:t>
             </w:r>
           </w:p>
         </w:tc>
@@ -25102,7 +25570,7 @@
                 <w:sz w:val="17"/>
                 <w:szCs w:val="17"/>
               </w:rPr>
-              <w:t>2808.9</w:t>
+              <w:t>3174.9</w:t>
             </w:r>
           </w:p>
         </w:tc>
@@ -25117,7 +25585,7 @@
       <w:pPr>
         <w:pStyle w:val="Heading2"/>
       </w:pPr>
-      <w:bookmarkStart w:id="25" w:name="_Toc243397816"/>
+      <w:bookmarkStart w:id="25" w:name="_Toc243404745"/>
       <w:r>
         <w:t>5. AI copilot evaluation cases (57)</w:t>
       </w:r>
@@ -25147,10 +25615,10 @@
       </w:tblPr>
       <w:tblGrid>
         <w:gridCol w:w="545"/>
-        <w:gridCol w:w="1682"/>
-        <w:gridCol w:w="3256"/>
-        <w:gridCol w:w="3256"/>
-        <w:gridCol w:w="1007"/>
+        <w:gridCol w:w="1595"/>
+        <w:gridCol w:w="3300"/>
+        <w:gridCol w:w="3300"/>
+        <w:gridCol w:w="1006"/>
       </w:tblGrid>
       <w:tr>
         <w:trPr>
@@ -25182,7 +25650,7 @@
         </w:tc>
         <w:tc>
           <w:tcPr>
-            <w:tcW w:w="1682" w:type="dxa"/>
+            <w:tcW w:w="1595" w:type="dxa"/>
             <w:shd w:val="clear" w:color="auto" w:fill="E2E8F0"/>
             <w:tcMar>
               <w:top w:w="50" w:type="dxa"/>
@@ -25205,7 +25673,7 @@
         </w:tc>
         <w:tc>
           <w:tcPr>
-            <w:tcW w:w="3256" w:type="dxa"/>
+            <w:tcW w:w="3300" w:type="dxa"/>
             <w:shd w:val="clear" w:color="auto" w:fill="E2E8F0"/>
             <w:tcMar>
               <w:top w:w="50" w:type="dxa"/>
@@ -25228,7 +25696,7 @@
         </w:tc>
         <w:tc>
           <w:tcPr>
-            <w:tcW w:w="3256" w:type="dxa"/>
+            <w:tcW w:w="3300" w:type="dxa"/>
             <w:shd w:val="clear" w:color="auto" w:fill="E2E8F0"/>
             <w:tcMar>
               <w:top w:w="50" w:type="dxa"/>
@@ -25260,7 +25728,7 @@
         </w:tc>
         <w:tc>
           <w:tcPr>
-            <w:tcW w:w="1007" w:type="dxa"/>
+            <w:tcW w:w="1006" w:type="dxa"/>
             <w:shd w:val="clear" w:color="auto" w:fill="E2E8F0"/>
             <w:tcMar>
               <w:top w:w="50" w:type="dxa"/>
@@ -25308,7 +25776,7 @@
         </w:tc>
         <w:tc>
           <w:tcPr>
-            <w:tcW w:w="1682" w:type="dxa"/>
+            <w:tcW w:w="1595" w:type="dxa"/>
             <w:tcMar>
               <w:top w:w="50" w:type="dxa"/>
               <w:left w:w="90" w:type="dxa"/>
@@ -25330,7 +25798,7 @@
         </w:tc>
         <w:tc>
           <w:tcPr>
-            <w:tcW w:w="3256" w:type="dxa"/>
+            <w:tcW w:w="3300" w:type="dxa"/>
             <w:tcMar>
               <w:top w:w="50" w:type="dxa"/>
               <w:left w:w="90" w:type="dxa"/>
@@ -25350,7 +25818,7 @@
         </w:tc>
         <w:tc>
           <w:tcPr>
-            <w:tcW w:w="3256" w:type="dxa"/>
+            <w:tcW w:w="3300" w:type="dxa"/>
             <w:tcMar>
               <w:top w:w="50" w:type="dxa"/>
               <w:left w:w="90" w:type="dxa"/>
@@ -25370,7 +25838,7 @@
         </w:tc>
         <w:tc>
           <w:tcPr>
-            <w:tcW w:w="1007" w:type="dxa"/>
+            <w:tcW w:w="1006" w:type="dxa"/>
             <w:shd w:val="clear" w:color="auto" w:fill="ECFDF5"/>
             <w:tcMar>
               <w:top w:w="50" w:type="dxa"/>
@@ -25410,13 +25878,14 @@
                 <w:sz w:val="17"/>
                 <w:szCs w:val="17"/>
               </w:rPr>
+              <w:lastRenderedPageBreak/>
               <w:t>2</w:t>
             </w:r>
           </w:p>
         </w:tc>
         <w:tc>
           <w:tcPr>
-            <w:tcW w:w="1682" w:type="dxa"/>
+            <w:tcW w:w="1595" w:type="dxa"/>
             <w:tcMar>
               <w:top w:w="50" w:type="dxa"/>
               <w:left w:w="90" w:type="dxa"/>
@@ -25438,7 +25907,7 @@
         </w:tc>
         <w:tc>
           <w:tcPr>
-            <w:tcW w:w="3256" w:type="dxa"/>
+            <w:tcW w:w="3300" w:type="dxa"/>
             <w:tcMar>
               <w:top w:w="50" w:type="dxa"/>
               <w:left w:w="90" w:type="dxa"/>
@@ -25458,7 +25927,7 @@
         </w:tc>
         <w:tc>
           <w:tcPr>
-            <w:tcW w:w="3256" w:type="dxa"/>
+            <w:tcW w:w="3300" w:type="dxa"/>
             <w:tcMar>
               <w:top w:w="50" w:type="dxa"/>
               <w:left w:w="90" w:type="dxa"/>
@@ -25478,7 +25947,7 @@
         </w:tc>
         <w:tc>
           <w:tcPr>
-            <w:tcW w:w="1007" w:type="dxa"/>
+            <w:tcW w:w="1006" w:type="dxa"/>
             <w:shd w:val="clear" w:color="auto" w:fill="ECFDF5"/>
             <w:tcMar>
               <w:top w:w="50" w:type="dxa"/>
@@ -25524,7 +25993,7 @@
         </w:tc>
         <w:tc>
           <w:tcPr>
-            <w:tcW w:w="1682" w:type="dxa"/>
+            <w:tcW w:w="1595" w:type="dxa"/>
             <w:tcMar>
               <w:top w:w="50" w:type="dxa"/>
               <w:left w:w="90" w:type="dxa"/>
@@ -25546,7 +26015,7 @@
         </w:tc>
         <w:tc>
           <w:tcPr>
-            <w:tcW w:w="3256" w:type="dxa"/>
+            <w:tcW w:w="3300" w:type="dxa"/>
             <w:tcMar>
               <w:top w:w="50" w:type="dxa"/>
               <w:left w:w="90" w:type="dxa"/>
@@ -25566,7 +26035,7 @@
         </w:tc>
         <w:tc>
           <w:tcPr>
-            <w:tcW w:w="3256" w:type="dxa"/>
+            <w:tcW w:w="3300" w:type="dxa"/>
             <w:tcMar>
               <w:top w:w="50" w:type="dxa"/>
               <w:left w:w="90" w:type="dxa"/>
@@ -25586,7 +26055,7 @@
         </w:tc>
         <w:tc>
           <w:tcPr>
-            <w:tcW w:w="1007" w:type="dxa"/>
+            <w:tcW w:w="1006" w:type="dxa"/>
             <w:shd w:val="clear" w:color="auto" w:fill="ECFDF5"/>
             <w:tcMar>
               <w:top w:w="50" w:type="dxa"/>
@@ -25632,7 +26101,7 @@
         </w:tc>
         <w:tc>
           <w:tcPr>
-            <w:tcW w:w="1682" w:type="dxa"/>
+            <w:tcW w:w="1595" w:type="dxa"/>
             <w:tcMar>
               <w:top w:w="50" w:type="dxa"/>
               <w:left w:w="90" w:type="dxa"/>
@@ -25654,7 +26123,7 @@
         </w:tc>
         <w:tc>
           <w:tcPr>
-            <w:tcW w:w="3256" w:type="dxa"/>
+            <w:tcW w:w="3300" w:type="dxa"/>
             <w:tcMar>
               <w:top w:w="50" w:type="dxa"/>
               <w:left w:w="90" w:type="dxa"/>
@@ -25674,7 +26143,7 @@
         </w:tc>
         <w:tc>
           <w:tcPr>
-            <w:tcW w:w="3256" w:type="dxa"/>
+            <w:tcW w:w="3300" w:type="dxa"/>
             <w:tcMar>
               <w:top w:w="50" w:type="dxa"/>
               <w:left w:w="90" w:type="dxa"/>
@@ -25694,7 +26163,7 @@
         </w:tc>
         <w:tc>
           <w:tcPr>
-            <w:tcW w:w="1007" w:type="dxa"/>
+            <w:tcW w:w="1006" w:type="dxa"/>
             <w:shd w:val="clear" w:color="auto" w:fill="ECFDF5"/>
             <w:tcMar>
               <w:top w:w="50" w:type="dxa"/>
@@ -25740,7 +26209,7 @@
         </w:tc>
         <w:tc>
           <w:tcPr>
-            <w:tcW w:w="1682" w:type="dxa"/>
+            <w:tcW w:w="1595" w:type="dxa"/>
             <w:tcMar>
               <w:top w:w="50" w:type="dxa"/>
               <w:left w:w="90" w:type="dxa"/>
@@ -25762,7 +26231,7 @@
         </w:tc>
         <w:tc>
           <w:tcPr>
-            <w:tcW w:w="3256" w:type="dxa"/>
+            <w:tcW w:w="3300" w:type="dxa"/>
             <w:tcMar>
               <w:top w:w="50" w:type="dxa"/>
               <w:left w:w="90" w:type="dxa"/>
@@ -25782,7 +26251,7 @@
         </w:tc>
         <w:tc>
           <w:tcPr>
-            <w:tcW w:w="3256" w:type="dxa"/>
+            <w:tcW w:w="3300" w:type="dxa"/>
             <w:tcMar>
               <w:top w:w="50" w:type="dxa"/>
               <w:left w:w="90" w:type="dxa"/>
@@ -25802,7 +26271,7 @@
         </w:tc>
         <w:tc>
           <w:tcPr>
-            <w:tcW w:w="1007" w:type="dxa"/>
+            <w:tcW w:w="1006" w:type="dxa"/>
             <w:shd w:val="clear" w:color="auto" w:fill="ECFDF5"/>
             <w:tcMar>
               <w:top w:w="50" w:type="dxa"/>
@@ -25848,7 +26317,7 @@
         </w:tc>
         <w:tc>
           <w:tcPr>
-            <w:tcW w:w="1682" w:type="dxa"/>
+            <w:tcW w:w="1595" w:type="dxa"/>
             <w:tcMar>
               <w:top w:w="50" w:type="dxa"/>
               <w:left w:w="90" w:type="dxa"/>
@@ -25870,7 +26339,7 @@
         </w:tc>
         <w:tc>
           <w:tcPr>
-            <w:tcW w:w="3256" w:type="dxa"/>
+            <w:tcW w:w="3300" w:type="dxa"/>
             <w:tcMar>
               <w:top w:w="50" w:type="dxa"/>
               <w:left w:w="90" w:type="dxa"/>
@@ -25890,7 +26359,7 @@
         </w:tc>
         <w:tc>
           <w:tcPr>
-            <w:tcW w:w="3256" w:type="dxa"/>
+            <w:tcW w:w="3300" w:type="dxa"/>
             <w:tcMar>
               <w:top w:w="50" w:type="dxa"/>
               <w:left w:w="90" w:type="dxa"/>
@@ -25910,7 +26379,7 @@
         </w:tc>
         <w:tc>
           <w:tcPr>
-            <w:tcW w:w="1007" w:type="dxa"/>
+            <w:tcW w:w="1006" w:type="dxa"/>
             <w:shd w:val="clear" w:color="auto" w:fill="ECFDF5"/>
             <w:tcMar>
               <w:top w:w="50" w:type="dxa"/>
@@ -25956,7 +26425,7 @@
         </w:tc>
         <w:tc>
           <w:tcPr>
-            <w:tcW w:w="1682" w:type="dxa"/>
+            <w:tcW w:w="1595" w:type="dxa"/>
             <w:tcMar>
               <w:top w:w="50" w:type="dxa"/>
               <w:left w:w="90" w:type="dxa"/>
@@ -25978,7 +26447,7 @@
         </w:tc>
         <w:tc>
           <w:tcPr>
-            <w:tcW w:w="3256" w:type="dxa"/>
+            <w:tcW w:w="3300" w:type="dxa"/>
             <w:tcMar>
               <w:top w:w="50" w:type="dxa"/>
               <w:left w:w="90" w:type="dxa"/>
@@ -25998,7 +26467,7 @@
         </w:tc>
         <w:tc>
           <w:tcPr>
-            <w:tcW w:w="3256" w:type="dxa"/>
+            <w:tcW w:w="3300" w:type="dxa"/>
             <w:tcMar>
               <w:top w:w="50" w:type="dxa"/>
               <w:left w:w="90" w:type="dxa"/>
@@ -26018,7 +26487,7 @@
         </w:tc>
         <w:tc>
           <w:tcPr>
-            <w:tcW w:w="1007" w:type="dxa"/>
+            <w:tcW w:w="1006" w:type="dxa"/>
             <w:shd w:val="clear" w:color="auto" w:fill="ECFDF5"/>
             <w:tcMar>
               <w:top w:w="50" w:type="dxa"/>
@@ -26064,7 +26533,7 @@
         </w:tc>
         <w:tc>
           <w:tcPr>
-            <w:tcW w:w="1682" w:type="dxa"/>
+            <w:tcW w:w="1595" w:type="dxa"/>
             <w:tcMar>
               <w:top w:w="50" w:type="dxa"/>
               <w:left w:w="90" w:type="dxa"/>
@@ -26086,7 +26555,7 @@
         </w:tc>
         <w:tc>
           <w:tcPr>
-            <w:tcW w:w="3256" w:type="dxa"/>
+            <w:tcW w:w="3300" w:type="dxa"/>
             <w:tcMar>
               <w:top w:w="50" w:type="dxa"/>
               <w:left w:w="90" w:type="dxa"/>
@@ -26106,7 +26575,7 @@
         </w:tc>
         <w:tc>
           <w:tcPr>
-            <w:tcW w:w="3256" w:type="dxa"/>
+            <w:tcW w:w="3300" w:type="dxa"/>
             <w:tcMar>
               <w:top w:w="50" w:type="dxa"/>
               <w:left w:w="90" w:type="dxa"/>
@@ -26126,7 +26595,7 @@
         </w:tc>
         <w:tc>
           <w:tcPr>
-            <w:tcW w:w="1007" w:type="dxa"/>
+            <w:tcW w:w="1006" w:type="dxa"/>
             <w:shd w:val="clear" w:color="auto" w:fill="ECFDF5"/>
             <w:tcMar>
               <w:top w:w="50" w:type="dxa"/>
@@ -26172,7 +26641,7 @@
         </w:tc>
         <w:tc>
           <w:tcPr>
-            <w:tcW w:w="1682" w:type="dxa"/>
+            <w:tcW w:w="1595" w:type="dxa"/>
             <w:tcMar>
               <w:top w:w="50" w:type="dxa"/>
               <w:left w:w="90" w:type="dxa"/>
@@ -26194,7 +26663,7 @@
         </w:tc>
         <w:tc>
           <w:tcPr>
-            <w:tcW w:w="3256" w:type="dxa"/>
+            <w:tcW w:w="3300" w:type="dxa"/>
             <w:tcMar>
               <w:top w:w="50" w:type="dxa"/>
               <w:left w:w="90" w:type="dxa"/>
@@ -26214,7 +26683,7 @@
         </w:tc>
         <w:tc>
           <w:tcPr>
-            <w:tcW w:w="3256" w:type="dxa"/>
+            <w:tcW w:w="3300" w:type="dxa"/>
             <w:tcMar>
               <w:top w:w="50" w:type="dxa"/>
               <w:left w:w="90" w:type="dxa"/>
@@ -26234,7 +26703,7 @@
         </w:tc>
         <w:tc>
           <w:tcPr>
-            <w:tcW w:w="1007" w:type="dxa"/>
+            <w:tcW w:w="1006" w:type="dxa"/>
             <w:shd w:val="clear" w:color="auto" w:fill="ECFDF5"/>
             <w:tcMar>
               <w:top w:w="50" w:type="dxa"/>
@@ -26280,7 +26749,7 @@
         </w:tc>
         <w:tc>
           <w:tcPr>
-            <w:tcW w:w="1682" w:type="dxa"/>
+            <w:tcW w:w="1595" w:type="dxa"/>
             <w:tcMar>
               <w:top w:w="50" w:type="dxa"/>
               <w:left w:w="90" w:type="dxa"/>
@@ -26302,7 +26771,7 @@
         </w:tc>
         <w:tc>
           <w:tcPr>
-            <w:tcW w:w="3256" w:type="dxa"/>
+            <w:tcW w:w="3300" w:type="dxa"/>
             <w:tcMar>
               <w:top w:w="50" w:type="dxa"/>
               <w:left w:w="90" w:type="dxa"/>
@@ -26322,7 +26791,7 @@
         </w:tc>
         <w:tc>
           <w:tcPr>
-            <w:tcW w:w="3256" w:type="dxa"/>
+            <w:tcW w:w="3300" w:type="dxa"/>
             <w:tcMar>
               <w:top w:w="50" w:type="dxa"/>
               <w:left w:w="90" w:type="dxa"/>
@@ -26342,7 +26811,7 @@
         </w:tc>
         <w:tc>
           <w:tcPr>
-            <w:tcW w:w="1007" w:type="dxa"/>
+            <w:tcW w:w="1006" w:type="dxa"/>
             <w:shd w:val="clear" w:color="auto" w:fill="ECFDF5"/>
             <w:tcMar>
               <w:top w:w="50" w:type="dxa"/>
@@ -26388,7 +26857,7 @@
         </w:tc>
         <w:tc>
           <w:tcPr>
-            <w:tcW w:w="1682" w:type="dxa"/>
+            <w:tcW w:w="1595" w:type="dxa"/>
             <w:tcMar>
               <w:top w:w="50" w:type="dxa"/>
               <w:left w:w="90" w:type="dxa"/>
@@ -26410,7 +26879,7 @@
         </w:tc>
         <w:tc>
           <w:tcPr>
-            <w:tcW w:w="3256" w:type="dxa"/>
+            <w:tcW w:w="3300" w:type="dxa"/>
             <w:tcMar>
               <w:top w:w="50" w:type="dxa"/>
               <w:left w:w="90" w:type="dxa"/>
@@ -26430,7 +26899,7 @@
         </w:tc>
         <w:tc>
           <w:tcPr>
-            <w:tcW w:w="3256" w:type="dxa"/>
+            <w:tcW w:w="3300" w:type="dxa"/>
             <w:tcMar>
               <w:top w:w="50" w:type="dxa"/>
               <w:left w:w="90" w:type="dxa"/>
@@ -26450,7 +26919,7 @@
         </w:tc>
         <w:tc>
           <w:tcPr>
-            <w:tcW w:w="1007" w:type="dxa"/>
+            <w:tcW w:w="1006" w:type="dxa"/>
             <w:shd w:val="clear" w:color="auto" w:fill="ECFDF5"/>
             <w:tcMar>
               <w:top w:w="50" w:type="dxa"/>
@@ -26496,7 +26965,7 @@
         </w:tc>
         <w:tc>
           <w:tcPr>
-            <w:tcW w:w="1682" w:type="dxa"/>
+            <w:tcW w:w="1595" w:type="dxa"/>
             <w:tcMar>
               <w:top w:w="50" w:type="dxa"/>
               <w:left w:w="90" w:type="dxa"/>
@@ -26518,7 +26987,7 @@
         </w:tc>
         <w:tc>
           <w:tcPr>
-            <w:tcW w:w="3256" w:type="dxa"/>
+            <w:tcW w:w="3300" w:type="dxa"/>
             <w:tcMar>
               <w:top w:w="50" w:type="dxa"/>
               <w:left w:w="90" w:type="dxa"/>
@@ -26538,7 +27007,7 @@
         </w:tc>
         <w:tc>
           <w:tcPr>
-            <w:tcW w:w="3256" w:type="dxa"/>
+            <w:tcW w:w="3300" w:type="dxa"/>
             <w:tcMar>
               <w:top w:w="50" w:type="dxa"/>
               <w:left w:w="90" w:type="dxa"/>
@@ -26558,7 +27027,7 @@
         </w:tc>
         <w:tc>
           <w:tcPr>
-            <w:tcW w:w="1007" w:type="dxa"/>
+            <w:tcW w:w="1006" w:type="dxa"/>
             <w:shd w:val="clear" w:color="auto" w:fill="ECFDF5"/>
             <w:tcMar>
               <w:top w:w="50" w:type="dxa"/>
@@ -26604,7 +27073,7 @@
         </w:tc>
         <w:tc>
           <w:tcPr>
-            <w:tcW w:w="1682" w:type="dxa"/>
+            <w:tcW w:w="1595" w:type="dxa"/>
             <w:tcMar>
               <w:top w:w="50" w:type="dxa"/>
               <w:left w:w="90" w:type="dxa"/>
@@ -26626,7 +27095,7 @@
         </w:tc>
         <w:tc>
           <w:tcPr>
-            <w:tcW w:w="3256" w:type="dxa"/>
+            <w:tcW w:w="3300" w:type="dxa"/>
             <w:tcMar>
               <w:top w:w="50" w:type="dxa"/>
               <w:left w:w="90" w:type="dxa"/>
@@ -26646,7 +27115,7 @@
         </w:tc>
         <w:tc>
           <w:tcPr>
-            <w:tcW w:w="3256" w:type="dxa"/>
+            <w:tcW w:w="3300" w:type="dxa"/>
             <w:tcMar>
               <w:top w:w="50" w:type="dxa"/>
               <w:left w:w="90" w:type="dxa"/>
@@ -26666,7 +27135,7 @@
         </w:tc>
         <w:tc>
           <w:tcPr>
-            <w:tcW w:w="1007" w:type="dxa"/>
+            <w:tcW w:w="1006" w:type="dxa"/>
             <w:shd w:val="clear" w:color="auto" w:fill="ECFDF5"/>
             <w:tcMar>
               <w:top w:w="50" w:type="dxa"/>
@@ -26712,7 +27181,7 @@
         </w:tc>
         <w:tc>
           <w:tcPr>
-            <w:tcW w:w="1682" w:type="dxa"/>
+            <w:tcW w:w="1595" w:type="dxa"/>
             <w:tcMar>
               <w:top w:w="50" w:type="dxa"/>
               <w:left w:w="90" w:type="dxa"/>
@@ -26734,7 +27203,7 @@
         </w:tc>
         <w:tc>
           <w:tcPr>
-            <w:tcW w:w="3256" w:type="dxa"/>
+            <w:tcW w:w="3300" w:type="dxa"/>
             <w:tcMar>
               <w:top w:w="50" w:type="dxa"/>
               <w:left w:w="90" w:type="dxa"/>
@@ -26754,7 +27223,7 @@
         </w:tc>
         <w:tc>
           <w:tcPr>
-            <w:tcW w:w="3256" w:type="dxa"/>
+            <w:tcW w:w="3300" w:type="dxa"/>
             <w:tcMar>
               <w:top w:w="50" w:type="dxa"/>
               <w:left w:w="90" w:type="dxa"/>
@@ -26774,7 +27243,7 @@
         </w:tc>
         <w:tc>
           <w:tcPr>
-            <w:tcW w:w="1007" w:type="dxa"/>
+            <w:tcW w:w="1006" w:type="dxa"/>
             <w:shd w:val="clear" w:color="auto" w:fill="ECFDF5"/>
             <w:tcMar>
               <w:top w:w="50" w:type="dxa"/>
@@ -26820,7 +27289,7 @@
         </w:tc>
         <w:tc>
           <w:tcPr>
-            <w:tcW w:w="1682" w:type="dxa"/>
+            <w:tcW w:w="1595" w:type="dxa"/>
             <w:tcMar>
               <w:top w:w="50" w:type="dxa"/>
               <w:left w:w="90" w:type="dxa"/>
@@ -26842,7 +27311,7 @@
         </w:tc>
         <w:tc>
           <w:tcPr>
-            <w:tcW w:w="3256" w:type="dxa"/>
+            <w:tcW w:w="3300" w:type="dxa"/>
             <w:tcMar>
               <w:top w:w="50" w:type="dxa"/>
               <w:left w:w="90" w:type="dxa"/>
@@ -26862,7 +27331,7 @@
         </w:tc>
         <w:tc>
           <w:tcPr>
-            <w:tcW w:w="3256" w:type="dxa"/>
+            <w:tcW w:w="3300" w:type="dxa"/>
             <w:tcMar>
               <w:top w:w="50" w:type="dxa"/>
               <w:left w:w="90" w:type="dxa"/>
@@ -26882,7 +27351,7 @@
         </w:tc>
         <w:tc>
           <w:tcPr>
-            <w:tcW w:w="1007" w:type="dxa"/>
+            <w:tcW w:w="1006" w:type="dxa"/>
             <w:shd w:val="clear" w:color="auto" w:fill="ECFDF5"/>
             <w:tcMar>
               <w:top w:w="50" w:type="dxa"/>
@@ -26928,7 +27397,7 @@
         </w:tc>
         <w:tc>
           <w:tcPr>
-            <w:tcW w:w="1682" w:type="dxa"/>
+            <w:tcW w:w="1595" w:type="dxa"/>
             <w:tcMar>
               <w:top w:w="50" w:type="dxa"/>
               <w:left w:w="90" w:type="dxa"/>
@@ -26950,7 +27419,7 @@
         </w:tc>
         <w:tc>
           <w:tcPr>
-            <w:tcW w:w="3256" w:type="dxa"/>
+            <w:tcW w:w="3300" w:type="dxa"/>
             <w:tcMar>
               <w:top w:w="50" w:type="dxa"/>
               <w:left w:w="90" w:type="dxa"/>
@@ -26970,7 +27439,7 @@
         </w:tc>
         <w:tc>
           <w:tcPr>
-            <w:tcW w:w="3256" w:type="dxa"/>
+            <w:tcW w:w="3300" w:type="dxa"/>
             <w:tcMar>
               <w:top w:w="50" w:type="dxa"/>
               <w:left w:w="90" w:type="dxa"/>
@@ -26990,7 +27459,7 @@
         </w:tc>
         <w:tc>
           <w:tcPr>
-            <w:tcW w:w="1007" w:type="dxa"/>
+            <w:tcW w:w="1006" w:type="dxa"/>
             <w:shd w:val="clear" w:color="auto" w:fill="ECFDF5"/>
             <w:tcMar>
               <w:top w:w="50" w:type="dxa"/>
@@ -27036,7 +27505,7 @@
         </w:tc>
         <w:tc>
           <w:tcPr>
-            <w:tcW w:w="1682" w:type="dxa"/>
+            <w:tcW w:w="1595" w:type="dxa"/>
             <w:tcMar>
               <w:top w:w="50" w:type="dxa"/>
               <w:left w:w="90" w:type="dxa"/>
@@ -27058,7 +27527,7 @@
         </w:tc>
         <w:tc>
           <w:tcPr>
-            <w:tcW w:w="3256" w:type="dxa"/>
+            <w:tcW w:w="3300" w:type="dxa"/>
             <w:tcMar>
               <w:top w:w="50" w:type="dxa"/>
               <w:left w:w="90" w:type="dxa"/>
@@ -27078,7 +27547,7 @@
         </w:tc>
         <w:tc>
           <w:tcPr>
-            <w:tcW w:w="3256" w:type="dxa"/>
+            <w:tcW w:w="3300" w:type="dxa"/>
             <w:tcMar>
               <w:top w:w="50" w:type="dxa"/>
               <w:left w:w="90" w:type="dxa"/>
@@ -27098,7 +27567,7 @@
         </w:tc>
         <w:tc>
           <w:tcPr>
-            <w:tcW w:w="1007" w:type="dxa"/>
+            <w:tcW w:w="1006" w:type="dxa"/>
             <w:shd w:val="clear" w:color="auto" w:fill="ECFDF5"/>
             <w:tcMar>
               <w:top w:w="50" w:type="dxa"/>
@@ -27144,7 +27613,7 @@
         </w:tc>
         <w:tc>
           <w:tcPr>
-            <w:tcW w:w="1682" w:type="dxa"/>
+            <w:tcW w:w="1595" w:type="dxa"/>
             <w:tcMar>
               <w:top w:w="50" w:type="dxa"/>
               <w:left w:w="90" w:type="dxa"/>
@@ -27166,7 +27635,7 @@
         </w:tc>
         <w:tc>
           <w:tcPr>
-            <w:tcW w:w="3256" w:type="dxa"/>
+            <w:tcW w:w="3300" w:type="dxa"/>
             <w:tcMar>
               <w:top w:w="50" w:type="dxa"/>
               <w:left w:w="90" w:type="dxa"/>
@@ -27186,7 +27655,7 @@
         </w:tc>
         <w:tc>
           <w:tcPr>
-            <w:tcW w:w="3256" w:type="dxa"/>
+            <w:tcW w:w="3300" w:type="dxa"/>
             <w:tcMar>
               <w:top w:w="50" w:type="dxa"/>
               <w:left w:w="90" w:type="dxa"/>
@@ -27206,7 +27675,7 @@
         </w:tc>
         <w:tc>
           <w:tcPr>
-            <w:tcW w:w="1007" w:type="dxa"/>
+            <w:tcW w:w="1006" w:type="dxa"/>
             <w:shd w:val="clear" w:color="auto" w:fill="ECFDF5"/>
             <w:tcMar>
               <w:top w:w="50" w:type="dxa"/>
@@ -27246,14 +27715,13 @@
                 <w:sz w:val="17"/>
                 <w:szCs w:val="17"/>
               </w:rPr>
-              <w:lastRenderedPageBreak/>
               <w:t>19</w:t>
             </w:r>
           </w:p>
         </w:tc>
         <w:tc>
           <w:tcPr>
-            <w:tcW w:w="1682" w:type="dxa"/>
+            <w:tcW w:w="1595" w:type="dxa"/>
             <w:tcMar>
               <w:top w:w="50" w:type="dxa"/>
               <w:left w:w="90" w:type="dxa"/>
@@ -27275,7 +27743,7 @@
         </w:tc>
         <w:tc>
           <w:tcPr>
-            <w:tcW w:w="3256" w:type="dxa"/>
+            <w:tcW w:w="3300" w:type="dxa"/>
             <w:tcMar>
               <w:top w:w="50" w:type="dxa"/>
               <w:left w:w="90" w:type="dxa"/>
@@ -27295,7 +27763,7 @@
         </w:tc>
         <w:tc>
           <w:tcPr>
-            <w:tcW w:w="3256" w:type="dxa"/>
+            <w:tcW w:w="3300" w:type="dxa"/>
             <w:tcMar>
               <w:top w:w="50" w:type="dxa"/>
               <w:left w:w="90" w:type="dxa"/>
@@ -27315,7 +27783,7 @@
         </w:tc>
         <w:tc>
           <w:tcPr>
-            <w:tcW w:w="1007" w:type="dxa"/>
+            <w:tcW w:w="1006" w:type="dxa"/>
             <w:shd w:val="clear" w:color="auto" w:fill="ECFDF5"/>
             <w:tcMar>
               <w:top w:w="50" w:type="dxa"/>
@@ -27361,7 +27829,7 @@
         </w:tc>
         <w:tc>
           <w:tcPr>
-            <w:tcW w:w="1682" w:type="dxa"/>
+            <w:tcW w:w="1595" w:type="dxa"/>
             <w:tcMar>
               <w:top w:w="50" w:type="dxa"/>
               <w:left w:w="90" w:type="dxa"/>
@@ -27383,7 +27851,7 @@
         </w:tc>
         <w:tc>
           <w:tcPr>
-            <w:tcW w:w="3256" w:type="dxa"/>
+            <w:tcW w:w="3300" w:type="dxa"/>
             <w:tcMar>
               <w:top w:w="50" w:type="dxa"/>
               <w:left w:w="90" w:type="dxa"/>
@@ -27403,7 +27871,7 @@
         </w:tc>
         <w:tc>
           <w:tcPr>
-            <w:tcW w:w="3256" w:type="dxa"/>
+            <w:tcW w:w="3300" w:type="dxa"/>
             <w:tcMar>
               <w:top w:w="50" w:type="dxa"/>
               <w:left w:w="90" w:type="dxa"/>
@@ -27423,7 +27891,7 @@
         </w:tc>
         <w:tc>
           <w:tcPr>
-            <w:tcW w:w="1007" w:type="dxa"/>
+            <w:tcW w:w="1006" w:type="dxa"/>
             <w:shd w:val="clear" w:color="auto" w:fill="ECFDF5"/>
             <w:tcMar>
               <w:top w:w="50" w:type="dxa"/>
@@ -27469,7 +27937,7 @@
         </w:tc>
         <w:tc>
           <w:tcPr>
-            <w:tcW w:w="1682" w:type="dxa"/>
+            <w:tcW w:w="1595" w:type="dxa"/>
             <w:tcMar>
               <w:top w:w="50" w:type="dxa"/>
               <w:left w:w="90" w:type="dxa"/>
@@ -27491,7 +27959,7 @@
         </w:tc>
         <w:tc>
           <w:tcPr>
-            <w:tcW w:w="3256" w:type="dxa"/>
+            <w:tcW w:w="3300" w:type="dxa"/>
             <w:tcMar>
               <w:top w:w="50" w:type="dxa"/>
               <w:left w:w="90" w:type="dxa"/>
@@ -27511,7 +27979,7 @@
         </w:tc>
         <w:tc>
           <w:tcPr>
-            <w:tcW w:w="3256" w:type="dxa"/>
+            <w:tcW w:w="3300" w:type="dxa"/>
             <w:tcMar>
               <w:top w:w="50" w:type="dxa"/>
               <w:left w:w="90" w:type="dxa"/>
@@ -27538,7 +28006,7 @@
         </w:tc>
         <w:tc>
           <w:tcPr>
-            <w:tcW w:w="1007" w:type="dxa"/>
+            <w:tcW w:w="1006" w:type="dxa"/>
             <w:shd w:val="clear" w:color="auto" w:fill="ECFDF5"/>
             <w:tcMar>
               <w:top w:w="50" w:type="dxa"/>
@@ -27584,7 +28052,7 @@
         </w:tc>
         <w:tc>
           <w:tcPr>
-            <w:tcW w:w="1682" w:type="dxa"/>
+            <w:tcW w:w="1595" w:type="dxa"/>
             <w:tcMar>
               <w:top w:w="50" w:type="dxa"/>
               <w:left w:w="90" w:type="dxa"/>
@@ -27606,7 +28074,7 @@
         </w:tc>
         <w:tc>
           <w:tcPr>
-            <w:tcW w:w="3256" w:type="dxa"/>
+            <w:tcW w:w="3300" w:type="dxa"/>
             <w:tcMar>
               <w:top w:w="50" w:type="dxa"/>
               <w:left w:w="90" w:type="dxa"/>
@@ -27626,7 +28094,7 @@
         </w:tc>
         <w:tc>
           <w:tcPr>
-            <w:tcW w:w="3256" w:type="dxa"/>
+            <w:tcW w:w="3300" w:type="dxa"/>
             <w:tcMar>
               <w:top w:w="50" w:type="dxa"/>
               <w:left w:w="90" w:type="dxa"/>
@@ -27646,7 +28114,7 @@
         </w:tc>
         <w:tc>
           <w:tcPr>
-            <w:tcW w:w="1007" w:type="dxa"/>
+            <w:tcW w:w="1006" w:type="dxa"/>
             <w:shd w:val="clear" w:color="auto" w:fill="ECFDF5"/>
             <w:tcMar>
               <w:top w:w="50" w:type="dxa"/>
@@ -27692,7 +28160,7 @@
         </w:tc>
         <w:tc>
           <w:tcPr>
-            <w:tcW w:w="1682" w:type="dxa"/>
+            <w:tcW w:w="1595" w:type="dxa"/>
             <w:tcMar>
               <w:top w:w="50" w:type="dxa"/>
               <w:left w:w="90" w:type="dxa"/>
@@ -27714,7 +28182,7 @@
         </w:tc>
         <w:tc>
           <w:tcPr>
-            <w:tcW w:w="3256" w:type="dxa"/>
+            <w:tcW w:w="3300" w:type="dxa"/>
             <w:tcMar>
               <w:top w:w="50" w:type="dxa"/>
               <w:left w:w="90" w:type="dxa"/>
@@ -27734,7 +28202,7 @@
         </w:tc>
         <w:tc>
           <w:tcPr>
-            <w:tcW w:w="3256" w:type="dxa"/>
+            <w:tcW w:w="3300" w:type="dxa"/>
             <w:tcMar>
               <w:top w:w="50" w:type="dxa"/>
               <w:left w:w="90" w:type="dxa"/>
@@ -27754,7 +28222,7 @@
         </w:tc>
         <w:tc>
           <w:tcPr>
-            <w:tcW w:w="1007" w:type="dxa"/>
+            <w:tcW w:w="1006" w:type="dxa"/>
             <w:shd w:val="clear" w:color="auto" w:fill="ECFDF5"/>
             <w:tcMar>
               <w:top w:w="50" w:type="dxa"/>
@@ -27800,7 +28268,7 @@
         </w:tc>
         <w:tc>
           <w:tcPr>
-            <w:tcW w:w="1682" w:type="dxa"/>
+            <w:tcW w:w="1595" w:type="dxa"/>
             <w:tcMar>
               <w:top w:w="50" w:type="dxa"/>
               <w:left w:w="90" w:type="dxa"/>
@@ -27822,7 +28290,7 @@
         </w:tc>
         <w:tc>
           <w:tcPr>
-            <w:tcW w:w="3256" w:type="dxa"/>
+            <w:tcW w:w="3300" w:type="dxa"/>
             <w:tcMar>
               <w:top w:w="50" w:type="dxa"/>
               <w:left w:w="90" w:type="dxa"/>
@@ -27842,7 +28310,7 @@
         </w:tc>
         <w:tc>
           <w:tcPr>
-            <w:tcW w:w="3256" w:type="dxa"/>
+            <w:tcW w:w="3300" w:type="dxa"/>
             <w:tcMar>
               <w:top w:w="50" w:type="dxa"/>
               <w:left w:w="90" w:type="dxa"/>
@@ -27862,7 +28330,7 @@
         </w:tc>
         <w:tc>
           <w:tcPr>
-            <w:tcW w:w="1007" w:type="dxa"/>
+            <w:tcW w:w="1006" w:type="dxa"/>
             <w:shd w:val="clear" w:color="auto" w:fill="ECFDF5"/>
             <w:tcMar>
               <w:top w:w="50" w:type="dxa"/>
@@ -27908,7 +28376,7 @@
         </w:tc>
         <w:tc>
           <w:tcPr>
-            <w:tcW w:w="1682" w:type="dxa"/>
+            <w:tcW w:w="1595" w:type="dxa"/>
             <w:tcMar>
               <w:top w:w="50" w:type="dxa"/>
               <w:left w:w="90" w:type="dxa"/>
@@ -27930,7 +28398,7 @@
         </w:tc>
         <w:tc>
           <w:tcPr>
-            <w:tcW w:w="3256" w:type="dxa"/>
+            <w:tcW w:w="3300" w:type="dxa"/>
             <w:tcMar>
               <w:top w:w="50" w:type="dxa"/>
               <w:left w:w="90" w:type="dxa"/>
@@ -27950,7 +28418,7 @@
         </w:tc>
         <w:tc>
           <w:tcPr>
-            <w:tcW w:w="3256" w:type="dxa"/>
+            <w:tcW w:w="3300" w:type="dxa"/>
             <w:tcMar>
               <w:top w:w="50" w:type="dxa"/>
               <w:left w:w="90" w:type="dxa"/>
@@ -27970,7 +28438,7 @@
         </w:tc>
         <w:tc>
           <w:tcPr>
-            <w:tcW w:w="1007" w:type="dxa"/>
+            <w:tcW w:w="1006" w:type="dxa"/>
             <w:shd w:val="clear" w:color="auto" w:fill="ECFDF5"/>
             <w:tcMar>
               <w:top w:w="50" w:type="dxa"/>
@@ -28016,7 +28484,7 @@
         </w:tc>
         <w:tc>
           <w:tcPr>
-            <w:tcW w:w="1682" w:type="dxa"/>
+            <w:tcW w:w="1595" w:type="dxa"/>
             <w:tcMar>
               <w:top w:w="50" w:type="dxa"/>
               <w:left w:w="90" w:type="dxa"/>
@@ -28038,7 +28506,7 @@
         </w:tc>
         <w:tc>
           <w:tcPr>
-            <w:tcW w:w="3256" w:type="dxa"/>
+            <w:tcW w:w="3300" w:type="dxa"/>
             <w:tcMar>
               <w:top w:w="50" w:type="dxa"/>
               <w:left w:w="90" w:type="dxa"/>
@@ -28058,7 +28526,7 @@
         </w:tc>
         <w:tc>
           <w:tcPr>
-            <w:tcW w:w="3256" w:type="dxa"/>
+            <w:tcW w:w="3300" w:type="dxa"/>
             <w:tcMar>
               <w:top w:w="50" w:type="dxa"/>
               <w:left w:w="90" w:type="dxa"/>
@@ -28078,7 +28546,7 @@
         </w:tc>
         <w:tc>
           <w:tcPr>
-            <w:tcW w:w="1007" w:type="dxa"/>
+            <w:tcW w:w="1006" w:type="dxa"/>
             <w:shd w:val="clear" w:color="auto" w:fill="ECFDF5"/>
             <w:tcMar>
               <w:top w:w="50" w:type="dxa"/>
@@ -28124,7 +28592,7 @@
         </w:tc>
         <w:tc>
           <w:tcPr>
-            <w:tcW w:w="1682" w:type="dxa"/>
+            <w:tcW w:w="1595" w:type="dxa"/>
             <w:tcMar>
               <w:top w:w="50" w:type="dxa"/>
               <w:left w:w="90" w:type="dxa"/>
@@ -28146,7 +28614,7 @@
         </w:tc>
         <w:tc>
           <w:tcPr>
-            <w:tcW w:w="3256" w:type="dxa"/>
+            <w:tcW w:w="3300" w:type="dxa"/>
             <w:tcMar>
               <w:top w:w="50" w:type="dxa"/>
               <w:left w:w="90" w:type="dxa"/>
@@ -28166,7 +28634,7 @@
         </w:tc>
         <w:tc>
           <w:tcPr>
-            <w:tcW w:w="3256" w:type="dxa"/>
+            <w:tcW w:w="3300" w:type="dxa"/>
             <w:tcMar>
               <w:top w:w="50" w:type="dxa"/>
               <w:left w:w="90" w:type="dxa"/>
@@ -28186,7 +28654,7 @@
         </w:tc>
         <w:tc>
           <w:tcPr>
-            <w:tcW w:w="1007" w:type="dxa"/>
+            <w:tcW w:w="1006" w:type="dxa"/>
             <w:shd w:val="clear" w:color="auto" w:fill="ECFDF5"/>
             <w:tcMar>
               <w:top w:w="50" w:type="dxa"/>
@@ -28232,7 +28700,7 @@
         </w:tc>
         <w:tc>
           <w:tcPr>
-            <w:tcW w:w="1682" w:type="dxa"/>
+            <w:tcW w:w="1595" w:type="dxa"/>
             <w:tcMar>
               <w:top w:w="50" w:type="dxa"/>
               <w:left w:w="90" w:type="dxa"/>
@@ -28254,7 +28722,7 @@
         </w:tc>
         <w:tc>
           <w:tcPr>
-            <w:tcW w:w="3256" w:type="dxa"/>
+            <w:tcW w:w="3300" w:type="dxa"/>
             <w:tcMar>
               <w:top w:w="50" w:type="dxa"/>
               <w:left w:w="90" w:type="dxa"/>
@@ -28274,7 +28742,7 @@
         </w:tc>
         <w:tc>
           <w:tcPr>
-            <w:tcW w:w="3256" w:type="dxa"/>
+            <w:tcW w:w="3300" w:type="dxa"/>
             <w:tcMar>
               <w:top w:w="50" w:type="dxa"/>
               <w:left w:w="90" w:type="dxa"/>
@@ -28294,7 +28762,7 @@
         </w:tc>
         <w:tc>
           <w:tcPr>
-            <w:tcW w:w="1007" w:type="dxa"/>
+            <w:tcW w:w="1006" w:type="dxa"/>
             <w:shd w:val="clear" w:color="auto" w:fill="ECFDF5"/>
             <w:tcMar>
               <w:top w:w="50" w:type="dxa"/>
@@ -28340,7 +28808,7 @@
         </w:tc>
         <w:tc>
           <w:tcPr>
-            <w:tcW w:w="1682" w:type="dxa"/>
+            <w:tcW w:w="1595" w:type="dxa"/>
             <w:tcMar>
               <w:top w:w="50" w:type="dxa"/>
               <w:left w:w="90" w:type="dxa"/>
@@ -28362,7 +28830,7 @@
         </w:tc>
         <w:tc>
           <w:tcPr>
-            <w:tcW w:w="3256" w:type="dxa"/>
+            <w:tcW w:w="3300" w:type="dxa"/>
             <w:tcMar>
               <w:top w:w="50" w:type="dxa"/>
               <w:left w:w="90" w:type="dxa"/>
@@ -28382,7 +28850,7 @@
         </w:tc>
         <w:tc>
           <w:tcPr>
-            <w:tcW w:w="3256" w:type="dxa"/>
+            <w:tcW w:w="3300" w:type="dxa"/>
             <w:tcMar>
               <w:top w:w="50" w:type="dxa"/>
               <w:left w:w="90" w:type="dxa"/>
@@ -28402,7 +28870,7 @@
         </w:tc>
         <w:tc>
           <w:tcPr>
-            <w:tcW w:w="1007" w:type="dxa"/>
+            <w:tcW w:w="1006" w:type="dxa"/>
             <w:shd w:val="clear" w:color="auto" w:fill="ECFDF5"/>
             <w:tcMar>
               <w:top w:w="50" w:type="dxa"/>
@@ -28448,7 +28916,7 @@
         </w:tc>
         <w:tc>
           <w:tcPr>
-            <w:tcW w:w="1682" w:type="dxa"/>
+            <w:tcW w:w="1595" w:type="dxa"/>
             <w:tcMar>
               <w:top w:w="50" w:type="dxa"/>
               <w:left w:w="90" w:type="dxa"/>
@@ -28470,7 +28938,7 @@
         </w:tc>
         <w:tc>
           <w:tcPr>
-            <w:tcW w:w="3256" w:type="dxa"/>
+            <w:tcW w:w="3300" w:type="dxa"/>
             <w:tcMar>
               <w:top w:w="50" w:type="dxa"/>
               <w:left w:w="90" w:type="dxa"/>
@@ -28490,7 +28958,7 @@
         </w:tc>
         <w:tc>
           <w:tcPr>
-            <w:tcW w:w="3256" w:type="dxa"/>
+            <w:tcW w:w="3300" w:type="dxa"/>
             <w:tcMar>
               <w:top w:w="50" w:type="dxa"/>
               <w:left w:w="90" w:type="dxa"/>
@@ -28510,7 +28978,7 @@
         </w:tc>
         <w:tc>
           <w:tcPr>
-            <w:tcW w:w="1007" w:type="dxa"/>
+            <w:tcW w:w="1006" w:type="dxa"/>
             <w:shd w:val="clear" w:color="auto" w:fill="ECFDF5"/>
             <w:tcMar>
               <w:top w:w="50" w:type="dxa"/>
@@ -28556,7 +29024,7 @@
         </w:tc>
         <w:tc>
           <w:tcPr>
-            <w:tcW w:w="1682" w:type="dxa"/>
+            <w:tcW w:w="1595" w:type="dxa"/>
             <w:tcMar>
               <w:top w:w="50" w:type="dxa"/>
               <w:left w:w="90" w:type="dxa"/>
@@ -28578,7 +29046,7 @@
         </w:tc>
         <w:tc>
           <w:tcPr>
-            <w:tcW w:w="3256" w:type="dxa"/>
+            <w:tcW w:w="3300" w:type="dxa"/>
             <w:tcMar>
               <w:top w:w="50" w:type="dxa"/>
               <w:left w:w="90" w:type="dxa"/>
@@ -28598,7 +29066,7 @@
         </w:tc>
         <w:tc>
           <w:tcPr>
-            <w:tcW w:w="3256" w:type="dxa"/>
+            <w:tcW w:w="3300" w:type="dxa"/>
             <w:tcMar>
               <w:top w:w="50" w:type="dxa"/>
               <w:left w:w="90" w:type="dxa"/>
@@ -28618,7 +29086,7 @@
         </w:tc>
         <w:tc>
           <w:tcPr>
-            <w:tcW w:w="1007" w:type="dxa"/>
+            <w:tcW w:w="1006" w:type="dxa"/>
             <w:shd w:val="clear" w:color="auto" w:fill="ECFDF5"/>
             <w:tcMar>
               <w:top w:w="50" w:type="dxa"/>
@@ -28664,7 +29132,7 @@
         </w:tc>
         <w:tc>
           <w:tcPr>
-            <w:tcW w:w="1682" w:type="dxa"/>
+            <w:tcW w:w="1595" w:type="dxa"/>
             <w:tcMar>
               <w:top w:w="50" w:type="dxa"/>
               <w:left w:w="90" w:type="dxa"/>
@@ -28686,7 +29154,7 @@
         </w:tc>
         <w:tc>
           <w:tcPr>
-            <w:tcW w:w="3256" w:type="dxa"/>
+            <w:tcW w:w="3300" w:type="dxa"/>
             <w:tcMar>
               <w:top w:w="50" w:type="dxa"/>
               <w:left w:w="90" w:type="dxa"/>
@@ -28706,7 +29174,7 @@
         </w:tc>
         <w:tc>
           <w:tcPr>
-            <w:tcW w:w="3256" w:type="dxa"/>
+            <w:tcW w:w="3300" w:type="dxa"/>
             <w:tcMar>
               <w:top w:w="50" w:type="dxa"/>
               <w:left w:w="90" w:type="dxa"/>
@@ -28726,7 +29194,7 @@
         </w:tc>
         <w:tc>
           <w:tcPr>
-            <w:tcW w:w="1007" w:type="dxa"/>
+            <w:tcW w:w="1006" w:type="dxa"/>
             <w:shd w:val="clear" w:color="auto" w:fill="ECFDF5"/>
             <w:tcMar>
               <w:top w:w="50" w:type="dxa"/>
@@ -28766,13 +29234,14 @@
                 <w:sz w:val="17"/>
                 <w:szCs w:val="17"/>
               </w:rPr>
+              <w:lastRenderedPageBreak/>
               <w:t>33</w:t>
             </w:r>
           </w:p>
         </w:tc>
         <w:tc>
           <w:tcPr>
-            <w:tcW w:w="1682" w:type="dxa"/>
+            <w:tcW w:w="1595" w:type="dxa"/>
             <w:tcMar>
               <w:top w:w="50" w:type="dxa"/>
               <w:left w:w="90" w:type="dxa"/>
@@ -28794,7 +29263,7 @@
         </w:tc>
         <w:tc>
           <w:tcPr>
-            <w:tcW w:w="3256" w:type="dxa"/>
+            <w:tcW w:w="3300" w:type="dxa"/>
             <w:tcMar>
               <w:top w:w="50" w:type="dxa"/>
               <w:left w:w="90" w:type="dxa"/>
@@ -28814,7 +29283,7 @@
         </w:tc>
         <w:tc>
           <w:tcPr>
-            <w:tcW w:w="3256" w:type="dxa"/>
+            <w:tcW w:w="3300" w:type="dxa"/>
             <w:tcMar>
               <w:top w:w="50" w:type="dxa"/>
               <w:left w:w="90" w:type="dxa"/>
@@ -28834,7 +29303,7 @@
         </w:tc>
         <w:tc>
           <w:tcPr>
-            <w:tcW w:w="1007" w:type="dxa"/>
+            <w:tcW w:w="1006" w:type="dxa"/>
             <w:shd w:val="clear" w:color="auto" w:fill="ECFDF5"/>
             <w:tcMar>
               <w:top w:w="50" w:type="dxa"/>
@@ -28880,7 +29349,7 @@
         </w:tc>
         <w:tc>
           <w:tcPr>
-            <w:tcW w:w="1682" w:type="dxa"/>
+            <w:tcW w:w="1595" w:type="dxa"/>
             <w:tcMar>
               <w:top w:w="50" w:type="dxa"/>
               <w:left w:w="90" w:type="dxa"/>
@@ -28902,7 +29371,7 @@
         </w:tc>
         <w:tc>
           <w:tcPr>
-            <w:tcW w:w="3256" w:type="dxa"/>
+            <w:tcW w:w="3300" w:type="dxa"/>
             <w:tcMar>
               <w:top w:w="50" w:type="dxa"/>
               <w:left w:w="90" w:type="dxa"/>
@@ -28922,7 +29391,7 @@
         </w:tc>
         <w:tc>
           <w:tcPr>
-            <w:tcW w:w="3256" w:type="dxa"/>
+            <w:tcW w:w="3300" w:type="dxa"/>
             <w:tcMar>
               <w:top w:w="50" w:type="dxa"/>
               <w:left w:w="90" w:type="dxa"/>
@@ -28934,7 +29403,7 @@
         </w:tc>
         <w:tc>
           <w:tcPr>
-            <w:tcW w:w="1007" w:type="dxa"/>
+            <w:tcW w:w="1006" w:type="dxa"/>
             <w:shd w:val="clear" w:color="auto" w:fill="ECFDF5"/>
             <w:tcMar>
               <w:top w:w="50" w:type="dxa"/>
@@ -28980,7 +29449,7 @@
         </w:tc>
         <w:tc>
           <w:tcPr>
-            <w:tcW w:w="1682" w:type="dxa"/>
+            <w:tcW w:w="1595" w:type="dxa"/>
             <w:tcMar>
               <w:top w:w="50" w:type="dxa"/>
               <w:left w:w="90" w:type="dxa"/>
@@ -29002,7 +29471,7 @@
         </w:tc>
         <w:tc>
           <w:tcPr>
-            <w:tcW w:w="3256" w:type="dxa"/>
+            <w:tcW w:w="3300" w:type="dxa"/>
             <w:tcMar>
               <w:top w:w="50" w:type="dxa"/>
               <w:left w:w="90" w:type="dxa"/>
@@ -29022,7 +29491,7 @@
         </w:tc>
         <w:tc>
           <w:tcPr>
-            <w:tcW w:w="3256" w:type="dxa"/>
+            <w:tcW w:w="3300" w:type="dxa"/>
             <w:tcMar>
               <w:top w:w="50" w:type="dxa"/>
               <w:left w:w="90" w:type="dxa"/>
@@ -29034,7 +29503,7 @@
         </w:tc>
         <w:tc>
           <w:tcPr>
-            <w:tcW w:w="1007" w:type="dxa"/>
+            <w:tcW w:w="1006" w:type="dxa"/>
             <w:shd w:val="clear" w:color="auto" w:fill="ECFDF5"/>
             <w:tcMar>
               <w:top w:w="50" w:type="dxa"/>
@@ -29080,7 +29549,7 @@
         </w:tc>
         <w:tc>
           <w:tcPr>
-            <w:tcW w:w="1682" w:type="dxa"/>
+            <w:tcW w:w="1595" w:type="dxa"/>
             <w:tcMar>
               <w:top w:w="50" w:type="dxa"/>
               <w:left w:w="90" w:type="dxa"/>
@@ -29102,7 +29571,7 @@
         </w:tc>
         <w:tc>
           <w:tcPr>
-            <w:tcW w:w="3256" w:type="dxa"/>
+            <w:tcW w:w="3300" w:type="dxa"/>
             <w:tcMar>
               <w:top w:w="50" w:type="dxa"/>
               <w:left w:w="90" w:type="dxa"/>
@@ -29122,7 +29591,7 @@
         </w:tc>
         <w:tc>
           <w:tcPr>
-            <w:tcW w:w="3256" w:type="dxa"/>
+            <w:tcW w:w="3300" w:type="dxa"/>
             <w:tcMar>
               <w:top w:w="50" w:type="dxa"/>
               <w:left w:w="90" w:type="dxa"/>
@@ -29142,7 +29611,7 @@
         </w:tc>
         <w:tc>
           <w:tcPr>
-            <w:tcW w:w="1007" w:type="dxa"/>
+            <w:tcW w:w="1006" w:type="dxa"/>
             <w:shd w:val="clear" w:color="auto" w:fill="ECFDF5"/>
             <w:tcMar>
               <w:top w:w="50" w:type="dxa"/>
@@ -29188,7 +29657,7 @@
         </w:tc>
         <w:tc>
           <w:tcPr>
-            <w:tcW w:w="1682" w:type="dxa"/>
+            <w:tcW w:w="1595" w:type="dxa"/>
             <w:tcMar>
               <w:top w:w="50" w:type="dxa"/>
               <w:left w:w="90" w:type="dxa"/>
@@ -29210,7 +29679,7 @@
         </w:tc>
         <w:tc>
           <w:tcPr>
-            <w:tcW w:w="3256" w:type="dxa"/>
+            <w:tcW w:w="3300" w:type="dxa"/>
             <w:tcMar>
               <w:top w:w="50" w:type="dxa"/>
               <w:left w:w="90" w:type="dxa"/>
@@ -29230,7 +29699,7 @@
         </w:tc>
         <w:tc>
           <w:tcPr>
-            <w:tcW w:w="3256" w:type="dxa"/>
+            <w:tcW w:w="3300" w:type="dxa"/>
             <w:tcMar>
               <w:top w:w="50" w:type="dxa"/>
               <w:left w:w="90" w:type="dxa"/>
@@ -29250,7 +29719,7 @@
         </w:tc>
         <w:tc>
           <w:tcPr>
-            <w:tcW w:w="1007" w:type="dxa"/>
+            <w:tcW w:w="1006" w:type="dxa"/>
             <w:shd w:val="clear" w:color="auto" w:fill="ECFDF5"/>
             <w:tcMar>
               <w:top w:w="50" w:type="dxa"/>
@@ -29296,7 +29765,7 @@
         </w:tc>
         <w:tc>
           <w:tcPr>
-            <w:tcW w:w="1682" w:type="dxa"/>
+            <w:tcW w:w="1595" w:type="dxa"/>
             <w:tcMar>
               <w:top w:w="50" w:type="dxa"/>
               <w:left w:w="90" w:type="dxa"/>
@@ -29318,7 +29787,7 @@
         </w:tc>
         <w:tc>
           <w:tcPr>
-            <w:tcW w:w="3256" w:type="dxa"/>
+            <w:tcW w:w="3300" w:type="dxa"/>
             <w:tcMar>
               <w:top w:w="50" w:type="dxa"/>
               <w:left w:w="90" w:type="dxa"/>
@@ -29330,7 +29799,7 @@
         </w:tc>
         <w:tc>
           <w:tcPr>
-            <w:tcW w:w="3256" w:type="dxa"/>
+            <w:tcW w:w="3300" w:type="dxa"/>
             <w:tcMar>
               <w:top w:w="50" w:type="dxa"/>
               <w:left w:w="90" w:type="dxa"/>
@@ -29342,7 +29811,7 @@
         </w:tc>
         <w:tc>
           <w:tcPr>
-            <w:tcW w:w="1007" w:type="dxa"/>
+            <w:tcW w:w="1006" w:type="dxa"/>
             <w:shd w:val="clear" w:color="auto" w:fill="ECFDF5"/>
             <w:tcMar>
               <w:top w:w="50" w:type="dxa"/>
@@ -29388,7 +29857,7 @@
         </w:tc>
         <w:tc>
           <w:tcPr>
-            <w:tcW w:w="1682" w:type="dxa"/>
+            <w:tcW w:w="1595" w:type="dxa"/>
             <w:tcMar>
               <w:top w:w="50" w:type="dxa"/>
               <w:left w:w="90" w:type="dxa"/>
@@ -29410,7 +29879,7 @@
         </w:tc>
         <w:tc>
           <w:tcPr>
-            <w:tcW w:w="3256" w:type="dxa"/>
+            <w:tcW w:w="3300" w:type="dxa"/>
             <w:tcMar>
               <w:top w:w="50" w:type="dxa"/>
               <w:left w:w="90" w:type="dxa"/>
@@ -29422,7 +29891,7 @@
         </w:tc>
         <w:tc>
           <w:tcPr>
-            <w:tcW w:w="3256" w:type="dxa"/>
+            <w:tcW w:w="3300" w:type="dxa"/>
             <w:tcMar>
               <w:top w:w="50" w:type="dxa"/>
               <w:left w:w="90" w:type="dxa"/>
@@ -29434,7 +29903,7 @@
         </w:tc>
         <w:tc>
           <w:tcPr>
-            <w:tcW w:w="1007" w:type="dxa"/>
+            <w:tcW w:w="1006" w:type="dxa"/>
             <w:shd w:val="clear" w:color="auto" w:fill="ECFDF5"/>
             <w:tcMar>
               <w:top w:w="50" w:type="dxa"/>
@@ -29480,7 +29949,7 @@
         </w:tc>
         <w:tc>
           <w:tcPr>
-            <w:tcW w:w="1682" w:type="dxa"/>
+            <w:tcW w:w="1595" w:type="dxa"/>
             <w:tcMar>
               <w:top w:w="50" w:type="dxa"/>
               <w:left w:w="90" w:type="dxa"/>
@@ -29502,7 +29971,7 @@
         </w:tc>
         <w:tc>
           <w:tcPr>
-            <w:tcW w:w="3256" w:type="dxa"/>
+            <w:tcW w:w="3300" w:type="dxa"/>
             <w:tcMar>
               <w:top w:w="50" w:type="dxa"/>
               <w:left w:w="90" w:type="dxa"/>
@@ -29514,7 +29983,7 @@
         </w:tc>
         <w:tc>
           <w:tcPr>
-            <w:tcW w:w="3256" w:type="dxa"/>
+            <w:tcW w:w="3300" w:type="dxa"/>
             <w:tcMar>
               <w:top w:w="50" w:type="dxa"/>
               <w:left w:w="90" w:type="dxa"/>
@@ -29526,7 +29995,7 @@
         </w:tc>
         <w:tc>
           <w:tcPr>
-            <w:tcW w:w="1007" w:type="dxa"/>
+            <w:tcW w:w="1006" w:type="dxa"/>
             <w:shd w:val="clear" w:color="auto" w:fill="ECFDF5"/>
             <w:tcMar>
               <w:top w:w="50" w:type="dxa"/>
@@ -29572,7 +30041,7 @@
         </w:tc>
         <w:tc>
           <w:tcPr>
-            <w:tcW w:w="1682" w:type="dxa"/>
+            <w:tcW w:w="1595" w:type="dxa"/>
             <w:tcMar>
               <w:top w:w="50" w:type="dxa"/>
               <w:left w:w="90" w:type="dxa"/>
@@ -29594,7 +30063,7 @@
         </w:tc>
         <w:tc>
           <w:tcPr>
-            <w:tcW w:w="3256" w:type="dxa"/>
+            <w:tcW w:w="3300" w:type="dxa"/>
             <w:tcMar>
               <w:top w:w="50" w:type="dxa"/>
               <w:left w:w="90" w:type="dxa"/>
@@ -29606,7 +30075,7 @@
         </w:tc>
         <w:tc>
           <w:tcPr>
-            <w:tcW w:w="3256" w:type="dxa"/>
+            <w:tcW w:w="3300" w:type="dxa"/>
             <w:tcMar>
               <w:top w:w="50" w:type="dxa"/>
               <w:left w:w="90" w:type="dxa"/>
@@ -29618,7 +30087,7 @@
         </w:tc>
         <w:tc>
           <w:tcPr>
-            <w:tcW w:w="1007" w:type="dxa"/>
+            <w:tcW w:w="1006" w:type="dxa"/>
             <w:shd w:val="clear" w:color="auto" w:fill="ECFDF5"/>
             <w:tcMar>
               <w:top w:w="50" w:type="dxa"/>
@@ -29664,7 +30133,7 @@
         </w:tc>
         <w:tc>
           <w:tcPr>
-            <w:tcW w:w="1682" w:type="dxa"/>
+            <w:tcW w:w="1595" w:type="dxa"/>
             <w:tcMar>
               <w:top w:w="50" w:type="dxa"/>
               <w:left w:w="90" w:type="dxa"/>
@@ -29686,7 +30155,7 @@
         </w:tc>
         <w:tc>
           <w:tcPr>
-            <w:tcW w:w="3256" w:type="dxa"/>
+            <w:tcW w:w="3300" w:type="dxa"/>
             <w:tcMar>
               <w:top w:w="50" w:type="dxa"/>
               <w:left w:w="90" w:type="dxa"/>
@@ -29698,7 +30167,7 @@
         </w:tc>
         <w:tc>
           <w:tcPr>
-            <w:tcW w:w="3256" w:type="dxa"/>
+            <w:tcW w:w="3300" w:type="dxa"/>
             <w:tcMar>
               <w:top w:w="50" w:type="dxa"/>
               <w:left w:w="90" w:type="dxa"/>
@@ -29710,7 +30179,7 @@
         </w:tc>
         <w:tc>
           <w:tcPr>
-            <w:tcW w:w="1007" w:type="dxa"/>
+            <w:tcW w:w="1006" w:type="dxa"/>
             <w:shd w:val="clear" w:color="auto" w:fill="ECFDF5"/>
             <w:tcMar>
               <w:top w:w="50" w:type="dxa"/>
@@ -29756,7 +30225,7 @@
         </w:tc>
         <w:tc>
           <w:tcPr>
-            <w:tcW w:w="1682" w:type="dxa"/>
+            <w:tcW w:w="1595" w:type="dxa"/>
             <w:tcMar>
               <w:top w:w="50" w:type="dxa"/>
               <w:left w:w="90" w:type="dxa"/>
@@ -29778,7 +30247,7 @@
         </w:tc>
         <w:tc>
           <w:tcPr>
-            <w:tcW w:w="3256" w:type="dxa"/>
+            <w:tcW w:w="3300" w:type="dxa"/>
             <w:tcMar>
               <w:top w:w="50" w:type="dxa"/>
               <w:left w:w="90" w:type="dxa"/>
@@ -29790,7 +30259,7 @@
         </w:tc>
         <w:tc>
           <w:tcPr>
-            <w:tcW w:w="3256" w:type="dxa"/>
+            <w:tcW w:w="3300" w:type="dxa"/>
             <w:tcMar>
               <w:top w:w="50" w:type="dxa"/>
               <w:left w:w="90" w:type="dxa"/>
@@ -29802,7 +30271,7 @@
         </w:tc>
         <w:tc>
           <w:tcPr>
-            <w:tcW w:w="1007" w:type="dxa"/>
+            <w:tcW w:w="1006" w:type="dxa"/>
             <w:shd w:val="clear" w:color="auto" w:fill="ECFDF5"/>
             <w:tcMar>
               <w:top w:w="50" w:type="dxa"/>
@@ -29848,7 +30317,7 @@
         </w:tc>
         <w:tc>
           <w:tcPr>
-            <w:tcW w:w="1682" w:type="dxa"/>
+            <w:tcW w:w="1595" w:type="dxa"/>
             <w:tcMar>
               <w:top w:w="50" w:type="dxa"/>
               <w:left w:w="90" w:type="dxa"/>
@@ -29870,7 +30339,7 @@
         </w:tc>
         <w:tc>
           <w:tcPr>
-            <w:tcW w:w="3256" w:type="dxa"/>
+            <w:tcW w:w="3300" w:type="dxa"/>
             <w:tcMar>
               <w:top w:w="50" w:type="dxa"/>
               <w:left w:w="90" w:type="dxa"/>
@@ -29890,7 +30359,7 @@
         </w:tc>
         <w:tc>
           <w:tcPr>
-            <w:tcW w:w="3256" w:type="dxa"/>
+            <w:tcW w:w="3300" w:type="dxa"/>
             <w:tcMar>
               <w:top w:w="50" w:type="dxa"/>
               <w:left w:w="90" w:type="dxa"/>
@@ -29910,7 +30379,7 @@
         </w:tc>
         <w:tc>
           <w:tcPr>
-            <w:tcW w:w="1007" w:type="dxa"/>
+            <w:tcW w:w="1006" w:type="dxa"/>
             <w:shd w:val="clear" w:color="auto" w:fill="ECFDF5"/>
             <w:tcMar>
               <w:top w:w="50" w:type="dxa"/>
@@ -29956,7 +30425,7 @@
         </w:tc>
         <w:tc>
           <w:tcPr>
-            <w:tcW w:w="1682" w:type="dxa"/>
+            <w:tcW w:w="1595" w:type="dxa"/>
             <w:tcMar>
               <w:top w:w="50" w:type="dxa"/>
               <w:left w:w="90" w:type="dxa"/>
@@ -29978,7 +30447,7 @@
         </w:tc>
         <w:tc>
           <w:tcPr>
-            <w:tcW w:w="3256" w:type="dxa"/>
+            <w:tcW w:w="3300" w:type="dxa"/>
             <w:tcMar>
               <w:top w:w="50" w:type="dxa"/>
               <w:left w:w="90" w:type="dxa"/>
@@ -29998,7 +30467,7 @@
         </w:tc>
         <w:tc>
           <w:tcPr>
-            <w:tcW w:w="3256" w:type="dxa"/>
+            <w:tcW w:w="3300" w:type="dxa"/>
             <w:tcMar>
               <w:top w:w="50" w:type="dxa"/>
               <w:left w:w="90" w:type="dxa"/>
@@ -30018,7 +30487,7 @@
         </w:tc>
         <w:tc>
           <w:tcPr>
-            <w:tcW w:w="1007" w:type="dxa"/>
+            <w:tcW w:w="1006" w:type="dxa"/>
             <w:shd w:val="clear" w:color="auto" w:fill="ECFDF5"/>
             <w:tcMar>
               <w:top w:w="50" w:type="dxa"/>
@@ -30064,7 +30533,7 @@
         </w:tc>
         <w:tc>
           <w:tcPr>
-            <w:tcW w:w="1682" w:type="dxa"/>
+            <w:tcW w:w="1595" w:type="dxa"/>
             <w:tcMar>
               <w:top w:w="50" w:type="dxa"/>
               <w:left w:w="90" w:type="dxa"/>
@@ -30086,7 +30555,7 @@
         </w:tc>
         <w:tc>
           <w:tcPr>
-            <w:tcW w:w="3256" w:type="dxa"/>
+            <w:tcW w:w="3300" w:type="dxa"/>
             <w:tcMar>
               <w:top w:w="50" w:type="dxa"/>
               <w:left w:w="90" w:type="dxa"/>
@@ -30106,7 +30575,7 @@
         </w:tc>
         <w:tc>
           <w:tcPr>
-            <w:tcW w:w="3256" w:type="dxa"/>
+            <w:tcW w:w="3300" w:type="dxa"/>
             <w:tcMar>
               <w:top w:w="50" w:type="dxa"/>
               <w:left w:w="90" w:type="dxa"/>
@@ -30126,7 +30595,7 @@
         </w:tc>
         <w:tc>
           <w:tcPr>
-            <w:tcW w:w="1007" w:type="dxa"/>
+            <w:tcW w:w="1006" w:type="dxa"/>
             <w:shd w:val="clear" w:color="auto" w:fill="ECFDF5"/>
             <w:tcMar>
               <w:top w:w="50" w:type="dxa"/>
@@ -30172,7 +30641,7 @@
         </w:tc>
         <w:tc>
           <w:tcPr>
-            <w:tcW w:w="1682" w:type="dxa"/>
+            <w:tcW w:w="1595" w:type="dxa"/>
             <w:tcMar>
               <w:top w:w="50" w:type="dxa"/>
               <w:left w:w="90" w:type="dxa"/>
@@ -30194,7 +30663,7 @@
         </w:tc>
         <w:tc>
           <w:tcPr>
-            <w:tcW w:w="3256" w:type="dxa"/>
+            <w:tcW w:w="3300" w:type="dxa"/>
             <w:tcMar>
               <w:top w:w="50" w:type="dxa"/>
               <w:left w:w="90" w:type="dxa"/>
@@ -30206,7 +30675,7 @@
         </w:tc>
         <w:tc>
           <w:tcPr>
-            <w:tcW w:w="3256" w:type="dxa"/>
+            <w:tcW w:w="3300" w:type="dxa"/>
             <w:tcMar>
               <w:top w:w="50" w:type="dxa"/>
               <w:left w:w="90" w:type="dxa"/>
@@ -30218,7 +30687,7 @@
         </w:tc>
         <w:tc>
           <w:tcPr>
-            <w:tcW w:w="1007" w:type="dxa"/>
+            <w:tcW w:w="1006" w:type="dxa"/>
             <w:shd w:val="clear" w:color="auto" w:fill="ECFDF5"/>
             <w:tcMar>
               <w:top w:w="50" w:type="dxa"/>
@@ -30264,7 +30733,7 @@
         </w:tc>
         <w:tc>
           <w:tcPr>
-            <w:tcW w:w="1682" w:type="dxa"/>
+            <w:tcW w:w="1595" w:type="dxa"/>
             <w:tcMar>
               <w:top w:w="50" w:type="dxa"/>
               <w:left w:w="90" w:type="dxa"/>
@@ -30286,7 +30755,7 @@
         </w:tc>
         <w:tc>
           <w:tcPr>
-            <w:tcW w:w="3256" w:type="dxa"/>
+            <w:tcW w:w="3300" w:type="dxa"/>
             <w:tcMar>
               <w:top w:w="50" w:type="dxa"/>
               <w:left w:w="90" w:type="dxa"/>
@@ -30306,7 +30775,7 @@
         </w:tc>
         <w:tc>
           <w:tcPr>
-            <w:tcW w:w="3256" w:type="dxa"/>
+            <w:tcW w:w="3300" w:type="dxa"/>
             <w:tcMar>
               <w:top w:w="50" w:type="dxa"/>
               <w:left w:w="90" w:type="dxa"/>
@@ -30326,7 +30795,7 @@
         </w:tc>
         <w:tc>
           <w:tcPr>
-            <w:tcW w:w="1007" w:type="dxa"/>
+            <w:tcW w:w="1006" w:type="dxa"/>
             <w:shd w:val="clear" w:color="auto" w:fill="ECFDF5"/>
             <w:tcMar>
               <w:top w:w="50" w:type="dxa"/>
@@ -30372,7 +30841,7 @@
         </w:tc>
         <w:tc>
           <w:tcPr>
-            <w:tcW w:w="1682" w:type="dxa"/>
+            <w:tcW w:w="1595" w:type="dxa"/>
             <w:tcMar>
               <w:top w:w="50" w:type="dxa"/>
               <w:left w:w="90" w:type="dxa"/>
@@ -30394,7 +30863,7 @@
         </w:tc>
         <w:tc>
           <w:tcPr>
-            <w:tcW w:w="3256" w:type="dxa"/>
+            <w:tcW w:w="3300" w:type="dxa"/>
             <w:tcMar>
               <w:top w:w="50" w:type="dxa"/>
               <w:left w:w="90" w:type="dxa"/>
@@ -30414,7 +30883,7 @@
         </w:tc>
         <w:tc>
           <w:tcPr>
-            <w:tcW w:w="3256" w:type="dxa"/>
+            <w:tcW w:w="3300" w:type="dxa"/>
             <w:tcMar>
               <w:top w:w="50" w:type="dxa"/>
               <w:left w:w="90" w:type="dxa"/>
@@ -30434,7 +30903,7 @@
         </w:tc>
         <w:tc>
           <w:tcPr>
-            <w:tcW w:w="1007" w:type="dxa"/>
+            <w:tcW w:w="1006" w:type="dxa"/>
             <w:shd w:val="clear" w:color="auto" w:fill="ECFDF5"/>
             <w:tcMar>
               <w:top w:w="50" w:type="dxa"/>
@@ -30474,14 +30943,13 @@
                 <w:sz w:val="17"/>
                 <w:szCs w:val="17"/>
               </w:rPr>
-              <w:lastRenderedPageBreak/>
               <w:t>50</w:t>
             </w:r>
           </w:p>
         </w:tc>
         <w:tc>
           <w:tcPr>
-            <w:tcW w:w="1682" w:type="dxa"/>
+            <w:tcW w:w="1595" w:type="dxa"/>
             <w:tcMar>
               <w:top w:w="50" w:type="dxa"/>
               <w:left w:w="90" w:type="dxa"/>
@@ -30503,7 +30971,7 @@
         </w:tc>
         <w:tc>
           <w:tcPr>
-            <w:tcW w:w="3256" w:type="dxa"/>
+            <w:tcW w:w="3300" w:type="dxa"/>
             <w:tcMar>
               <w:top w:w="50" w:type="dxa"/>
               <w:left w:w="90" w:type="dxa"/>
@@ -30523,7 +30991,7 @@
         </w:tc>
         <w:tc>
           <w:tcPr>
-            <w:tcW w:w="3256" w:type="dxa"/>
+            <w:tcW w:w="3300" w:type="dxa"/>
             <w:tcMar>
               <w:top w:w="50" w:type="dxa"/>
               <w:left w:w="90" w:type="dxa"/>
@@ -30543,7 +31011,7 @@
         </w:tc>
         <w:tc>
           <w:tcPr>
-            <w:tcW w:w="1007" w:type="dxa"/>
+            <w:tcW w:w="1006" w:type="dxa"/>
             <w:shd w:val="clear" w:color="auto" w:fill="ECFDF5"/>
             <w:tcMar>
               <w:top w:w="50" w:type="dxa"/>
@@ -30589,7 +31057,7 @@
         </w:tc>
         <w:tc>
           <w:tcPr>
-            <w:tcW w:w="1682" w:type="dxa"/>
+            <w:tcW w:w="1595" w:type="dxa"/>
             <w:tcMar>
               <w:top w:w="50" w:type="dxa"/>
               <w:left w:w="90" w:type="dxa"/>
@@ -30611,7 +31079,7 @@
         </w:tc>
         <w:tc>
           <w:tcPr>
-            <w:tcW w:w="3256" w:type="dxa"/>
+            <w:tcW w:w="3300" w:type="dxa"/>
             <w:tcMar>
               <w:top w:w="50" w:type="dxa"/>
               <w:left w:w="90" w:type="dxa"/>
@@ -30631,7 +31099,7 @@
         </w:tc>
         <w:tc>
           <w:tcPr>
-            <w:tcW w:w="3256" w:type="dxa"/>
+            <w:tcW w:w="3300" w:type="dxa"/>
             <w:tcMar>
               <w:top w:w="50" w:type="dxa"/>
               <w:left w:w="90" w:type="dxa"/>
@@ -30651,7 +31119,7 @@
         </w:tc>
         <w:tc>
           <w:tcPr>
-            <w:tcW w:w="1007" w:type="dxa"/>
+            <w:tcW w:w="1006" w:type="dxa"/>
             <w:shd w:val="clear" w:color="auto" w:fill="ECFDF5"/>
             <w:tcMar>
               <w:top w:w="50" w:type="dxa"/>
@@ -30697,7 +31165,7 @@
         </w:tc>
         <w:tc>
           <w:tcPr>
-            <w:tcW w:w="1682" w:type="dxa"/>
+            <w:tcW w:w="1595" w:type="dxa"/>
             <w:tcMar>
               <w:top w:w="50" w:type="dxa"/>
               <w:left w:w="90" w:type="dxa"/>
@@ -30719,7 +31187,7 @@
         </w:tc>
         <w:tc>
           <w:tcPr>
-            <w:tcW w:w="3256" w:type="dxa"/>
+            <w:tcW w:w="3300" w:type="dxa"/>
             <w:tcMar>
               <w:top w:w="50" w:type="dxa"/>
               <w:left w:w="90" w:type="dxa"/>
@@ -30739,7 +31207,7 @@
         </w:tc>
         <w:tc>
           <w:tcPr>
-            <w:tcW w:w="3256" w:type="dxa"/>
+            <w:tcW w:w="3300" w:type="dxa"/>
             <w:tcMar>
               <w:top w:w="50" w:type="dxa"/>
               <w:left w:w="90" w:type="dxa"/>
@@ -30759,7 +31227,7 @@
         </w:tc>
         <w:tc>
           <w:tcPr>
-            <w:tcW w:w="1007" w:type="dxa"/>
+            <w:tcW w:w="1006" w:type="dxa"/>
             <w:shd w:val="clear" w:color="auto" w:fill="ECFDF5"/>
             <w:tcMar>
               <w:top w:w="50" w:type="dxa"/>
@@ -30805,7 +31273,7 @@
         </w:tc>
         <w:tc>
           <w:tcPr>
-            <w:tcW w:w="1682" w:type="dxa"/>
+            <w:tcW w:w="1595" w:type="dxa"/>
             <w:tcMar>
               <w:top w:w="50" w:type="dxa"/>
               <w:left w:w="90" w:type="dxa"/>
@@ -30827,7 +31295,7 @@
         </w:tc>
         <w:tc>
           <w:tcPr>
-            <w:tcW w:w="3256" w:type="dxa"/>
+            <w:tcW w:w="3300" w:type="dxa"/>
             <w:tcMar>
               <w:top w:w="50" w:type="dxa"/>
               <w:left w:w="90" w:type="dxa"/>
@@ -30854,7 +31322,7 @@
         </w:tc>
         <w:tc>
           <w:tcPr>
-            <w:tcW w:w="3256" w:type="dxa"/>
+            <w:tcW w:w="3300" w:type="dxa"/>
             <w:tcMar>
               <w:top w:w="50" w:type="dxa"/>
               <w:left w:w="90" w:type="dxa"/>
@@ -30874,7 +31342,7 @@
         </w:tc>
         <w:tc>
           <w:tcPr>
-            <w:tcW w:w="1007" w:type="dxa"/>
+            <w:tcW w:w="1006" w:type="dxa"/>
             <w:shd w:val="clear" w:color="auto" w:fill="ECFDF5"/>
             <w:tcMar>
               <w:top w:w="50" w:type="dxa"/>
@@ -30920,7 +31388,7 @@
         </w:tc>
         <w:tc>
           <w:tcPr>
-            <w:tcW w:w="1682" w:type="dxa"/>
+            <w:tcW w:w="1595" w:type="dxa"/>
             <w:tcMar>
               <w:top w:w="50" w:type="dxa"/>
               <w:left w:w="90" w:type="dxa"/>
@@ -30942,7 +31410,7 @@
         </w:tc>
         <w:tc>
           <w:tcPr>
-            <w:tcW w:w="3256" w:type="dxa"/>
+            <w:tcW w:w="3300" w:type="dxa"/>
             <w:tcMar>
               <w:top w:w="50" w:type="dxa"/>
               <w:left w:w="90" w:type="dxa"/>
@@ -30962,7 +31430,7 @@
         </w:tc>
         <w:tc>
           <w:tcPr>
-            <w:tcW w:w="3256" w:type="dxa"/>
+            <w:tcW w:w="3300" w:type="dxa"/>
             <w:tcMar>
               <w:top w:w="50" w:type="dxa"/>
               <w:left w:w="90" w:type="dxa"/>
@@ -30982,7 +31450,7 @@
         </w:tc>
         <w:tc>
           <w:tcPr>
-            <w:tcW w:w="1007" w:type="dxa"/>
+            <w:tcW w:w="1006" w:type="dxa"/>
             <w:shd w:val="clear" w:color="auto" w:fill="ECFDF5"/>
             <w:tcMar>
               <w:top w:w="50" w:type="dxa"/>
@@ -31028,7 +31496,7 @@
         </w:tc>
         <w:tc>
           <w:tcPr>
-            <w:tcW w:w="1682" w:type="dxa"/>
+            <w:tcW w:w="1595" w:type="dxa"/>
             <w:tcMar>
               <w:top w:w="50" w:type="dxa"/>
               <w:left w:w="90" w:type="dxa"/>
@@ -31050,7 +31518,7 @@
         </w:tc>
         <w:tc>
           <w:tcPr>
-            <w:tcW w:w="3256" w:type="dxa"/>
+            <w:tcW w:w="3300" w:type="dxa"/>
             <w:tcMar>
               <w:top w:w="50" w:type="dxa"/>
               <w:left w:w="90" w:type="dxa"/>
@@ -31070,7 +31538,7 @@
         </w:tc>
         <w:tc>
           <w:tcPr>
-            <w:tcW w:w="3256" w:type="dxa"/>
+            <w:tcW w:w="3300" w:type="dxa"/>
             <w:tcMar>
               <w:top w:w="50" w:type="dxa"/>
               <w:left w:w="90" w:type="dxa"/>
@@ -31090,7 +31558,7 @@
         </w:tc>
         <w:tc>
           <w:tcPr>
-            <w:tcW w:w="1007" w:type="dxa"/>
+            <w:tcW w:w="1006" w:type="dxa"/>
             <w:shd w:val="clear" w:color="auto" w:fill="ECFDF5"/>
             <w:tcMar>
               <w:top w:w="50" w:type="dxa"/>
@@ -31136,7 +31604,7 @@
         </w:tc>
         <w:tc>
           <w:tcPr>
-            <w:tcW w:w="1682" w:type="dxa"/>
+            <w:tcW w:w="1595" w:type="dxa"/>
             <w:tcMar>
               <w:top w:w="50" w:type="dxa"/>
               <w:left w:w="90" w:type="dxa"/>
@@ -31158,7 +31626,7 @@
         </w:tc>
         <w:tc>
           <w:tcPr>
-            <w:tcW w:w="3256" w:type="dxa"/>
+            <w:tcW w:w="3300" w:type="dxa"/>
             <w:tcMar>
               <w:top w:w="50" w:type="dxa"/>
               <w:left w:w="90" w:type="dxa"/>
@@ -31178,7 +31646,7 @@
         </w:tc>
         <w:tc>
           <w:tcPr>
-            <w:tcW w:w="3256" w:type="dxa"/>
+            <w:tcW w:w="3300" w:type="dxa"/>
             <w:tcMar>
               <w:top w:w="50" w:type="dxa"/>
               <w:left w:w="90" w:type="dxa"/>
@@ -31198,7 +31666,7 @@
         </w:tc>
         <w:tc>
           <w:tcPr>
-            <w:tcW w:w="1007" w:type="dxa"/>
+            <w:tcW w:w="1006" w:type="dxa"/>
             <w:shd w:val="clear" w:color="auto" w:fill="ECFDF5"/>
             <w:tcMar>
               <w:top w:w="50" w:type="dxa"/>
@@ -31244,7 +31712,7 @@
         </w:tc>
         <w:tc>
           <w:tcPr>
-            <w:tcW w:w="1682" w:type="dxa"/>
+            <w:tcW w:w="1595" w:type="dxa"/>
             <w:tcMar>
               <w:top w:w="50" w:type="dxa"/>
               <w:left w:w="90" w:type="dxa"/>
@@ -31266,7 +31734,7 @@
         </w:tc>
         <w:tc>
           <w:tcPr>
-            <w:tcW w:w="3256" w:type="dxa"/>
+            <w:tcW w:w="3300" w:type="dxa"/>
             <w:tcMar>
               <w:top w:w="50" w:type="dxa"/>
               <w:left w:w="90" w:type="dxa"/>
@@ -31286,7 +31754,7 @@
         </w:tc>
         <w:tc>
           <w:tcPr>
-            <w:tcW w:w="3256" w:type="dxa"/>
+            <w:tcW w:w="3300" w:type="dxa"/>
             <w:tcMar>
               <w:top w:w="50" w:type="dxa"/>
               <w:left w:w="90" w:type="dxa"/>
@@ -31306,7 +31774,7 @@
         </w:tc>
         <w:tc>
           <w:tcPr>
-            <w:tcW w:w="1007" w:type="dxa"/>
+            <w:tcW w:w="1006" w:type="dxa"/>
             <w:shd w:val="clear" w:color="auto" w:fill="ECFDF5"/>
             <w:tcMar>
               <w:top w:w="50" w:type="dxa"/>
@@ -31327,14 +31795,10 @@
         </w:tc>
       </w:tr>
     </w:tbl>
-    <w:p>
-      <w:pPr>
-        <w:spacing w:after="120"/>
-      </w:pPr>
-    </w:p>
+    <w:p/>
     <w:sectPr>
-      <w:headerReference w:type="default" r:id="rId12"/>
-      <w:footerReference w:type="default" r:id="rId13"/>
+      <w:headerReference w:type="default" r:id="rId15"/>
+      <w:footerReference w:type="default" r:id="rId16"/>
       <w:pgSz w:w="11906" w:h="16838"/>
       <w:pgMar w:top="1080" w:right="1080" w:bottom="1080" w:left="1080" w:header="708" w:footer="708" w:gutter="0"/>
       <w:cols w:space="720"/>
@@ -31514,10 +31978,10 @@
 <file path=word/numbering.xml><?xml version="1.0" encoding="utf-8"?>
 <w:numbering xmlns:wpc="http://schemas.microsoft.com/office/word/2010/wordprocessingCanvas" xmlns:cx="http://schemas.microsoft.com/office/drawing/2014/chartex" xmlns:cx1="http://schemas.microsoft.com/office/drawing/2015/9/8/chartex" xmlns:cx2="http://schemas.microsoft.com/office/drawing/2015/10/21/chartex" xmlns:cx3="http://schemas.microsoft.com/office/drawing/2016/5/9/chartex" xmlns:cx4="http://schemas.microsoft.com/office/drawing/2016/5/10/chartex" xmlns:cx5="http://schemas.microsoft.com/office/drawing/2016/5/11/chartex" xmlns:cx6="http://schemas.microsoft.com/office/drawing/2016/5/12/chartex" xmlns:cx7="http://schemas.microsoft.com/office/drawing/2016/5/13/chartex" xmlns:cx8="http://schemas.microsoft.com/office/drawing/2016/5/14/chartex" xmlns:mc="http://schemas.openxmlformats.org/markup-compatibility/2006" xmlns:aink="http://schemas.microsoft.com/office/drawing/2016/ink" xmlns:am3d="http://schemas.microsoft.com/office/drawing/2017/model3d" xmlns:o="urn:schemas-microsoft-com:office:office" xmlns:r="http://schemas.openxmlformats.org/officeDocument/2006/relationships" xmlns:m="http://schemas.openxmlformats.org/officeDocument/2006/math" xmlns:v="urn:schemas-microsoft-com:vml" xmlns:wp14="http://schemas.microsoft.com/office/word/2010/wordprocessingDrawing" xmlns:wp="http://schemas.openxmlformats.org/drawingml/2006/wordprocessingDrawing" xmlns:w10="urn:schemas-microsoft-com:office:word" xmlns:w="http://schemas.openxmlformats.org/wordprocessingml/2006/main" xmlns:w14="http://schemas.microsoft.com/office/word/2010/wordml" xmlns:w15="http://schemas.microsoft.com/office/word/2012/wordml" xmlns:w16cid="http://schemas.microsoft.com/office/word/2016/wordml/cid" xmlns:w16se="http://schemas.microsoft.com/office/word/2015/wordml/symex" xmlns:wpg="http://schemas.microsoft.com/office/word/2010/wordprocessingGroup" xmlns:wpi="http://schemas.microsoft.com/office/word/2010/wordprocessingInk" xmlns:wne="http://schemas.microsoft.com/office/word/2006/wordml" xmlns:wps="http://schemas.microsoft.com/office/word/2010/wordprocessingShape" mc:Ignorable="w14 w15 w16se w16cid wp14">
   <w:abstractNum w:abstractNumId="0" w15:restartNumberingAfterBreak="0">
-    <w:nsid w:val="3CFF364F"/>
+    <w:nsid w:val="095F1FD8"/>
     <w:multiLevelType w:val="hybridMultilevel"/>
-    <w:tmpl w:val="7B56FFD6"/>
-    <w:lvl w:ilvl="0" w:tplc="60F2AD5A" w:tentative="1">
+    <w:tmpl w:val="B562E3A2"/>
+    <w:lvl w:ilvl="0" w:tplc="4C8283A8" w:tentative="1">
       <w:start w:val="1"/>
       <w:numFmt w:val="bullet"/>
       <w:lvlText w:val="●"/>
@@ -31526,7 +31990,7 @@
         <w:ind w:left="720" w:hanging="360"/>
       </w:pPr>
     </w:lvl>
-    <w:lvl w:ilvl="1" w:tplc="CE52C326" w:tentative="1">
+    <w:lvl w:ilvl="1" w:tplc="6BFAEA4E" w:tentative="1">
       <w:start w:val="1"/>
       <w:numFmt w:val="bullet"/>
       <w:lvlText w:val="○"/>
@@ -31535,7 +31999,7 @@
         <w:ind w:left="1440" w:hanging="360"/>
       </w:pPr>
     </w:lvl>
-    <w:lvl w:ilvl="2" w:tplc="2C9A60F2" w:tentative="1">
+    <w:lvl w:ilvl="2" w:tplc="67DA7270" w:tentative="1">
       <w:start w:val="1"/>
       <w:numFmt w:val="bullet"/>
       <w:lvlText w:val="■"/>
@@ -31544,7 +32008,7 @@
         <w:ind w:left="2160" w:hanging="360"/>
       </w:pPr>
     </w:lvl>
-    <w:lvl w:ilvl="3" w:tplc="B4BAC41C" w:tentative="1">
+    <w:lvl w:ilvl="3" w:tplc="989060B2" w:tentative="1">
       <w:start w:val="1"/>
       <w:numFmt w:val="bullet"/>
       <w:lvlText w:val="●"/>
@@ -31553,7 +32017,7 @@
         <w:ind w:left="2880" w:hanging="360"/>
       </w:pPr>
     </w:lvl>
-    <w:lvl w:ilvl="4" w:tplc="EB6ADB44" w:tentative="1">
+    <w:lvl w:ilvl="4" w:tplc="F50C96C4" w:tentative="1">
       <w:start w:val="1"/>
       <w:numFmt w:val="bullet"/>
       <w:lvlText w:val="○"/>
@@ -31562,7 +32026,7 @@
         <w:ind w:left="3600" w:hanging="360"/>
       </w:pPr>
     </w:lvl>
-    <w:lvl w:ilvl="5" w:tplc="623C113A" w:tentative="1">
+    <w:lvl w:ilvl="5" w:tplc="6CEE3F7C" w:tentative="1">
       <w:start w:val="1"/>
       <w:numFmt w:val="bullet"/>
       <w:lvlText w:val="■"/>
@@ -31571,7 +32035,7 @@
         <w:ind w:left="4320" w:hanging="360"/>
       </w:pPr>
     </w:lvl>
-    <w:lvl w:ilvl="6" w:tplc="619E5980" w:tentative="1">
+    <w:lvl w:ilvl="6" w:tplc="0AE44C00" w:tentative="1">
       <w:start w:val="1"/>
       <w:numFmt w:val="bullet"/>
       <w:lvlText w:val="●"/>
@@ -31580,7 +32044,7 @@
         <w:ind w:left="5040" w:hanging="360"/>
       </w:pPr>
     </w:lvl>
-    <w:lvl w:ilvl="7" w:tplc="EC88E1D4" w:tentative="1">
+    <w:lvl w:ilvl="7" w:tplc="F2FC316E" w:tentative="1">
       <w:start w:val="1"/>
       <w:numFmt w:val="bullet"/>
       <w:lvlText w:val="●"/>
@@ -31589,7 +32053,7 @@
         <w:ind w:left="5760" w:hanging="360"/>
       </w:pPr>
     </w:lvl>
-    <w:lvl w:ilvl="8" w:tplc="2CF051D6" w:tentative="1">
+    <w:lvl w:ilvl="8" w:tplc="B0D46696" w:tentative="1">
       <w:start w:val="1"/>
       <w:numFmt w:val="bullet"/>
       <w:lvlText w:val="●"/>
@@ -31600,10 +32064,10 @@
     </w:lvl>
   </w:abstractNum>
   <w:abstractNum w:abstractNumId="1" w15:restartNumberingAfterBreak="0">
-    <w:nsid w:val="697F6F44"/>
+    <w:nsid w:val="0F0F5F1B"/>
     <w:multiLevelType w:val="hybridMultilevel"/>
-    <w:tmpl w:val="CC7AFD58"/>
-    <w:lvl w:ilvl="0" w:tplc="9F7CC7C4">
+    <w:tmpl w:val="93140F90"/>
+    <w:lvl w:ilvl="0" w:tplc="7312E7A0">
       <w:start w:val="1"/>
       <w:numFmt w:val="bullet"/>
       <w:lvlText w:val="•"/>
@@ -31612,7 +32076,7 @@
         <w:ind w:left="400" w:hanging="260"/>
       </w:pPr>
     </w:lvl>
-    <w:lvl w:ilvl="1" w:tplc="6846E238">
+    <w:lvl w:ilvl="1" w:tplc="8BCE04EE">
       <w:start w:val="1"/>
       <w:numFmt w:val="bullet"/>
       <w:lvlText w:val="–"/>
@@ -31621,47 +32085,47 @@
         <w:ind w:left="760" w:hanging="260"/>
       </w:pPr>
     </w:lvl>
-    <w:lvl w:ilvl="2" w:tplc="3744A9B8">
+    <w:lvl w:ilvl="2" w:tplc="794A9F4C">
       <w:numFmt w:val="decimal"/>
       <w:lvlText w:val=""/>
       <w:lvlJc w:val="left"/>
     </w:lvl>
-    <w:lvl w:ilvl="3" w:tplc="A7088EE8">
+    <w:lvl w:ilvl="3" w:tplc="951274CA">
       <w:numFmt w:val="decimal"/>
       <w:lvlText w:val=""/>
       <w:lvlJc w:val="left"/>
     </w:lvl>
-    <w:lvl w:ilvl="4" w:tplc="CB96B488">
+    <w:lvl w:ilvl="4" w:tplc="08C24AF6">
       <w:numFmt w:val="decimal"/>
       <w:lvlText w:val=""/>
       <w:lvlJc w:val="left"/>
     </w:lvl>
-    <w:lvl w:ilvl="5" w:tplc="62A6058E">
+    <w:lvl w:ilvl="5" w:tplc="1A7A3AC4">
       <w:numFmt w:val="decimal"/>
       <w:lvlText w:val=""/>
       <w:lvlJc w:val="left"/>
     </w:lvl>
-    <w:lvl w:ilvl="6" w:tplc="86DA0090">
+    <w:lvl w:ilvl="6" w:tplc="EC6443C2">
       <w:numFmt w:val="decimal"/>
       <w:lvlText w:val=""/>
       <w:lvlJc w:val="left"/>
     </w:lvl>
-    <w:lvl w:ilvl="7" w:tplc="DE5287AE">
+    <w:lvl w:ilvl="7" w:tplc="C362FECA">
       <w:numFmt w:val="decimal"/>
       <w:lvlText w:val=""/>
       <w:lvlJc w:val="left"/>
     </w:lvl>
-    <w:lvl w:ilvl="8" w:tplc="BA1A1E62">
+    <w:lvl w:ilvl="8" w:tplc="2C16D5F4">
       <w:numFmt w:val="decimal"/>
       <w:lvlText w:val=""/>
       <w:lvlJc w:val="left"/>
     </w:lvl>
   </w:abstractNum>
   <w:abstractNum w:abstractNumId="2" w15:restartNumberingAfterBreak="0">
-    <w:nsid w:val="7C2852FE"/>
+    <w:nsid w:val="54557F31"/>
     <w:multiLevelType w:val="hybridMultilevel"/>
-    <w:tmpl w:val="5504CF32"/>
-    <w:lvl w:ilvl="0" w:tplc="5A20177C">
+    <w:tmpl w:val="7A7672EA"/>
+    <w:lvl w:ilvl="0" w:tplc="E186518E">
       <w:start w:val="1"/>
       <w:numFmt w:val="decimal"/>
       <w:lvlText w:val="%1."/>
@@ -31670,7 +32134,7 @@
         <w:ind w:left="400" w:hanging="300"/>
       </w:pPr>
     </w:lvl>
-    <w:lvl w:ilvl="1" w:tplc="4F3C2686" w:tentative="1">
+    <w:lvl w:ilvl="1" w:tplc="17964760" w:tentative="1">
       <w:start w:val="1"/>
       <w:numFmt w:val="lowerLetter"/>
       <w:lvlText w:val="%2)"/>
@@ -31679,37 +32143,37 @@
         <w:ind w:left="760" w:hanging="300"/>
       </w:pPr>
     </w:lvl>
-    <w:lvl w:ilvl="2" w:tplc="4C585450">
+    <w:lvl w:ilvl="2" w:tplc="C1CAE9E6">
       <w:numFmt w:val="decimal"/>
       <w:lvlText w:val=""/>
       <w:lvlJc w:val="left"/>
     </w:lvl>
-    <w:lvl w:ilvl="3" w:tplc="D932E2FC">
+    <w:lvl w:ilvl="3" w:tplc="A1A488F2">
       <w:numFmt w:val="decimal"/>
       <w:lvlText w:val=""/>
       <w:lvlJc w:val="left"/>
     </w:lvl>
-    <w:lvl w:ilvl="4" w:tplc="6C8EFF5A">
+    <w:lvl w:ilvl="4" w:tplc="335011C0">
       <w:numFmt w:val="decimal"/>
       <w:lvlText w:val=""/>
       <w:lvlJc w:val="left"/>
     </w:lvl>
-    <w:lvl w:ilvl="5" w:tplc="D9B0B394">
+    <w:lvl w:ilvl="5" w:tplc="670240C4">
       <w:numFmt w:val="decimal"/>
       <w:lvlText w:val=""/>
       <w:lvlJc w:val="left"/>
     </w:lvl>
-    <w:lvl w:ilvl="6" w:tplc="D2B60C14">
+    <w:lvl w:ilvl="6" w:tplc="F068759E">
       <w:numFmt w:val="decimal"/>
       <w:lvlText w:val=""/>
       <w:lvlJc w:val="left"/>
     </w:lvl>
-    <w:lvl w:ilvl="7" w:tplc="99EC8486">
+    <w:lvl w:ilvl="7" w:tplc="9FB0BE80">
       <w:numFmt w:val="decimal"/>
       <w:lvlText w:val=""/>
       <w:lvlJc w:val="left"/>
     </w:lvl>
-    <w:lvl w:ilvl="8" w:tplc="A538F706">
+    <w:lvl w:ilvl="8" w:tplc="C5E0D99C">
       <w:numFmt w:val="decimal"/>
       <w:lvlText w:val=""/>
       <w:lvlJc w:val="left"/>
@@ -32376,6 +32840,19 @@
       <w:szCs w:val="20"/>
     </w:rPr>
   </w:style>
+  <w:style w:type="paragraph" w:styleId="TOC2">
+    <w:name w:val="toc 2"/>
+    <w:basedOn w:val="Normal"/>
+    <w:next w:val="Normal"/>
+    <w:autoRedefine/>
+    <w:uiPriority w:val="39"/>
+    <w:unhideWhenUsed/>
+    <w:rsid w:val="00FD5707"/>
+    <w:pPr>
+      <w:spacing w:after="100"/>
+      <w:ind w:left="210"/>
+    </w:pPr>
+  </w:style>
   <w:style w:type="paragraph" w:styleId="TOC1">
     <w:name w:val="toc 1"/>
     <w:basedOn w:val="Normal"/>
@@ -32383,22 +32860,9 @@
     <w:autoRedefine/>
     <w:uiPriority w:val="39"/>
     <w:unhideWhenUsed/>
-    <w:rsid w:val="00191A0A"/>
+    <w:rsid w:val="00FD5707"/>
     <w:pPr>
       <w:spacing w:after="100"/>
-    </w:pPr>
-  </w:style>
-  <w:style w:type="paragraph" w:styleId="TOC2">
-    <w:name w:val="toc 2"/>
-    <w:basedOn w:val="Normal"/>
-    <w:next w:val="Normal"/>
-    <w:autoRedefine/>
-    <w:uiPriority w:val="39"/>
-    <w:unhideWhenUsed/>
-    <w:rsid w:val="00191A0A"/>
-    <w:pPr>
-      <w:spacing w:after="100"/>
-      <w:ind w:left="210"/>
     </w:pPr>
   </w:style>
 </w:styles>
